--- a/brand-identity/VerionAI-Brand-Identity.docx
+++ b/brand-identity/VerionAI-Brand-Identity.docx
@@ -90,7 +90,7 @@
           <w:rFonts w:ascii="Calibri" w:cs="Calibri" w:eastAsia="Calibri" w:hAnsi="Calibri"/>
           <w:b/>
           <w:bCs/>
-          <w:color w:val="7735ED"/>
+          <w:color w:val="7C3AED"/>
           <w:spacing w:val="150"/>
           <w:sz w:val="16"/>
           <w:szCs w:val="16"/>
@@ -169,7 +169,7 @@
           <w:rFonts w:ascii="Calibri" w:cs="Calibri" w:eastAsia="Calibri" w:hAnsi="Calibri"/>
           <w:b/>
           <w:bCs/>
-          <w:color w:val="7735ED"/>
+          <w:color w:val="7C3AED"/>
           <w:spacing w:val="150"/>
           <w:sz w:val="16"/>
           <w:szCs w:val="16"/>
@@ -196,7 +196,7 @@
     </w:p>
     <w:p>
       <w:pPr>
-        <w:spacing w:after="100" w:before="320"/>
+        <w:spacing w:after="100" w:before="300"/>
       </w:pPr>
       <w:r>
         <w:rPr>
@@ -207,7 +207,7 @@
           <w:sz w:val="26"/>
           <w:szCs w:val="26"/>
         </w:rPr>
-        <w:t xml:space="preserve">Logo Construction</w:t>
+        <w:t xml:space="preserve">Wordmark Construction</w:t>
       </w:r>
     </w:p>
     <w:p>
@@ -223,7 +223,7 @@
           <w:sz w:val="20"/>
           <w:szCs w:val="20"/>
         </w:rPr>
-        <w:t xml:space="preserve">The wordmark is assembled from three parts in a single inline row, using Inter ExtraBold (weight 800):</w:t>
+        <w:t xml:space="preserve">Three parts in a single inline row. All source values are from footer.tsx constants (verified):</w:t>
       </w:r>
     </w:p>
     <w:p>
@@ -256,7 +256,7 @@
         </w:trPr>
         <w:tc>
           <w:tcPr>
-            <w:tcW w:type="pct" w:w="12%"/>
+            <w:tcW w:type="pct" w:w="9%"/>
             <w:tcBorders>
               <w:top w:val="single" w:color="E5E7EB" w:sz="4"/>
               <w:left w:val="single" w:color="E5E7EB" w:sz="4"/>
@@ -285,7 +285,7 @@
         </w:tc>
         <w:tc>
           <w:tcPr>
-            <w:tcW w:type="pct" w:w="14%"/>
+            <w:tcW w:type="pct" w:w="13%"/>
             <w:tcBorders>
               <w:top w:val="single" w:color="E5E7EB" w:sz="4"/>
               <w:left w:val="single" w:color="E5E7EB" w:sz="4"/>
@@ -308,7 +308,7 @@
                 <w:sz w:val="18"/>
                 <w:szCs w:val="18"/>
               </w:rPr>
-              <w:t xml:space="preserve">Text</w:t>
+              <w:t xml:space="preserve">Content</w:t>
             </w:r>
           </w:p>
         </w:tc>
@@ -337,7 +337,7 @@
                 <w:sz w:val="18"/>
                 <w:szCs w:val="18"/>
               </w:rPr>
-              <w:t xml:space="preserve">Color (Light Bg)</w:t>
+              <w:t xml:space="preserve">Color — Light Bg</w:t>
             </w:r>
           </w:p>
         </w:tc>
@@ -366,13 +366,13 @@
                 <w:sz w:val="18"/>
                 <w:szCs w:val="18"/>
               </w:rPr>
-              <w:t xml:space="preserve">Color (Dark Bg)</w:t>
-            </w:r>
-          </w:p>
-        </w:tc>
-        <w:tc>
-          <w:tcPr>
-            <w:tcW w:type="pct" w:w="30%"/>
+              <w:t xml:space="preserve">Color — Dark Bg</w:t>
+            </w:r>
+          </w:p>
+        </w:tc>
+        <w:tc>
+          <w:tcPr>
+            <w:tcW w:type="pct" w:w="34%"/>
             <w:tcBorders>
               <w:top w:val="single" w:color="E5E7EB" w:sz="4"/>
               <w:left w:val="single" w:color="E5E7EB" w:sz="4"/>
@@ -395,7 +395,7 @@
                 <w:sz w:val="18"/>
                 <w:szCs w:val="18"/>
               </w:rPr>
-              <w:t xml:space="preserve">Style</w:t>
+              <w:t xml:space="preserve">Specifications</w:t>
             </w:r>
           </w:p>
         </w:tc>
@@ -403,7 +403,7 @@
       <w:tr>
         <w:tc>
           <w:tcPr>
-            <w:tcW w:type="pct" w:w="12%"/>
+            <w:tcW w:type="pct" w:w="9%"/>
             <w:tcBorders>
               <w:top w:val="single" w:color="E5E7EB" w:sz="4"/>
               <w:left w:val="single" w:color="E5E7EB" w:sz="4"/>
@@ -429,7 +429,7 @@
         </w:tc>
         <w:tc>
           <w:tcPr>
-            <w:tcW w:type="pct" w:w="14%"/>
+            <w:tcW w:type="pct" w:w="13%"/>
             <w:tcBorders>
               <w:top w:val="single" w:color="E5E7EB" w:sz="4"/>
               <w:left w:val="single" w:color="E5E7EB" w:sz="4"/>
@@ -475,7 +475,7 @@
                 <w:sz w:val="18"/>
                 <w:szCs w:val="18"/>
               </w:rPr>
-              <w:t xml:space="preserve">#D4196A (Pink)</w:t>
+              <w:t xml:space="preserve">#D4196A</w:t>
             </w:r>
           </w:p>
         </w:tc>
@@ -507,27 +507,27 @@
         </w:tc>
         <w:tc>
           <w:tcPr>
-            <w:tcW w:type="pct" w:w="30%"/>
-            <w:tcBorders>
-              <w:top w:val="single" w:color="E5E7EB" w:sz="4"/>
-              <w:left w:val="single" w:color="E5E7EB" w:sz="4"/>
-              <w:bottom w:val="single" w:color="E5E7EB" w:sz="4"/>
-              <w:right w:val="single" w:color="E5E7EB" w:sz="4"/>
-            </w:tcBorders>
-          </w:tcPr>
-          <w:p>
-            <w:pPr>
-              <w:spacing w:after="70" w:before="70"/>
-              <w:ind w:left="144"/>
-            </w:pPr>
-            <w:r>
-              <w:rPr>
-                <w:rFonts w:ascii="Calibri" w:cs="Calibri" w:eastAsia="Calibri" w:hAnsi="Calibri"/>
-                <w:color w:val="6B7280"/>
-                <w:sz w:val="18"/>
-                <w:szCs w:val="18"/>
-              </w:rPr>
-              <w:t xml:space="preserve">Inter 800, letter-spacing: −0.03em</w:t>
+            <w:tcW w:type="pct" w:w="34%"/>
+            <w:tcBorders>
+              <w:top w:val="single" w:color="E5E7EB" w:sz="4"/>
+              <w:left w:val="single" w:color="E5E7EB" w:sz="4"/>
+              <w:bottom w:val="single" w:color="E5E7EB" w:sz="4"/>
+              <w:right w:val="single" w:color="E5E7EB" w:sz="4"/>
+            </w:tcBorders>
+          </w:tcPr>
+          <w:p>
+            <w:pPr>
+              <w:spacing w:after="70" w:before="70"/>
+              <w:ind w:left="144"/>
+            </w:pPr>
+            <w:r>
+              <w:rPr>
+                <w:rFonts w:ascii="Calibri" w:cs="Calibri" w:eastAsia="Calibri" w:hAnsi="Calibri"/>
+                <w:color w:val="6B7280"/>
+                <w:sz w:val="18"/>
+                <w:szCs w:val="18"/>
+              </w:rPr>
+              <w:t xml:space="preserve">Inter, fontWeight: 800, fontSize: 18px, letterSpacing: -0.03em</w:t>
             </w:r>
           </w:p>
         </w:tc>
@@ -535,7 +535,7 @@
       <w:tr>
         <w:tc>
           <w:tcPr>
-            <w:tcW w:type="pct" w:w="12%"/>
+            <w:tcW w:type="pct" w:w="9%"/>
             <w:tcBorders>
               <w:top w:val="single" w:color="E5E7EB" w:sz="4"/>
               <w:left w:val="single" w:color="E5E7EB" w:sz="4"/>
@@ -556,13 +556,13 @@
                 <w:sz w:val="18"/>
                 <w:szCs w:val="18"/>
               </w:rPr>
-              <w:t xml:space="preserve">2 — Bars</w:t>
-            </w:r>
-          </w:p>
-        </w:tc>
-        <w:tc>
-          <w:tcPr>
-            <w:tcW w:type="pct" w:w="14%"/>
+              <w:t xml:space="preserve">2</w:t>
+            </w:r>
+          </w:p>
+        </w:tc>
+        <w:tc>
+          <w:tcPr>
+            <w:tcW w:type="pct" w:w="13%"/>
             <w:tcBorders>
               <w:top w:val="single" w:color="E5E7EB" w:sz="4"/>
               <w:left w:val="single" w:color="E5E7EB" w:sz="4"/>
@@ -583,7 +583,7 @@
                 <w:sz w:val="18"/>
                 <w:szCs w:val="18"/>
               </w:rPr>
-              <w:t xml:space="preserve">2 animated bars</w:t>
+              <w:t xml:space="preserve">Breathing bars</w:t>
             </w:r>
           </w:p>
         </w:tc>
@@ -610,7 +610,7 @@
                 <w:sz w:val="18"/>
                 <w:szCs w:val="18"/>
               </w:rPr>
-              <w:t xml:space="preserve">Bar 1: #111827 · Bar 2: #D4196A</w:t>
+              <w:t xml:space="preserve">Bar 1: #111827  Bar 2: #D4196A</w:t>
             </w:r>
           </w:p>
         </w:tc>
@@ -637,13 +637,13 @@
                 <w:sz w:val="18"/>
                 <w:szCs w:val="18"/>
               </w:rPr>
-              <w:t xml:space="preserve">Bar 1: #FFFFFF · Bar 2: #D4196A</w:t>
-            </w:r>
-          </w:p>
-        </w:tc>
-        <w:tc>
-          <w:tcPr>
-            <w:tcW w:type="pct" w:w="30%"/>
+              <w:t xml:space="preserve">Bar 1: #FFFFFF  Bar 2: #D4196A</w:t>
+            </w:r>
+          </w:p>
+        </w:tc>
+        <w:tc>
+          <w:tcPr>
+            <w:tcW w:type="pct" w:w="34%"/>
             <w:tcBorders>
               <w:top w:val="single" w:color="E5E7EB" w:sz="4"/>
               <w:left w:val="single" w:color="E5E7EB" w:sz="4"/>
@@ -664,7 +664,7 @@
                 <w:sz w:val="18"/>
                 <w:szCs w:val="18"/>
               </w:rPr>
-              <w:t xml:space="preserve">2 px wide, 11 px tall, pill-shaped, gap: 2 px between bars</w:t>
+              <w:t xml:space="preserve">width: 2px, height: 11px, gap: 2px, borderRadius: 99px, animates scaleY</w:t>
             </w:r>
           </w:p>
         </w:tc>
@@ -672,7 +672,7 @@
       <w:tr>
         <w:tc>
           <w:tcPr>
-            <w:tcW w:type="pct" w:w="12%"/>
+            <w:tcW w:type="pct" w:w="9%"/>
             <w:tcBorders>
               <w:top w:val="single" w:color="E5E7EB" w:sz="4"/>
               <w:left w:val="single" w:color="E5E7EB" w:sz="4"/>
@@ -698,7 +698,7 @@
         </w:tc>
         <w:tc>
           <w:tcPr>
-            <w:tcW w:type="pct" w:w="14%"/>
+            <w:tcW w:type="pct" w:w="13%"/>
             <w:tcBorders>
               <w:top w:val="single" w:color="E5E7EB" w:sz="4"/>
               <w:left w:val="single" w:color="E5E7EB" w:sz="4"/>
@@ -744,7 +744,7 @@
                 <w:sz w:val="18"/>
                 <w:szCs w:val="18"/>
               </w:rPr>
-              <w:t xml:space="preserve">#111827 (Black)</w:t>
+              <w:t xml:space="preserve">#111827</w:t>
             </w:r>
           </w:p>
         </w:tc>
@@ -770,33 +770,33 @@
                 <w:sz w:val="18"/>
                 <w:szCs w:val="18"/>
               </w:rPr>
-              <w:t xml:space="preserve">#FFFFFF (White)</w:t>
-            </w:r>
-          </w:p>
-        </w:tc>
-        <w:tc>
-          <w:tcPr>
-            <w:tcW w:type="pct" w:w="30%"/>
-            <w:tcBorders>
-              <w:top w:val="single" w:color="E5E7EB" w:sz="4"/>
-              <w:left w:val="single" w:color="E5E7EB" w:sz="4"/>
-              <w:bottom w:val="single" w:color="E5E7EB" w:sz="4"/>
-              <w:right w:val="single" w:color="E5E7EB" w:sz="4"/>
-            </w:tcBorders>
-          </w:tcPr>
-          <w:p>
-            <w:pPr>
-              <w:spacing w:after="70" w:before="70"/>
-              <w:ind w:left="144"/>
-            </w:pPr>
-            <w:r>
-              <w:rPr>
-                <w:rFonts w:ascii="Calibri" w:cs="Calibri" w:eastAsia="Calibri" w:hAnsi="Calibri"/>
-                <w:color w:val="6B7280"/>
-                <w:sz w:val="18"/>
-                <w:szCs w:val="18"/>
-              </w:rPr>
-              <w:t xml:space="preserve">Inter 800, same specs as part 1</w:t>
+              <w:t xml:space="preserve">#FFFFFF</w:t>
+            </w:r>
+          </w:p>
+        </w:tc>
+        <w:tc>
+          <w:tcPr>
+            <w:tcW w:type="pct" w:w="34%"/>
+            <w:tcBorders>
+              <w:top w:val="single" w:color="E5E7EB" w:sz="4"/>
+              <w:left w:val="single" w:color="E5E7EB" w:sz="4"/>
+              <w:bottom w:val="single" w:color="E5E7EB" w:sz="4"/>
+              <w:right w:val="single" w:color="E5E7EB" w:sz="4"/>
+            </w:tcBorders>
+          </w:tcPr>
+          <w:p>
+            <w:pPr>
+              <w:spacing w:after="70" w:before="70"/>
+              <w:ind w:left="144"/>
+            </w:pPr>
+            <w:r>
+              <w:rPr>
+                <w:rFonts w:ascii="Calibri" w:cs="Calibri" w:eastAsia="Calibri" w:hAnsi="Calibri"/>
+                <w:color w:val="6B7280"/>
+                <w:sz w:val="18"/>
+                <w:szCs w:val="18"/>
+              </w:rPr>
+              <w:t xml:space="preserve">Same Inter 800, fontSize: 18px, letterSpacing: -0.03em</w:t>
             </w:r>
           </w:p>
         </w:tc>
@@ -820,12 +820,12 @@
           <w:sz w:val="20"/>
           <w:szCs w:val="20"/>
         </w:rPr>
-        <w:t xml:space="preserve">Letter spacing: −0.03em  ·  Line height: 1  ·  Gap between the three parts: 4 px  ·  All parts inline-flex, vertically centred</w:t>
+        <w:t xml:space="preserve">Container: display inline-flex, alignItems center, gap: 4px, lineHeight: 1, userSelect: none</w:t>
       </w:r>
     </w:p>
     <w:p>
       <w:pPr>
-        <w:spacing w:after="100" w:before="320"/>
+        <w:spacing w:after="100" w:before="300"/>
       </w:pPr>
       <w:r>
         <w:rPr>
@@ -852,12 +852,12 @@
           <w:sz w:val="20"/>
           <w:szCs w:val="20"/>
         </w:rPr>
-        <w:t xml:space="preserve">Pink square (#D4196A) with a white serif 'V' letterform, border-radius ~20% (36 px on a 180×180 canvas). Use for browser tabs, app icons, and small-format digital contexts only.</w:t>
+        <w:t xml:space="preserve">Pink square (#D4196A) with a white serif 'V', borderRadius: 36px on a 180×180px canvas (20% rounding). Use for browser tabs, app icons, and small digital formats only.</w:t>
       </w:r>
     </w:p>
     <w:p>
       <w:pPr>
-        <w:spacing w:after="100" w:before="320"/>
+        <w:spacing w:after="100" w:before="300"/>
       </w:pPr>
       <w:r>
         <w:rPr>
@@ -868,7 +868,7 @@
           <w:sz w:val="26"/>
           <w:szCs w:val="26"/>
         </w:rPr>
-        <w:t xml:space="preserve">Do Not</w:t>
+        <w:t xml:space="preserve">Rules — Do Not</w:t>
       </w:r>
     </w:p>
     <w:p>
@@ -883,7 +883,7 @@
           <w:sz w:val="20"/>
           <w:szCs w:val="20"/>
         </w:rPr>
-        <w:t xml:space="preserve">• Separate 'Verion' and 'ai' with a plain space — the breathing bars are the visual separator</w:t>
+        <w:t xml:space="preserve">• Separate 'Verion' and 'ai' with a space — the breathing bars are the visual separator</w:t>
       </w:r>
     </w:p>
     <w:p>
@@ -898,7 +898,7 @@
           <w:sz w:val="20"/>
           <w:szCs w:val="20"/>
         </w:rPr>
-        <w:t xml:space="preserve">• Recolour the pink (#D4196A) part of the wordmark on any background</w:t>
+        <w:t xml:space="preserve">• Recolour the #D4196A sections of the wordmark on any background</w:t>
       </w:r>
     </w:p>
     <w:p>
@@ -913,7 +913,7 @@
           <w:sz w:val="20"/>
           <w:szCs w:val="20"/>
         </w:rPr>
-        <w:t xml:space="preserve">• Use the logo below 14 px total height</w:t>
+        <w:t xml:space="preserve">• Use the wordmark below 14px total height</w:t>
       </w:r>
     </w:p>
     <w:p>
@@ -943,7 +943,7 @@
           <w:sz w:val="20"/>
           <w:szCs w:val="20"/>
         </w:rPr>
-        <w:t xml:space="preserve">• Render the bars as static — they animate (scaleY) in digital contexts</w:t>
+        <w:t xml:space="preserve">• Render bars as static in digital contexts — they animate (scaleY oscillation, 1.5s loop)</w:t>
       </w:r>
     </w:p>
     <w:p>
@@ -963,7 +963,7 @@
           <w:rFonts w:ascii="Calibri" w:cs="Calibri" w:eastAsia="Calibri" w:hAnsi="Calibri"/>
           <w:b/>
           <w:bCs/>
-          <w:color w:val="7735ED"/>
+          <w:color w:val="7C3AED"/>
           <w:spacing w:val="150"/>
           <w:sz w:val="16"/>
           <w:szCs w:val="16"/>
@@ -1001,12 +1001,12 @@
           <w:sz w:val="20"/>
           <w:szCs w:val="20"/>
         </w:rPr>
-        <w:t xml:space="preserve">All values are taken directly from the site's CSS custom properties and inline JS constants (index.css + page files).</w:t>
+        <w:t xml:space="preserve">All values extracted and verified from index.css custom properties and page-level JS constants.</w:t>
       </w:r>
     </w:p>
     <w:p>
       <w:pPr>
-        <w:spacing w:before="120"/>
+        <w:spacing w:before="100"/>
       </w:pPr>
     </w:p>
     <w:tbl>
@@ -1033,7 +1033,7 @@
         </w:trPr>
         <w:tc>
           <w:tcPr>
-            <w:tcW w:type="pct" w:w="12%"/>
+            <w:tcW w:type="pct" w:w="10%"/>
             <w:tcBorders>
               <w:top w:val="single" w:color="E5E7EB" w:sz="4"/>
               <w:left w:val="single" w:color="E5E7EB" w:sz="4"/>
@@ -1062,7 +1062,7 @@
         </w:tc>
         <w:tc>
           <w:tcPr>
-            <w:tcW w:type="pct" w:w="24%"/>
+            <w:tcW w:type="pct" w:w="22%"/>
             <w:tcBorders>
               <w:top w:val="single" w:color="E5E7EB" w:sz="4"/>
               <w:left w:val="single" w:color="E5E7EB" w:sz="4"/>
@@ -1091,7 +1091,7 @@
         </w:tc>
         <w:tc>
           <w:tcPr>
-            <w:tcW w:type="pct" w:w="26%"/>
+            <w:tcW w:type="pct" w:w="28%"/>
             <w:tcBorders>
               <w:top w:val="single" w:color="E5E7EB" w:sz="4"/>
               <w:left w:val="single" w:color="E5E7EB" w:sz="4"/>
@@ -1114,13 +1114,13 @@
                 <w:sz w:val="18"/>
                 <w:szCs w:val="18"/>
               </w:rPr>
-              <w:t xml:space="preserve">Value</w:t>
-            </w:r>
-          </w:p>
-        </w:tc>
-        <w:tc>
-          <w:tcPr>
-            <w:tcW w:type="pct" w:w="38%"/>
+              <w:t xml:space="preserve">CSS / JS Value</w:t>
+            </w:r>
+          </w:p>
+        </w:tc>
+        <w:tc>
+          <w:tcPr>
+            <w:tcW w:type="pct" w:w="40%"/>
             <w:tcBorders>
               <w:top w:val="single" w:color="E5E7EB" w:sz="4"/>
               <w:left w:val="single" w:color="E5E7EB" w:sz="4"/>
@@ -1151,7 +1151,7 @@
       <w:tr>
         <w:tc>
           <w:tcPr>
-            <w:tcW w:type="pct" w:w="12%"/>
+            <w:tcW w:type="pct" w:w="10%"/>
             <w:tcBorders>
               <w:top w:val="single" w:color="E5E7EB" w:sz="4"/>
               <w:left w:val="single" w:color="E5E7EB" w:sz="4"/>
@@ -1164,7 +1164,7 @@
         </w:tc>
         <w:tc>
           <w:tcPr>
-            <w:tcW w:type="pct" w:w="23%"/>
+            <w:tcW w:type="pct" w:w="22%"/>
             <w:tcBorders>
               <w:top w:val="single" w:color="E5E7EB" w:sz="4"/>
               <w:left w:val="single" w:color="E5E7EB" w:sz="4"/>
@@ -1183,8 +1183,8 @@
                 <w:b/>
                 <w:bCs/>
                 <w:color w:val="111827"/>
-                <w:sz w:val="20"/>
-                <w:szCs w:val="20"/>
+                <w:sz w:val="19"/>
+                <w:szCs w:val="19"/>
               </w:rPr>
               <w:t xml:space="preserve">VerionAI Pink</w:t>
             </w:r>
@@ -1192,7 +1192,7 @@
         </w:tc>
         <w:tc>
           <w:tcPr>
-            <w:tcW w:type="pct" w:w="22%"/>
+            <w:tcW w:type="pct" w:w="25%"/>
             <w:tcBorders>
               <w:top w:val="single" w:color="E5E7EB" w:sz="4"/>
               <w:left w:val="single" w:color="E5E7EB" w:sz="4"/>
@@ -1207,12 +1207,12 @@
             </w:pPr>
             <w:r>
               <w:rPr>
-                <w:rFonts w:ascii="Calibri" w:cs="Calibri" w:eastAsia="Calibri" w:hAnsi="Calibri"/>
+                <w:rFonts w:ascii="Courier New" w:cs="Courier New" w:eastAsia="Courier New" w:hAnsi="Courier New"/>
                 <w:color w:val="9CA3AF"/>
-                <w:sz w:val="18"/>
-                <w:szCs w:val="18"/>
-              </w:rPr>
-              <w:t xml:space="preserve">#D4196A  (hsl 328 82% 52%)</w:t>
+                <w:sz w:val="17"/>
+                <w:szCs w:val="17"/>
+              </w:rPr>
+              <w:t xml:space="preserve">#D4196A  (--primary: hsl 328 82% 52%)</w:t>
             </w:r>
           </w:p>
         </w:tc>
@@ -1246,20 +1246,20 @@
       <w:tr>
         <w:tc>
           <w:tcPr>
-            <w:tcW w:type="pct" w:w="12%"/>
-            <w:tcBorders>
-              <w:top w:val="single" w:color="E5E7EB" w:sz="4"/>
-              <w:left w:val="single" w:color="E5E7EB" w:sz="4"/>
-              <w:bottom w:val="single" w:color="E5E7EB" w:sz="4"/>
-              <w:right w:val="single" w:color="E5E7EB" w:sz="4"/>
-            </w:tcBorders>
-            <w:shd w:fill="7735ED" w:color="7735ED" w:val="solid"/>
+            <w:tcW w:type="pct" w:w="10%"/>
+            <w:tcBorders>
+              <w:top w:val="single" w:color="E5E7EB" w:sz="4"/>
+              <w:left w:val="single" w:color="E5E7EB" w:sz="4"/>
+              <w:bottom w:val="single" w:color="E5E7EB" w:sz="4"/>
+              <w:right w:val="single" w:color="E5E7EB" w:sz="4"/>
+            </w:tcBorders>
+            <w:shd w:fill="7C3AED" w:color="7C3AED" w:val="solid"/>
           </w:tcPr>
           <w:p/>
         </w:tc>
         <w:tc>
           <w:tcPr>
-            <w:tcW w:type="pct" w:w="23%"/>
+            <w:tcW w:type="pct" w:w="22%"/>
             <w:tcBorders>
               <w:top w:val="single" w:color="E5E7EB" w:sz="4"/>
               <w:left w:val="single" w:color="E5E7EB" w:sz="4"/>
@@ -1278,8 +1278,8 @@
                 <w:b/>
                 <w:bCs/>
                 <w:color w:val="111827"/>
-                <w:sz w:val="20"/>
-                <w:szCs w:val="20"/>
+                <w:sz w:val="19"/>
+                <w:szCs w:val="19"/>
               </w:rPr>
               <w:t xml:space="preserve">Brand Purple</w:t>
             </w:r>
@@ -1287,7 +1287,7 @@
         </w:tc>
         <w:tc>
           <w:tcPr>
-            <w:tcW w:type="pct" w:w="22%"/>
+            <w:tcW w:type="pct" w:w="25%"/>
             <w:tcBorders>
               <w:top w:val="single" w:color="E5E7EB" w:sz="4"/>
               <w:left w:val="single" w:color="E5E7EB" w:sz="4"/>
@@ -1302,12 +1302,12 @@
             </w:pPr>
             <w:r>
               <w:rPr>
-                <w:rFonts w:ascii="Calibri" w:cs="Calibri" w:eastAsia="Calibri" w:hAnsi="Calibri"/>
+                <w:rFonts w:ascii="Courier New" w:cs="Courier New" w:eastAsia="Courier New" w:hAnsi="Courier New"/>
                 <w:color w:val="9CA3AF"/>
-                <w:sz w:val="18"/>
-                <w:szCs w:val="18"/>
-              </w:rPr>
-              <w:t xml:space="preserve">hsl(262 83% 55%)</w:t>
+                <w:sz w:val="17"/>
+                <w:szCs w:val="17"/>
+              </w:rPr>
+              <w:t xml:space="preserve">hsl(262 83% 55%)  (--accent: 262 83% 58%)</w:t>
             </w:r>
           </w:p>
         </w:tc>
@@ -1333,7 +1333,7 @@
                 <w:sz w:val="18"/>
                 <w:szCs w:val="18"/>
               </w:rPr>
-              <w:t xml:space="preserve">Eyebrow / category labels ONLY — always UPPERCASE, wide spacing. Never used as a CTA.</w:t>
+              <w:t xml:space="preserve">Eyebrow / category labels ONLY — always UPPERCASE + wide tracking. Never a CTA colour.</w:t>
             </w:r>
           </w:p>
         </w:tc>
@@ -1341,7 +1341,7 @@
       <w:tr>
         <w:tc>
           <w:tcPr>
-            <w:tcW w:type="pct" w:w="12%"/>
+            <w:tcW w:type="pct" w:w="10%"/>
             <w:tcBorders>
               <w:top w:val="single" w:color="E5E7EB" w:sz="4"/>
               <w:left w:val="single" w:color="E5E7EB" w:sz="4"/>
@@ -1354,7 +1354,7 @@
         </w:tc>
         <w:tc>
           <w:tcPr>
-            <w:tcW w:type="pct" w:w="23%"/>
+            <w:tcW w:type="pct" w:w="22%"/>
             <w:tcBorders>
               <w:top w:val="single" w:color="E5E7EB" w:sz="4"/>
               <w:left w:val="single" w:color="E5E7EB" w:sz="4"/>
@@ -1373,8 +1373,8 @@
                 <w:b/>
                 <w:bCs/>
                 <w:color w:val="111827"/>
-                <w:sz w:val="20"/>
-                <w:szCs w:val="20"/>
+                <w:sz w:val="19"/>
+                <w:szCs w:val="19"/>
               </w:rPr>
               <w:t xml:space="preserve">Near Black</w:t>
             </w:r>
@@ -1382,7 +1382,7 @@
         </w:tc>
         <w:tc>
           <w:tcPr>
-            <w:tcW w:type="pct" w:w="22%"/>
+            <w:tcW w:type="pct" w:w="25%"/>
             <w:tcBorders>
               <w:top w:val="single" w:color="E5E7EB" w:sz="4"/>
               <w:left w:val="single" w:color="E5E7EB" w:sz="4"/>
@@ -1397,12 +1397,12 @@
             </w:pPr>
             <w:r>
               <w:rPr>
-                <w:rFonts w:ascii="Calibri" w:cs="Calibri" w:eastAsia="Calibri" w:hAnsi="Calibri"/>
+                <w:rFonts w:ascii="Courier New" w:cs="Courier New" w:eastAsia="Courier New" w:hAnsi="Courier New"/>
                 <w:color w:val="9CA3AF"/>
-                <w:sz w:val="18"/>
-                <w:szCs w:val="18"/>
-              </w:rPr>
-              <w:t xml:space="preserve">#111827  (hsl 222 47% 9%)</w:t>
+                <w:sz w:val="17"/>
+                <w:szCs w:val="17"/>
+              </w:rPr>
+              <w:t xml:space="preserve">#111827  (footer.tsx: const BLACK)</w:t>
             </w:r>
           </w:p>
         </w:tc>
@@ -1428,7 +1428,7 @@
                 <w:sz w:val="18"/>
                 <w:szCs w:val="18"/>
               </w:rPr>
-              <w:t xml:space="preserve">All headings, nav links, logo 'ai' on light backgrounds. Tailwind: gray-950</w:t>
+              <w:t xml:space="preserve">All headings, nav links, logo 'ai' on light backgrounds, dark text</w:t>
             </w:r>
           </w:p>
         </w:tc>
@@ -1436,7 +1436,7 @@
       <w:tr>
         <w:tc>
           <w:tcPr>
-            <w:tcW w:type="pct" w:w="12%"/>
+            <w:tcW w:type="pct" w:w="10%"/>
             <w:tcBorders>
               <w:top w:val="single" w:color="E5E7EB" w:sz="4"/>
               <w:left w:val="single" w:color="E5E7EB" w:sz="4"/>
@@ -1449,7 +1449,7 @@
         </w:tc>
         <w:tc>
           <w:tcPr>
-            <w:tcW w:type="pct" w:w="23%"/>
+            <w:tcW w:type="pct" w:w="22%"/>
             <w:tcBorders>
               <w:top w:val="single" w:color="E5E7EB" w:sz="4"/>
               <w:left w:val="single" w:color="E5E7EB" w:sz="4"/>
@@ -1468,16 +1468,16 @@
                 <w:b/>
                 <w:bCs/>
                 <w:color w:val="111827"/>
-                <w:sz w:val="20"/>
-                <w:szCs w:val="20"/>
-              </w:rPr>
-              <w:t xml:space="preserve">Cool Gray</w:t>
-            </w:r>
-          </w:p>
-        </w:tc>
-        <w:tc>
-          <w:tcPr>
-            <w:tcW w:type="pct" w:w="22%"/>
+                <w:sz w:val="19"/>
+                <w:szCs w:val="19"/>
+              </w:rPr>
+              <w:t xml:space="preserve">Body Gray</w:t>
+            </w:r>
+          </w:p>
+        </w:tc>
+        <w:tc>
+          <w:tcPr>
+            <w:tcW w:type="pct" w:w="25%"/>
             <w:tcBorders>
               <w:top w:val="single" w:color="E5E7EB" w:sz="4"/>
               <w:left w:val="single" w:color="E5E7EB" w:sz="4"/>
@@ -1492,12 +1492,12 @@
             </w:pPr>
             <w:r>
               <w:rPr>
-                <w:rFonts w:ascii="Calibri" w:cs="Calibri" w:eastAsia="Calibri" w:hAnsi="Calibri"/>
+                <w:rFonts w:ascii="Courier New" w:cs="Courier New" w:eastAsia="Courier New" w:hAnsi="Courier New"/>
                 <w:color w:val="9CA3AF"/>
-                <w:sz w:val="18"/>
-                <w:szCs w:val="18"/>
-              </w:rPr>
-              <w:t xml:space="preserve">#6B7280  (Tailwind gray-500)</w:t>
+                <w:sz w:val="17"/>
+                <w:szCs w:val="17"/>
+              </w:rPr>
+              <w:t xml:space="preserve">Tailwind gray-500  #6B7280</w:t>
             </w:r>
           </w:p>
         </w:tc>
@@ -1523,7 +1523,7 @@
                 <w:sz w:val="18"/>
                 <w:szCs w:val="18"/>
               </w:rPr>
-              <w:t xml:space="preserve">Body text, descriptions, secondary copy. CSS: --muted-foreground ≈ hsl(220 9% 46%)</w:t>
+              <w:t xml:space="preserve">Body text, descriptions. CSS: --muted-foreground ≈ hsl(220 9% 46%)</w:t>
             </w:r>
           </w:p>
         </w:tc>
@@ -1531,7 +1531,7 @@
       <w:tr>
         <w:tc>
           <w:tcPr>
-            <w:tcW w:type="pct" w:w="12%"/>
+            <w:tcW w:type="pct" w:w="10%"/>
             <w:tcBorders>
               <w:top w:val="single" w:color="E5E7EB" w:sz="4"/>
               <w:left w:val="single" w:color="E5E7EB" w:sz="4"/>
@@ -1544,7 +1544,7 @@
         </w:tc>
         <w:tc>
           <w:tcPr>
-            <w:tcW w:type="pct" w:w="23%"/>
+            <w:tcW w:type="pct" w:w="22%"/>
             <w:tcBorders>
               <w:top w:val="single" w:color="E5E7EB" w:sz="4"/>
               <w:left w:val="single" w:color="E5E7EB" w:sz="4"/>
@@ -1563,8 +1563,8 @@
                 <w:b/>
                 <w:bCs/>
                 <w:color w:val="111827"/>
-                <w:sz w:val="20"/>
-                <w:szCs w:val="20"/>
+                <w:sz w:val="19"/>
+                <w:szCs w:val="19"/>
               </w:rPr>
               <w:t xml:space="preserve">Muted Gray</w:t>
             </w:r>
@@ -1572,7 +1572,7 @@
         </w:tc>
         <w:tc>
           <w:tcPr>
-            <w:tcW w:type="pct" w:w="22%"/>
+            <w:tcW w:type="pct" w:w="25%"/>
             <w:tcBorders>
               <w:top w:val="single" w:color="E5E7EB" w:sz="4"/>
               <w:left w:val="single" w:color="E5E7EB" w:sz="4"/>
@@ -1587,12 +1587,12 @@
             </w:pPr>
             <w:r>
               <w:rPr>
-                <w:rFonts w:ascii="Calibri" w:cs="Calibri" w:eastAsia="Calibri" w:hAnsi="Calibri"/>
+                <w:rFonts w:ascii="Courier New" w:cs="Courier New" w:eastAsia="Courier New" w:hAnsi="Courier New"/>
                 <w:color w:val="9CA3AF"/>
-                <w:sz w:val="18"/>
-                <w:szCs w:val="18"/>
-              </w:rPr>
-              <w:t xml:space="preserve">#9CA3AF  (Tailwind gray-400)</w:t>
+                <w:sz w:val="17"/>
+                <w:szCs w:val="17"/>
+              </w:rPr>
+              <w:t xml:space="preserve">Tailwind gray-400  #9CA3AF</w:t>
             </w:r>
           </w:p>
         </w:tc>
@@ -1626,7 +1626,7 @@
       <w:tr>
         <w:tc>
           <w:tcPr>
-            <w:tcW w:type="pct" w:w="12%"/>
+            <w:tcW w:type="pct" w:w="10%"/>
             <w:tcBorders>
               <w:top w:val="single" w:color="E5E7EB" w:sz="4"/>
               <w:left w:val="single" w:color="E5E7EB" w:sz="4"/>
@@ -1639,7 +1639,7 @@
         </w:tc>
         <w:tc>
           <w:tcPr>
-            <w:tcW w:type="pct" w:w="23%"/>
+            <w:tcW w:type="pct" w:w="22%"/>
             <w:tcBorders>
               <w:top w:val="single" w:color="E5E7EB" w:sz="4"/>
               <w:left w:val="single" w:color="E5E7EB" w:sz="4"/>
@@ -1658,8 +1658,8 @@
                 <w:b/>
                 <w:bCs/>
                 <w:color w:val="111827"/>
-                <w:sz w:val="20"/>
-                <w:szCs w:val="20"/>
+                <w:sz w:val="19"/>
+                <w:szCs w:val="19"/>
               </w:rPr>
               <w:t xml:space="preserve">Border Gray</w:t>
             </w:r>
@@ -1667,7 +1667,7 @@
         </w:tc>
         <w:tc>
           <w:tcPr>
-            <w:tcW w:type="pct" w:w="22%"/>
+            <w:tcW w:type="pct" w:w="25%"/>
             <w:tcBorders>
               <w:top w:val="single" w:color="E5E7EB" w:sz="4"/>
               <w:left w:val="single" w:color="E5E7EB" w:sz="4"/>
@@ -1682,12 +1682,12 @@
             </w:pPr>
             <w:r>
               <w:rPr>
-                <w:rFonts w:ascii="Calibri" w:cs="Calibri" w:eastAsia="Calibri" w:hAnsi="Calibri"/>
+                <w:rFonts w:ascii="Courier New" w:cs="Courier New" w:eastAsia="Courier New" w:hAnsi="Courier New"/>
                 <w:color w:val="9CA3AF"/>
-                <w:sz w:val="18"/>
-                <w:szCs w:val="18"/>
-              </w:rPr>
-              <w:t xml:space="preserve">#E5E7EB  (Tailwind gray-200)</w:t>
+                <w:sz w:val="17"/>
+                <w:szCs w:val="17"/>
+              </w:rPr>
+              <w:t xml:space="preserve">--border: hsl(220 13% 91%)  Tailwind gray-200</w:t>
             </w:r>
           </w:p>
         </w:tc>
@@ -1713,7 +1713,7 @@
                 <w:sz w:val="18"/>
                 <w:szCs w:val="18"/>
               </w:rPr>
-              <w:t xml:space="preserve">Card borders (enterprise-card), dividers, hairlines. CSS: --border: hsl(220 13% 91%)</w:t>
+              <w:t xml:space="preserve">Card borders (border-gray-200), dividers, hairlines</w:t>
             </w:r>
           </w:p>
         </w:tc>
@@ -1721,7 +1721,7 @@
       <w:tr>
         <w:tc>
           <w:tcPr>
-            <w:tcW w:type="pct" w:w="12%"/>
+            <w:tcW w:type="pct" w:w="10%"/>
             <w:tcBorders>
               <w:top w:val="single" w:color="E5E7EB" w:sz="4"/>
               <w:left w:val="single" w:color="E5E7EB" w:sz="4"/>
@@ -1734,7 +1734,7 @@
         </w:tc>
         <w:tc>
           <w:tcPr>
-            <w:tcW w:type="pct" w:w="23%"/>
+            <w:tcW w:type="pct" w:w="22%"/>
             <w:tcBorders>
               <w:top w:val="single" w:color="E5E7EB" w:sz="4"/>
               <w:left w:val="single" w:color="E5E7EB" w:sz="4"/>
@@ -1753,8 +1753,8 @@
                 <w:b/>
                 <w:bCs/>
                 <w:color w:val="111827"/>
-                <w:sz w:val="20"/>
-                <w:szCs w:val="20"/>
+                <w:sz w:val="19"/>
+                <w:szCs w:val="19"/>
               </w:rPr>
               <w:t xml:space="preserve">Card Surface</w:t>
             </w:r>
@@ -1762,7 +1762,7 @@
         </w:tc>
         <w:tc>
           <w:tcPr>
-            <w:tcW w:type="pct" w:w="22%"/>
+            <w:tcW w:type="pct" w:w="25%"/>
             <w:tcBorders>
               <w:top w:val="single" w:color="E5E7EB" w:sz="4"/>
               <w:left w:val="single" w:color="E5E7EB" w:sz="4"/>
@@ -1777,12 +1777,12 @@
             </w:pPr>
             <w:r>
               <w:rPr>
-                <w:rFonts w:ascii="Calibri" w:cs="Calibri" w:eastAsia="Calibri" w:hAnsi="Calibri"/>
+                <w:rFonts w:ascii="Courier New" w:cs="Courier New" w:eastAsia="Courier New" w:hAnsi="Courier New"/>
                 <w:color w:val="9CA3AF"/>
-                <w:sz w:val="18"/>
-                <w:szCs w:val="18"/>
-              </w:rPr>
-              <w:t xml:space="preserve">#FAFAFA  (hsl 0 0% 98%)</w:t>
+                <w:sz w:val="17"/>
+                <w:szCs w:val="17"/>
+              </w:rPr>
+              <w:t xml:space="preserve">--card: hsl(0 0% 98%)</w:t>
             </w:r>
           </w:p>
         </w:tc>
@@ -1808,7 +1808,7 @@
                 <w:sz w:val="18"/>
                 <w:szCs w:val="18"/>
               </w:rPr>
-              <w:t xml:space="preserve">Card backgrounds. CSS var: --card: hsl(0 0% 98%)</w:t>
+              <w:t xml:space="preserve">Card backgrounds (CSS variable)</w:t>
             </w:r>
           </w:p>
         </w:tc>
@@ -1816,7 +1816,7 @@
       <w:tr>
         <w:tc>
           <w:tcPr>
-            <w:tcW w:type="pct" w:w="12%"/>
+            <w:tcW w:type="pct" w:w="10%"/>
             <w:tcBorders>
               <w:top w:val="single" w:color="E5E7EB" w:sz="4"/>
               <w:left w:val="single" w:color="E5E7EB" w:sz="4"/>
@@ -1829,7 +1829,7 @@
         </w:tc>
         <w:tc>
           <w:tcPr>
-            <w:tcW w:type="pct" w:w="23%"/>
+            <w:tcW w:type="pct" w:w="22%"/>
             <w:tcBorders>
               <w:top w:val="single" w:color="E5E7EB" w:sz="4"/>
               <w:left w:val="single" w:color="E5E7EB" w:sz="4"/>
@@ -1848,8 +1848,8 @@
                 <w:b/>
                 <w:bCs/>
                 <w:color w:val="111827"/>
-                <w:sz w:val="20"/>
-                <w:szCs w:val="20"/>
+                <w:sz w:val="19"/>
+                <w:szCs w:val="19"/>
               </w:rPr>
               <w:t xml:space="preserve">Section Alt</w:t>
             </w:r>
@@ -1857,7 +1857,7 @@
         </w:tc>
         <w:tc>
           <w:tcPr>
-            <w:tcW w:type="pct" w:w="22%"/>
+            <w:tcW w:type="pct" w:w="25%"/>
             <w:tcBorders>
               <w:top w:val="single" w:color="E5E7EB" w:sz="4"/>
               <w:left w:val="single" w:color="E5E7EB" w:sz="4"/>
@@ -1872,12 +1872,12 @@
             </w:pPr>
             <w:r>
               <w:rPr>
-                <w:rFonts w:ascii="Calibri" w:cs="Calibri" w:eastAsia="Calibri" w:hAnsi="Calibri"/>
+                <w:rFonts w:ascii="Courier New" w:cs="Courier New" w:eastAsia="Courier New" w:hAnsi="Courier New"/>
                 <w:color w:val="9CA3AF"/>
-                <w:sz w:val="18"/>
-                <w:szCs w:val="18"/>
-              </w:rPr>
-              <w:t xml:space="preserve">hsl(220 14% 97%)</w:t>
+                <w:sz w:val="17"/>
+                <w:szCs w:val="17"/>
+              </w:rPr>
+              <w:t xml:space="preserve">.section-alt: hsl(220 14% 97%)</w:t>
             </w:r>
           </w:p>
         </w:tc>
@@ -1903,7 +1903,7 @@
                 <w:sz w:val="18"/>
                 <w:szCs w:val="18"/>
               </w:rPr>
-              <w:t xml:space="preserve">Alternate section backgrounds. CSS class: .section-alt</w:t>
+              <w:t xml:space="preserve">Alternate section backgrounds</w:t>
             </w:r>
           </w:p>
         </w:tc>
@@ -1911,7 +1911,7 @@
       <w:tr>
         <w:tc>
           <w:tcPr>
-            <w:tcW w:type="pct" w:w="12%"/>
+            <w:tcW w:type="pct" w:w="10%"/>
             <w:tcBorders>
               <w:top w:val="single" w:color="E5E7EB" w:sz="4"/>
               <w:left w:val="single" w:color="E5E7EB" w:sz="4"/>
@@ -1924,7 +1924,7 @@
         </w:tc>
         <w:tc>
           <w:tcPr>
-            <w:tcW w:type="pct" w:w="23%"/>
+            <w:tcW w:type="pct" w:w="22%"/>
             <w:tcBorders>
               <w:top w:val="single" w:color="E5E7EB" w:sz="4"/>
               <w:left w:val="single" w:color="E5E7EB" w:sz="4"/>
@@ -1943,8 +1943,8 @@
                 <w:b/>
                 <w:bCs/>
                 <w:color w:val="111827"/>
-                <w:sz w:val="20"/>
-                <w:szCs w:val="20"/>
+                <w:sz w:val="19"/>
+                <w:szCs w:val="19"/>
               </w:rPr>
               <w:t xml:space="preserve">White</w:t>
             </w:r>
@@ -1952,7 +1952,7 @@
         </w:tc>
         <w:tc>
           <w:tcPr>
-            <w:tcW w:type="pct" w:w="22%"/>
+            <w:tcW w:type="pct" w:w="25%"/>
             <w:tcBorders>
               <w:top w:val="single" w:color="E5E7EB" w:sz="4"/>
               <w:left w:val="single" w:color="E5E7EB" w:sz="4"/>
@@ -1967,12 +1967,12 @@
             </w:pPr>
             <w:r>
               <w:rPr>
-                <w:rFonts w:ascii="Calibri" w:cs="Calibri" w:eastAsia="Calibri" w:hAnsi="Calibri"/>
+                <w:rFonts w:ascii="Courier New" w:cs="Courier New" w:eastAsia="Courier New" w:hAnsi="Courier New"/>
                 <w:color w:val="9CA3AF"/>
-                <w:sz w:val="18"/>
-                <w:szCs w:val="18"/>
-              </w:rPr>
-              <w:t xml:space="preserve">#FFFFFF</w:t>
+                <w:sz w:val="17"/>
+                <w:szCs w:val="17"/>
+              </w:rPr>
+              <w:t xml:space="preserve">--background: hsl(0 0% 100%)</w:t>
             </w:r>
           </w:p>
         </w:tc>
@@ -2006,7 +2006,7 @@
       <w:tr>
         <w:tc>
           <w:tcPr>
-            <w:tcW w:type="pct" w:w="12%"/>
+            <w:tcW w:type="pct" w:w="10%"/>
             <w:tcBorders>
               <w:top w:val="single" w:color="E5E7EB" w:sz="4"/>
               <w:left w:val="single" w:color="E5E7EB" w:sz="4"/>
@@ -2019,7 +2019,7 @@
         </w:tc>
         <w:tc>
           <w:tcPr>
-            <w:tcW w:type="pct" w:w="23%"/>
+            <w:tcW w:type="pct" w:w="22%"/>
             <w:tcBorders>
               <w:top w:val="single" w:color="E5E7EB" w:sz="4"/>
               <w:left w:val="single" w:color="E5E7EB" w:sz="4"/>
@@ -2038,16 +2038,16 @@
                 <w:b/>
                 <w:bCs/>
                 <w:color w:val="111827"/>
-                <w:sz w:val="20"/>
-                <w:szCs w:val="20"/>
-              </w:rPr>
-              <w:t xml:space="preserve">Near Black (Dark)</w:t>
-            </w:r>
-          </w:p>
-        </w:tc>
-        <w:tc>
-          <w:tcPr>
-            <w:tcW w:type="pct" w:w="22%"/>
+                <w:sz w:val="19"/>
+                <w:szCs w:val="19"/>
+              </w:rPr>
+              <w:t xml:space="preserve">Dark Surface</w:t>
+            </w:r>
+          </w:p>
+        </w:tc>
+        <w:tc>
+          <w:tcPr>
+            <w:tcW w:type="pct" w:w="25%"/>
             <w:tcBorders>
               <w:top w:val="single" w:color="E5E7EB" w:sz="4"/>
               <w:left w:val="single" w:color="E5E7EB" w:sz="4"/>
@@ -2062,12 +2062,12 @@
             </w:pPr>
             <w:r>
               <w:rPr>
-                <w:rFonts w:ascii="Calibri" w:cs="Calibri" w:eastAsia="Calibri" w:hAnsi="Calibri"/>
+                <w:rFonts w:ascii="Courier New" w:cs="Courier New" w:eastAsia="Courier New" w:hAnsi="Courier New"/>
                 <w:color w:val="9CA3AF"/>
-                <w:sz w:val="18"/>
-                <w:szCs w:val="18"/>
-              </w:rPr>
-              <w:t xml:space="preserve">#0A0A0A</w:t>
+                <w:sz w:val="17"/>
+                <w:szCs w:val="17"/>
+              </w:rPr>
+              <w:t xml:space="preserve">Verion Engage page only — hardcoded</w:t>
             </w:r>
           </w:p>
         </w:tc>
@@ -2093,7 +2093,7 @@
                 <w:sz w:val="18"/>
                 <w:szCs w:val="18"/>
               </w:rPr>
-              <w:t xml:space="preserve">Dark-theme surfaces (product demo pages only — Verion Engage page)</w:t>
+              <w:t xml:space="preserve">Dark product demo surfaces only — not for general use</w:t>
             </w:r>
           </w:p>
         </w:tc>
@@ -2106,7 +2106,7 @@
     </w:p>
     <w:p>
       <w:pPr>
-        <w:spacing w:after="100" w:before="320"/>
+        <w:spacing w:after="100" w:before="300"/>
       </w:pPr>
       <w:r>
         <w:rPr>
@@ -2117,7 +2117,7 @@
           <w:sz w:val="26"/>
           <w:szCs w:val="26"/>
         </w:rPr>
-        <w:t xml:space="preserve">Color Usage Rules</w:t>
+        <w:t xml:space="preserve">Usage Rules</w:t>
       </w:r>
     </w:p>
     <w:p>
@@ -2132,7 +2132,7 @@
           <w:sz w:val="20"/>
           <w:szCs w:val="20"/>
         </w:rPr>
-        <w:t xml:space="preserve">• Pink (#D4196A) is the only colour used for primary CTAs</w:t>
+        <w:t xml:space="preserve">• #D4196A is the only colour used for primary CTAs</w:t>
       </w:r>
     </w:p>
     <w:p>
@@ -2147,7 +2147,7 @@
           <w:sz w:val="20"/>
           <w:szCs w:val="20"/>
         </w:rPr>
-        <w:t xml:space="preserve">• Purple (hsl 262 83% 55%) is reserved exclusively for eyebrow/category labels</w:t>
+        <w:t xml:space="preserve">• hsl(262 83% 55%) is reserved exclusively for eyebrow / category labels</w:t>
       </w:r>
     </w:p>
     <w:p>
@@ -2162,7 +2162,7 @@
           <w:sz w:val="20"/>
           <w:szCs w:val="20"/>
         </w:rPr>
-        <w:t xml:space="preserve">• Tinted card backgrounds use Pink at 5–8% opacity → rgba(212,25,106,0.05–0.08)</w:t>
+        <w:t xml:space="preserve">• Tinted card backgrounds use Pink at 5–8% opacity: inline style `${pink}06` to `${pink}08`</w:t>
       </w:r>
     </w:p>
     <w:p>
@@ -2177,7 +2177,7 @@
           <w:sz w:val="20"/>
           <w:szCs w:val="20"/>
         </w:rPr>
-        <w:t xml:space="preserve">• Purple-tinted label pills use Purple at 7–8% opacity background</w:t>
+        <w:t xml:space="preserve">• Purple-tinted label pills use hsl(262 83% 55% / 0.07–0.08) background</w:t>
       </w:r>
     </w:p>
     <w:p>
@@ -2192,7 +2192,7 @@
           <w:sz w:val="20"/>
           <w:szCs w:val="20"/>
         </w:rPr>
-        <w:t xml:space="preserve">• Never use pink and purple at the same visual weight in the same element</w:t>
+        <w:t xml:space="preserve">• Never combine pink and purple at equal visual weight in one element</w:t>
       </w:r>
     </w:p>
     <w:p>
@@ -2212,7 +2212,7 @@
           <w:rFonts w:ascii="Calibri" w:cs="Calibri" w:eastAsia="Calibri" w:hAnsi="Calibri"/>
           <w:b/>
           <w:bCs/>
-          <w:color w:val="7735ED"/>
+          <w:color w:val="7C3AED"/>
           <w:spacing w:val="150"/>
           <w:sz w:val="16"/>
           <w:szCs w:val="16"/>
@@ -2239,7 +2239,7 @@
     </w:p>
     <w:p>
       <w:pPr>
-        <w:spacing w:after="100" w:before="320"/>
+        <w:spacing w:after="100" w:before="300"/>
       </w:pPr>
       <w:r>
         <w:rPr>
@@ -2266,7 +2266,22 @@
           <w:sz w:val="20"/>
           <w:szCs w:val="20"/>
         </w:rPr>
-        <w:t xml:space="preserve">Inter — Google Fonts. Load these weights: 400, 500, 600, 700, 800.</w:t>
+        <w:t xml:space="preserve">Inter — Google Fonts. Required weights: 400, 500, 600, 700, 800.</w:t>
+      </w:r>
+    </w:p>
+    <w:p>
+      <w:pPr>
+        <w:spacing w:after="40" w:before="40"/>
+        <w:ind w:left="360"/>
+      </w:pPr>
+      <w:r>
+        <w:rPr>
+          <w:rFonts w:ascii="Courier New" w:cs="Courier New" w:eastAsia="Courier New" w:hAnsi="Courier New"/>
+          <w:color w:val="374151"/>
+          <w:sz w:val="18"/>
+          <w:szCs w:val="18"/>
+        </w:rPr>
+        <w:t xml:space="preserve">font-family: 'Inter', -apple-system, BlinkMacSystemFont, 'Segoe UI', sans-serif</w:t>
       </w:r>
     </w:p>
     <w:p>
@@ -2282,7 +2297,28 @@
           <w:sz w:val="20"/>
           <w:szCs w:val="20"/>
         </w:rPr>
-        <w:t xml:space="preserve">CSS declaration: font-family: 'Inter', -apple-system, BlinkMacSystemFont, 'Segoe UI', sans-serif</w:t>
+        <w:t xml:space="preserve">CSS custom property (index.css): --font-sans: 'Inter', sans-serif  (also --font-display)</w:t>
+      </w:r>
+    </w:p>
+    <w:p>
+      <w:pPr>
+        <w:spacing w:before="100"/>
+      </w:pPr>
+    </w:p>
+    <w:p>
+      <w:pPr>
+        <w:spacing w:after="100" w:before="300"/>
+      </w:pPr>
+      <w:r>
+        <w:rPr>
+          <w:rFonts w:ascii="Calibri" w:cs="Calibri" w:eastAsia="Calibri" w:hAnsi="Calibri"/>
+          <w:b/>
+          <w:bCs/>
+          <w:color w:val="111827"/>
+          <w:sz w:val="26"/>
+          <w:szCs w:val="26"/>
+        </w:rPr>
+        <w:t xml:space="preserve">Type Scale — Exact Tailwind Classes from Source</w:t>
       </w:r>
     </w:p>
     <w:p>
@@ -2298,44 +2334,7 @@
           <w:sz w:val="20"/>
           <w:szCs w:val="20"/>
         </w:rPr>
-        <w:t xml:space="preserve">CSS custom property in site: --font-sans: 'Inter', sans-serif  (also --font-display)</w:t>
-      </w:r>
-    </w:p>
-    <w:p>
-      <w:pPr>
-        <w:spacing w:before="100"/>
-      </w:pPr>
-    </w:p>
-    <w:p>
-      <w:pPr>
-        <w:spacing w:after="100" w:before="320"/>
-      </w:pPr>
-      <w:r>
-        <w:rPr>
-          <w:rFonts w:ascii="Calibri" w:cs="Calibri" w:eastAsia="Calibri" w:hAnsi="Calibri"/>
-          <w:b/>
-          <w:bCs/>
-          <w:color w:val="111827"/>
-          <w:sz w:val="26"/>
-          <w:szCs w:val="26"/>
-        </w:rPr>
-        <w:t xml:space="preserve">Type Scale — Exact Values from Source</w:t>
-      </w:r>
-    </w:p>
-    <w:p>
-      <w:pPr>
-        <w:spacing w:after="60" w:before="60"/>
-      </w:pPr>
-      <w:r>
-        <w:rPr>
-          <w:rFonts w:ascii="Calibri" w:cs="Calibri" w:eastAsia="Calibri" w:hAnsi="Calibri"/>
-          <w:b w:val="false"/>
-          <w:bCs w:val="false"/>
-          <w:color w:val="6B7280"/>
-          <w:sz w:val="20"/>
-          <w:szCs w:val="20"/>
-        </w:rPr>
-        <w:t xml:space="preserve">Sizes below are from Tailwind utility classes used in the live codebase. Pixel equivalents assume default 16px base.</w:t>
+        <w:t xml:space="preserve">Pixel values assume 16px browser default. Tailwind class is the authoritative value — use the class name if implementing in Tailwind.</w:t>
       </w:r>
     </w:p>
     <w:p>
@@ -2369,7 +2368,7 @@
         </w:trPr>
         <w:tc>
           <w:tcPr>
-            <w:tcW w:type="pct" w:w="20%"/>
+            <w:tcW w:type="pct" w:w="18%"/>
             <w:tcBorders>
               <w:top w:val="single" w:color="E5E7EB" w:sz="4"/>
               <w:left w:val="single" w:color="E5E7EB" w:sz="4"/>
@@ -2398,7 +2397,7 @@
         </w:tc>
         <w:tc>
           <w:tcPr>
-            <w:tcW w:type="pct" w:w="18%"/>
+            <w:tcW w:type="pct" w:w="17%"/>
             <w:tcBorders>
               <w:top w:val="single" w:color="E5E7EB" w:sz="4"/>
               <w:left w:val="single" w:color="E5E7EB" w:sz="4"/>
@@ -2421,13 +2420,13 @@
                 <w:sz w:val="18"/>
                 <w:szCs w:val="18"/>
               </w:rPr>
-              <w:t xml:space="preserve">Tailwind Class</w:t>
-            </w:r>
-          </w:p>
-        </w:tc>
-        <w:tc>
-          <w:tcPr>
-            <w:tcW w:type="pct" w:w="10%"/>
+              <w:t xml:space="preserve">Tailwind size class</w:t>
+            </w:r>
+          </w:p>
+        </w:tc>
+        <w:tc>
+          <w:tcPr>
+            <w:tcW w:type="pct" w:w="11%"/>
             <w:tcBorders>
               <w:top w:val="single" w:color="E5E7EB" w:sz="4"/>
               <w:left w:val="single" w:color="E5E7EB" w:sz="4"/>
@@ -2450,13 +2449,13 @@
                 <w:sz w:val="18"/>
                 <w:szCs w:val="18"/>
               </w:rPr>
-              <w:t xml:space="preserve">px Equiv.</w:t>
-            </w:r>
-          </w:p>
-        </w:tc>
-        <w:tc>
-          <w:tcPr>
-            <w:tcW w:type="pct" w:w="14%"/>
+              <w:t xml:space="preserve">px (16px base)</w:t>
+            </w:r>
+          </w:p>
+        </w:tc>
+        <w:tc>
+          <w:tcPr>
+            <w:tcW w:type="pct" w:w="12%"/>
             <w:tcBorders>
               <w:top w:val="single" w:color="E5E7EB" w:sz="4"/>
               <w:left w:val="single" w:color="E5E7EB" w:sz="4"/>
@@ -2485,7 +2484,7 @@
         </w:tc>
         <w:tc>
           <w:tcPr>
-            <w:tcW w:type="pct" w:w="16%"/>
+            <w:tcW w:type="pct" w:w="18%"/>
             <w:tcBorders>
               <w:top w:val="single" w:color="E5E7EB" w:sz="4"/>
               <w:left w:val="single" w:color="E5E7EB" w:sz="4"/>
@@ -2508,13 +2507,13 @@
                 <w:sz w:val="18"/>
                 <w:szCs w:val="18"/>
               </w:rPr>
-              <w:t xml:space="preserve">Letter Spacing</w:t>
-            </w:r>
-          </w:p>
-        </w:tc>
-        <w:tc>
-          <w:tcPr>
-            <w:tcW w:type="pct" w:w="22%"/>
+              <w:t xml:space="preserve">Letter spacing</w:t>
+            </w:r>
+          </w:p>
+        </w:tc>
+        <w:tc>
+          <w:tcPr>
+            <w:tcW w:type="pct" w:w="24%"/>
             <w:tcBorders>
               <w:top w:val="single" w:color="E5E7EB" w:sz="4"/>
               <w:left w:val="single" w:color="E5E7EB" w:sz="4"/>
@@ -2537,7 +2536,7 @@
                 <w:sz w:val="18"/>
                 <w:szCs w:val="18"/>
               </w:rPr>
-              <w:t xml:space="preserve">Color</w:t>
+              <w:t xml:space="preserve">Colour</w:t>
             </w:r>
           </w:p>
         </w:tc>
@@ -2545,32 +2544,6 @@
       <w:tr>
         <w:tc>
           <w:tcPr>
-            <w:tcW w:type="pct" w:w="20%"/>
-            <w:tcBorders>
-              <w:top w:val="single" w:color="E5E7EB" w:sz="4"/>
-              <w:left w:val="single" w:color="E5E7EB" w:sz="4"/>
-              <w:bottom w:val="single" w:color="E5E7EB" w:sz="4"/>
-              <w:right w:val="single" w:color="E5E7EB" w:sz="4"/>
-            </w:tcBorders>
-          </w:tcPr>
-          <w:p>
-            <w:pPr>
-              <w:spacing w:after="70" w:before="70"/>
-              <w:ind w:left="144"/>
-            </w:pPr>
-            <w:r>
-              <w:rPr>
-                <w:rFonts w:ascii="Calibri" w:cs="Calibri" w:eastAsia="Calibri" w:hAnsi="Calibri"/>
-                <w:color w:val="6B7280"/>
-                <w:sz w:val="18"/>
-                <w:szCs w:val="18"/>
-              </w:rPr>
-              <w:t xml:space="preserve">Hero headline (h1)</w:t>
-            </w:r>
-          </w:p>
-        </w:tc>
-        <w:tc>
-          <w:tcPr>
             <w:tcW w:type="pct" w:w="18%"/>
             <w:tcBorders>
               <w:top w:val="single" w:color="E5E7EB" w:sz="4"/>
@@ -2591,39 +2564,65 @@
                 <w:sz w:val="18"/>
                 <w:szCs w:val="18"/>
               </w:rPr>
-              <w:t xml:space="preserve">text-5xl → text-[4.5rem]</w:t>
-            </w:r>
-          </w:p>
-        </w:tc>
-        <w:tc>
-          <w:tcPr>
-            <w:tcW w:type="pct" w:w="10%"/>
-            <w:tcBorders>
-              <w:top w:val="single" w:color="E5E7EB" w:sz="4"/>
-              <w:left w:val="single" w:color="E5E7EB" w:sz="4"/>
-              <w:bottom w:val="single" w:color="E5E7EB" w:sz="4"/>
-              <w:right w:val="single" w:color="E5E7EB" w:sz="4"/>
-            </w:tcBorders>
-          </w:tcPr>
-          <w:p>
-            <w:pPr>
-              <w:spacing w:after="70" w:before="70"/>
-              <w:ind w:left="144"/>
-            </w:pPr>
-            <w:r>
-              <w:rPr>
-                <w:rFonts w:ascii="Calibri" w:cs="Calibri" w:eastAsia="Calibri" w:hAnsi="Calibri"/>
-                <w:color w:val="6B7280"/>
-                <w:sz w:val="18"/>
-                <w:szCs w:val="18"/>
-              </w:rPr>
-              <w:t xml:space="preserve">80–72px (fluid)</w:t>
-            </w:r>
-          </w:p>
-        </w:tc>
-        <w:tc>
-          <w:tcPr>
-            <w:tcW w:type="pct" w:w="14%"/>
+              <w:t xml:space="preserve">Hero h1 (mobile)</w:t>
+            </w:r>
+          </w:p>
+        </w:tc>
+        <w:tc>
+          <w:tcPr>
+            <w:tcW w:type="pct" w:w="17%"/>
+            <w:tcBorders>
+              <w:top w:val="single" w:color="E5E7EB" w:sz="4"/>
+              <w:left w:val="single" w:color="E5E7EB" w:sz="4"/>
+              <w:bottom w:val="single" w:color="E5E7EB" w:sz="4"/>
+              <w:right w:val="single" w:color="E5E7EB" w:sz="4"/>
+            </w:tcBorders>
+          </w:tcPr>
+          <w:p>
+            <w:pPr>
+              <w:spacing w:after="70" w:before="70"/>
+              <w:ind w:left="144"/>
+            </w:pPr>
+            <w:r>
+              <w:rPr>
+                <w:rFonts w:ascii="Calibri" w:cs="Calibri" w:eastAsia="Calibri" w:hAnsi="Calibri"/>
+                <w:color w:val="6B7280"/>
+                <w:sz w:val="18"/>
+                <w:szCs w:val="18"/>
+              </w:rPr>
+              <w:t xml:space="preserve">text-5xl</w:t>
+            </w:r>
+          </w:p>
+        </w:tc>
+        <w:tc>
+          <w:tcPr>
+            <w:tcW w:type="pct" w:w="11%"/>
+            <w:tcBorders>
+              <w:top w:val="single" w:color="E5E7EB" w:sz="4"/>
+              <w:left w:val="single" w:color="E5E7EB" w:sz="4"/>
+              <w:bottom w:val="single" w:color="E5E7EB" w:sz="4"/>
+              <w:right w:val="single" w:color="E5E7EB" w:sz="4"/>
+            </w:tcBorders>
+          </w:tcPr>
+          <w:p>
+            <w:pPr>
+              <w:spacing w:after="70" w:before="70"/>
+              <w:ind w:left="144"/>
+            </w:pPr>
+            <w:r>
+              <w:rPr>
+                <w:rFonts w:ascii="Calibri" w:cs="Calibri" w:eastAsia="Calibri" w:hAnsi="Calibri"/>
+                <w:color w:val="6B7280"/>
+                <w:sz w:val="18"/>
+                <w:szCs w:val="18"/>
+              </w:rPr>
+              <w:t xml:space="preserve">48px (3rem)</w:t>
+            </w:r>
+          </w:p>
+        </w:tc>
+        <w:tc>
+          <w:tcPr>
+            <w:tcW w:type="pct" w:w="12%"/>
             <w:tcBorders>
               <w:top w:val="single" w:color="E5E7EB" w:sz="4"/>
               <w:left w:val="single" w:color="E5E7EB" w:sz="4"/>
@@ -2649,33 +2648,33 @@
         </w:tc>
         <w:tc>
           <w:tcPr>
-            <w:tcW w:type="pct" w:w="16%"/>
-            <w:tcBorders>
-              <w:top w:val="single" w:color="E5E7EB" w:sz="4"/>
-              <w:left w:val="single" w:color="E5E7EB" w:sz="4"/>
-              <w:bottom w:val="single" w:color="E5E7EB" w:sz="4"/>
-              <w:right w:val="single" w:color="E5E7EB" w:sz="4"/>
-            </w:tcBorders>
-          </w:tcPr>
-          <w:p>
-            <w:pPr>
-              <w:spacing w:after="70" w:before="70"/>
-              <w:ind w:left="144"/>
-            </w:pPr>
-            <w:r>
-              <w:rPr>
-                <w:rFonts w:ascii="Calibri" w:cs="Calibri" w:eastAsia="Calibri" w:hAnsi="Calibri"/>
-                <w:color w:val="6B7280"/>
-                <w:sz w:val="18"/>
-                <w:szCs w:val="18"/>
-              </w:rPr>
-              <w:t xml:space="preserve">tracking-tight (−0.025em)</w:t>
-            </w:r>
-          </w:p>
-        </w:tc>
-        <w:tc>
-          <w:tcPr>
-            <w:tcW w:type="pct" w:w="22%"/>
+            <w:tcW w:type="pct" w:w="18%"/>
+            <w:tcBorders>
+              <w:top w:val="single" w:color="E5E7EB" w:sz="4"/>
+              <w:left w:val="single" w:color="E5E7EB" w:sz="4"/>
+              <w:bottom w:val="single" w:color="E5E7EB" w:sz="4"/>
+              <w:right w:val="single" w:color="E5E7EB" w:sz="4"/>
+            </w:tcBorders>
+          </w:tcPr>
+          <w:p>
+            <w:pPr>
+              <w:spacing w:after="70" w:before="70"/>
+              <w:ind w:left="144"/>
+            </w:pPr>
+            <w:r>
+              <w:rPr>
+                <w:rFonts w:ascii="Calibri" w:cs="Calibri" w:eastAsia="Calibri" w:hAnsi="Calibri"/>
+                <w:color w:val="6B7280"/>
+                <w:sz w:val="18"/>
+                <w:szCs w:val="18"/>
+              </w:rPr>
+              <w:t xml:space="preserve">tracking-tight</w:t>
+            </w:r>
+          </w:p>
+        </w:tc>
+        <w:tc>
+          <w:tcPr>
+            <w:tcW w:type="pct" w:w="24%"/>
             <w:tcBorders>
               <w:top w:val="single" w:color="E5E7EB" w:sz="4"/>
               <w:left w:val="single" w:color="E5E7EB" w:sz="4"/>
@@ -2703,7 +2702,7 @@
       <w:tr>
         <w:tc>
           <w:tcPr>
-            <w:tcW w:type="pct" w:w="20%"/>
+            <w:tcW w:type="pct" w:w="18%"/>
             <w:tcBorders>
               <w:top w:val="single" w:color="E5E7EB" w:sz="4"/>
               <w:left w:val="single" w:color="E5E7EB" w:sz="4"/>
@@ -2724,7 +2723,88 @@
                 <w:sz w:val="18"/>
                 <w:szCs w:val="18"/>
               </w:rPr>
-              <w:t xml:space="preserve">Section headline (h2)</w:t>
+              <w:t xml:space="preserve">Hero h1 (tablet)</w:t>
+            </w:r>
+          </w:p>
+        </w:tc>
+        <w:tc>
+          <w:tcPr>
+            <w:tcW w:type="pct" w:w="17%"/>
+            <w:tcBorders>
+              <w:top w:val="single" w:color="E5E7EB" w:sz="4"/>
+              <w:left w:val="single" w:color="E5E7EB" w:sz="4"/>
+              <w:bottom w:val="single" w:color="E5E7EB" w:sz="4"/>
+              <w:right w:val="single" w:color="E5E7EB" w:sz="4"/>
+            </w:tcBorders>
+            <w:shd w:fill="FAFAFA" w:color="FAFAFA" w:val="solid"/>
+          </w:tcPr>
+          <w:p>
+            <w:pPr>
+              <w:spacing w:after="70" w:before="70"/>
+              <w:ind w:left="144"/>
+            </w:pPr>
+            <w:r>
+              <w:rPr>
+                <w:rFonts w:ascii="Calibri" w:cs="Calibri" w:eastAsia="Calibri" w:hAnsi="Calibri"/>
+                <w:color w:val="6B7280"/>
+                <w:sz w:val="18"/>
+                <w:szCs w:val="18"/>
+              </w:rPr>
+              <w:t xml:space="preserve">md:text-6xl</w:t>
+            </w:r>
+          </w:p>
+        </w:tc>
+        <w:tc>
+          <w:tcPr>
+            <w:tcW w:type="pct" w:w="11%"/>
+            <w:tcBorders>
+              <w:top w:val="single" w:color="E5E7EB" w:sz="4"/>
+              <w:left w:val="single" w:color="E5E7EB" w:sz="4"/>
+              <w:bottom w:val="single" w:color="E5E7EB" w:sz="4"/>
+              <w:right w:val="single" w:color="E5E7EB" w:sz="4"/>
+            </w:tcBorders>
+            <w:shd w:fill="FAFAFA" w:color="FAFAFA" w:val="solid"/>
+          </w:tcPr>
+          <w:p>
+            <w:pPr>
+              <w:spacing w:after="70" w:before="70"/>
+              <w:ind w:left="144"/>
+            </w:pPr>
+            <w:r>
+              <w:rPr>
+                <w:rFonts w:ascii="Calibri" w:cs="Calibri" w:eastAsia="Calibri" w:hAnsi="Calibri"/>
+                <w:color w:val="6B7280"/>
+                <w:sz w:val="18"/>
+                <w:szCs w:val="18"/>
+              </w:rPr>
+              <w:t xml:space="preserve">60px (3.75rem)</w:t>
+            </w:r>
+          </w:p>
+        </w:tc>
+        <w:tc>
+          <w:tcPr>
+            <w:tcW w:type="pct" w:w="12%"/>
+            <w:tcBorders>
+              <w:top w:val="single" w:color="E5E7EB" w:sz="4"/>
+              <w:left w:val="single" w:color="E5E7EB" w:sz="4"/>
+              <w:bottom w:val="single" w:color="E5E7EB" w:sz="4"/>
+              <w:right w:val="single" w:color="E5E7EB" w:sz="4"/>
+            </w:tcBorders>
+            <w:shd w:fill="FAFAFA" w:color="FAFAFA" w:val="solid"/>
+          </w:tcPr>
+          <w:p>
+            <w:pPr>
+              <w:spacing w:after="70" w:before="70"/>
+              <w:ind w:left="144"/>
+            </w:pPr>
+            <w:r>
+              <w:rPr>
+                <w:rFonts w:ascii="Calibri" w:cs="Calibri" w:eastAsia="Calibri" w:hAnsi="Calibri"/>
+                <w:color w:val="6B7280"/>
+                <w:sz w:val="18"/>
+                <w:szCs w:val="18"/>
+              </w:rPr>
+              <w:t xml:space="preserve">700</w:t>
             </w:r>
           </w:p>
         </w:tc>
@@ -2751,94 +2831,13 @@
                 <w:sz w:val="18"/>
                 <w:szCs w:val="18"/>
               </w:rPr>
-              <w:t xml:space="preserve">text-3xl md:text-4xl</w:t>
-            </w:r>
-          </w:p>
-        </w:tc>
-        <w:tc>
-          <w:tcPr>
-            <w:tcW w:type="pct" w:w="10%"/>
-            <w:tcBorders>
-              <w:top w:val="single" w:color="E5E7EB" w:sz="4"/>
-              <w:left w:val="single" w:color="E5E7EB" w:sz="4"/>
-              <w:bottom w:val="single" w:color="E5E7EB" w:sz="4"/>
-              <w:right w:val="single" w:color="E5E7EB" w:sz="4"/>
-            </w:tcBorders>
-            <w:shd w:fill="FAFAFA" w:color="FAFAFA" w:val="solid"/>
-          </w:tcPr>
-          <w:p>
-            <w:pPr>
-              <w:spacing w:after="70" w:before="70"/>
-              <w:ind w:left="144"/>
-            </w:pPr>
-            <w:r>
-              <w:rPr>
-                <w:rFonts w:ascii="Calibri" w:cs="Calibri" w:eastAsia="Calibri" w:hAnsi="Calibri"/>
-                <w:color w:val="6B7280"/>
-                <w:sz w:val="18"/>
-                <w:szCs w:val="18"/>
-              </w:rPr>
-              <w:t xml:space="preserve">30–36px</w:t>
-            </w:r>
-          </w:p>
-        </w:tc>
-        <w:tc>
-          <w:tcPr>
-            <w:tcW w:type="pct" w:w="14%"/>
-            <w:tcBorders>
-              <w:top w:val="single" w:color="E5E7EB" w:sz="4"/>
-              <w:left w:val="single" w:color="E5E7EB" w:sz="4"/>
-              <w:bottom w:val="single" w:color="E5E7EB" w:sz="4"/>
-              <w:right w:val="single" w:color="E5E7EB" w:sz="4"/>
-            </w:tcBorders>
-            <w:shd w:fill="FAFAFA" w:color="FAFAFA" w:val="solid"/>
-          </w:tcPr>
-          <w:p>
-            <w:pPr>
-              <w:spacing w:after="70" w:before="70"/>
-              <w:ind w:left="144"/>
-            </w:pPr>
-            <w:r>
-              <w:rPr>
-                <w:rFonts w:ascii="Calibri" w:cs="Calibri" w:eastAsia="Calibri" w:hAnsi="Calibri"/>
-                <w:color w:val="6B7280"/>
-                <w:sz w:val="18"/>
-                <w:szCs w:val="18"/>
-              </w:rPr>
-              <w:t xml:space="preserve">700</w:t>
-            </w:r>
-          </w:p>
-        </w:tc>
-        <w:tc>
-          <w:tcPr>
-            <w:tcW w:type="pct" w:w="16%"/>
-            <w:tcBorders>
-              <w:top w:val="single" w:color="E5E7EB" w:sz="4"/>
-              <w:left w:val="single" w:color="E5E7EB" w:sz="4"/>
-              <w:bottom w:val="single" w:color="E5E7EB" w:sz="4"/>
-              <w:right w:val="single" w:color="E5E7EB" w:sz="4"/>
-            </w:tcBorders>
-            <w:shd w:fill="FAFAFA" w:color="FAFAFA" w:val="solid"/>
-          </w:tcPr>
-          <w:p>
-            <w:pPr>
-              <w:spacing w:after="70" w:before="70"/>
-              <w:ind w:left="144"/>
-            </w:pPr>
-            <w:r>
-              <w:rPr>
-                <w:rFonts w:ascii="Calibri" w:cs="Calibri" w:eastAsia="Calibri" w:hAnsi="Calibri"/>
-                <w:color w:val="6B7280"/>
-                <w:sz w:val="18"/>
-                <w:szCs w:val="18"/>
-              </w:rPr>
               <w:t xml:space="preserve">tracking-tight</w:t>
             </w:r>
           </w:p>
         </w:tc>
         <w:tc>
           <w:tcPr>
-            <w:tcW w:type="pct" w:w="22%"/>
+            <w:tcW w:type="pct" w:w="24%"/>
             <w:tcBorders>
               <w:top w:val="single" w:color="E5E7EB" w:sz="4"/>
               <w:left w:val="single" w:color="E5E7EB" w:sz="4"/>
@@ -2867,32 +2866,6 @@
       <w:tr>
         <w:tc>
           <w:tcPr>
-            <w:tcW w:type="pct" w:w="20%"/>
-            <w:tcBorders>
-              <w:top w:val="single" w:color="E5E7EB" w:sz="4"/>
-              <w:left w:val="single" w:color="E5E7EB" w:sz="4"/>
-              <w:bottom w:val="single" w:color="E5E7EB" w:sz="4"/>
-              <w:right w:val="single" w:color="E5E7EB" w:sz="4"/>
-            </w:tcBorders>
-          </w:tcPr>
-          <w:p>
-            <w:pPr>
-              <w:spacing w:after="70" w:before="70"/>
-              <w:ind w:left="144"/>
-            </w:pPr>
-            <w:r>
-              <w:rPr>
-                <w:rFonts w:ascii="Calibri" w:cs="Calibri" w:eastAsia="Calibri" w:hAnsi="Calibri"/>
-                <w:color w:val="6B7280"/>
-                <w:sz w:val="18"/>
-                <w:szCs w:val="18"/>
-              </w:rPr>
-              <w:t xml:space="preserve">Card / module title (h2)</w:t>
-            </w:r>
-          </w:p>
-        </w:tc>
-        <w:tc>
-          <w:tcPr>
             <w:tcW w:type="pct" w:w="18%"/>
             <w:tcBorders>
               <w:top w:val="single" w:color="E5E7EB" w:sz="4"/>
@@ -2913,39 +2886,65 @@
                 <w:sz w:val="18"/>
                 <w:szCs w:val="18"/>
               </w:rPr>
-              <w:t xml:space="preserve">text-2xl</w:t>
-            </w:r>
-          </w:p>
-        </w:tc>
-        <w:tc>
-          <w:tcPr>
-            <w:tcW w:type="pct" w:w="10%"/>
-            <w:tcBorders>
-              <w:top w:val="single" w:color="E5E7EB" w:sz="4"/>
-              <w:left w:val="single" w:color="E5E7EB" w:sz="4"/>
-              <w:bottom w:val="single" w:color="E5E7EB" w:sz="4"/>
-              <w:right w:val="single" w:color="E5E7EB" w:sz="4"/>
-            </w:tcBorders>
-          </w:tcPr>
-          <w:p>
-            <w:pPr>
-              <w:spacing w:after="70" w:before="70"/>
-              <w:ind w:left="144"/>
-            </w:pPr>
-            <w:r>
-              <w:rPr>
-                <w:rFonts w:ascii="Calibri" w:cs="Calibri" w:eastAsia="Calibri" w:hAnsi="Calibri"/>
-                <w:color w:val="6B7280"/>
-                <w:sz w:val="18"/>
-                <w:szCs w:val="18"/>
-              </w:rPr>
-              <w:t xml:space="preserve">24px</w:t>
-            </w:r>
-          </w:p>
-        </w:tc>
-        <w:tc>
-          <w:tcPr>
-            <w:tcW w:type="pct" w:w="14%"/>
+              <w:t xml:space="preserve">Hero h1 (desktop)</w:t>
+            </w:r>
+          </w:p>
+        </w:tc>
+        <w:tc>
+          <w:tcPr>
+            <w:tcW w:type="pct" w:w="17%"/>
+            <w:tcBorders>
+              <w:top w:val="single" w:color="E5E7EB" w:sz="4"/>
+              <w:left w:val="single" w:color="E5E7EB" w:sz="4"/>
+              <w:bottom w:val="single" w:color="E5E7EB" w:sz="4"/>
+              <w:right w:val="single" w:color="E5E7EB" w:sz="4"/>
+            </w:tcBorders>
+          </w:tcPr>
+          <w:p>
+            <w:pPr>
+              <w:spacing w:after="70" w:before="70"/>
+              <w:ind w:left="144"/>
+            </w:pPr>
+            <w:r>
+              <w:rPr>
+                <w:rFonts w:ascii="Calibri" w:cs="Calibri" w:eastAsia="Calibri" w:hAnsi="Calibri"/>
+                <w:color w:val="6B7280"/>
+                <w:sz w:val="18"/>
+                <w:szCs w:val="18"/>
+              </w:rPr>
+              <w:t xml:space="preserve">lg:text-[4.5rem]</w:t>
+            </w:r>
+          </w:p>
+        </w:tc>
+        <w:tc>
+          <w:tcPr>
+            <w:tcW w:type="pct" w:w="11%"/>
+            <w:tcBorders>
+              <w:top w:val="single" w:color="E5E7EB" w:sz="4"/>
+              <w:left w:val="single" w:color="E5E7EB" w:sz="4"/>
+              <w:bottom w:val="single" w:color="E5E7EB" w:sz="4"/>
+              <w:right w:val="single" w:color="E5E7EB" w:sz="4"/>
+            </w:tcBorders>
+          </w:tcPr>
+          <w:p>
+            <w:pPr>
+              <w:spacing w:after="70" w:before="70"/>
+              <w:ind w:left="144"/>
+            </w:pPr>
+            <w:r>
+              <w:rPr>
+                <w:rFonts w:ascii="Calibri" w:cs="Calibri" w:eastAsia="Calibri" w:hAnsi="Calibri"/>
+                <w:color w:val="6B7280"/>
+                <w:sz w:val="18"/>
+                <w:szCs w:val="18"/>
+              </w:rPr>
+              <w:t xml:space="preserve">72px (4.5rem)</w:t>
+            </w:r>
+          </w:p>
+        </w:tc>
+        <w:tc>
+          <w:tcPr>
+            <w:tcW w:type="pct" w:w="12%"/>
             <w:tcBorders>
               <w:top w:val="single" w:color="E5E7EB" w:sz="4"/>
               <w:left w:val="single" w:color="E5E7EB" w:sz="4"/>
@@ -2971,33 +2970,33 @@
         </w:tc>
         <w:tc>
           <w:tcPr>
-            <w:tcW w:type="pct" w:w="16%"/>
-            <w:tcBorders>
-              <w:top w:val="single" w:color="E5E7EB" w:sz="4"/>
-              <w:left w:val="single" w:color="E5E7EB" w:sz="4"/>
-              <w:bottom w:val="single" w:color="E5E7EB" w:sz="4"/>
-              <w:right w:val="single" w:color="E5E7EB" w:sz="4"/>
-            </w:tcBorders>
-          </w:tcPr>
-          <w:p>
-            <w:pPr>
-              <w:spacing w:after="70" w:before="70"/>
-              <w:ind w:left="144"/>
-            </w:pPr>
-            <w:r>
-              <w:rPr>
-                <w:rFonts w:ascii="Calibri" w:cs="Calibri" w:eastAsia="Calibri" w:hAnsi="Calibri"/>
-                <w:color w:val="6B7280"/>
-                <w:sz w:val="18"/>
-                <w:szCs w:val="18"/>
-              </w:rPr>
-              <w:t xml:space="preserve">default</w:t>
-            </w:r>
-          </w:p>
-        </w:tc>
-        <w:tc>
-          <w:tcPr>
-            <w:tcW w:type="pct" w:w="22%"/>
+            <w:tcW w:type="pct" w:w="18%"/>
+            <w:tcBorders>
+              <w:top w:val="single" w:color="E5E7EB" w:sz="4"/>
+              <w:left w:val="single" w:color="E5E7EB" w:sz="4"/>
+              <w:bottom w:val="single" w:color="E5E7EB" w:sz="4"/>
+              <w:right w:val="single" w:color="E5E7EB" w:sz="4"/>
+            </w:tcBorders>
+          </w:tcPr>
+          <w:p>
+            <w:pPr>
+              <w:spacing w:after="70" w:before="70"/>
+              <w:ind w:left="144"/>
+            </w:pPr>
+            <w:r>
+              <w:rPr>
+                <w:rFonts w:ascii="Calibri" w:cs="Calibri" w:eastAsia="Calibri" w:hAnsi="Calibri"/>
+                <w:color w:val="6B7280"/>
+                <w:sz w:val="18"/>
+                <w:szCs w:val="18"/>
+              </w:rPr>
+              <w:t xml:space="preserve">tracking-tight</w:t>
+            </w:r>
+          </w:p>
+        </w:tc>
+        <w:tc>
+          <w:tcPr>
+            <w:tcW w:type="pct" w:w="24%"/>
             <w:tcBorders>
               <w:top w:val="single" w:color="E5E7EB" w:sz="4"/>
               <w:left w:val="single" w:color="E5E7EB" w:sz="4"/>
@@ -3025,7 +3024,7 @@
       <w:tr>
         <w:tc>
           <w:tcPr>
-            <w:tcW w:type="pct" w:w="20%"/>
+            <w:tcW w:type="pct" w:w="18%"/>
             <w:tcBorders>
               <w:top w:val="single" w:color="E5E7EB" w:sz="4"/>
               <w:left w:val="single" w:color="E5E7EB" w:sz="4"/>
@@ -3046,7 +3045,88 @@
                 <w:sz w:val="18"/>
                 <w:szCs w:val="18"/>
               </w:rPr>
-              <w:t xml:space="preserve">Eyebrow label (span)</w:t>
+              <w:t xml:space="preserve">Hero h1 line-height</w:t>
+            </w:r>
+          </w:p>
+        </w:tc>
+        <w:tc>
+          <w:tcPr>
+            <w:tcW w:type="pct" w:w="17%"/>
+            <w:tcBorders>
+              <w:top w:val="single" w:color="E5E7EB" w:sz="4"/>
+              <w:left w:val="single" w:color="E5E7EB" w:sz="4"/>
+              <w:bottom w:val="single" w:color="E5E7EB" w:sz="4"/>
+              <w:right w:val="single" w:color="E5E7EB" w:sz="4"/>
+            </w:tcBorders>
+            <w:shd w:fill="FAFAFA" w:color="FAFAFA" w:val="solid"/>
+          </w:tcPr>
+          <w:p>
+            <w:pPr>
+              <w:spacing w:after="70" w:before="70"/>
+              <w:ind w:left="144"/>
+            </w:pPr>
+            <w:r>
+              <w:rPr>
+                <w:rFonts w:ascii="Calibri" w:cs="Calibri" w:eastAsia="Calibri" w:hAnsi="Calibri"/>
+                <w:color w:val="6B7280"/>
+                <w:sz w:val="18"/>
+                <w:szCs w:val="18"/>
+              </w:rPr>
+              <w:t xml:space="preserve">leading-[1.08]</w:t>
+            </w:r>
+          </w:p>
+        </w:tc>
+        <w:tc>
+          <w:tcPr>
+            <w:tcW w:type="pct" w:w="11%"/>
+            <w:tcBorders>
+              <w:top w:val="single" w:color="E5E7EB" w:sz="4"/>
+              <w:left w:val="single" w:color="E5E7EB" w:sz="4"/>
+              <w:bottom w:val="single" w:color="E5E7EB" w:sz="4"/>
+              <w:right w:val="single" w:color="E5E7EB" w:sz="4"/>
+            </w:tcBorders>
+            <w:shd w:fill="FAFAFA" w:color="FAFAFA" w:val="solid"/>
+          </w:tcPr>
+          <w:p>
+            <w:pPr>
+              <w:spacing w:after="70" w:before="70"/>
+              <w:ind w:left="144"/>
+            </w:pPr>
+            <w:r>
+              <w:rPr>
+                <w:rFonts w:ascii="Calibri" w:cs="Calibri" w:eastAsia="Calibri" w:hAnsi="Calibri"/>
+                <w:color w:val="6B7280"/>
+                <w:sz w:val="18"/>
+                <w:szCs w:val="18"/>
+              </w:rPr>
+              <w:t xml:space="preserve">1.08</w:t>
+            </w:r>
+          </w:p>
+        </w:tc>
+        <w:tc>
+          <w:tcPr>
+            <w:tcW w:type="pct" w:w="12%"/>
+            <w:tcBorders>
+              <w:top w:val="single" w:color="E5E7EB" w:sz="4"/>
+              <w:left w:val="single" w:color="E5E7EB" w:sz="4"/>
+              <w:bottom w:val="single" w:color="E5E7EB" w:sz="4"/>
+              <w:right w:val="single" w:color="E5E7EB" w:sz="4"/>
+            </w:tcBorders>
+            <w:shd w:fill="FAFAFA" w:color="FAFAFA" w:val="solid"/>
+          </w:tcPr>
+          <w:p>
+            <w:pPr>
+              <w:spacing w:after="70" w:before="70"/>
+              <w:ind w:left="144"/>
+            </w:pPr>
+            <w:r>
+              <w:rPr>
+                <w:rFonts w:ascii="Calibri" w:cs="Calibri" w:eastAsia="Calibri" w:hAnsi="Calibri"/>
+                <w:color w:val="6B7280"/>
+                <w:sz w:val="18"/>
+                <w:szCs w:val="18"/>
+              </w:rPr>
+              <w:t xml:space="preserve">—</w:t>
             </w:r>
           </w:p>
         </w:tc>
@@ -3073,13 +3153,13 @@
                 <w:sz w:val="18"/>
                 <w:szCs w:val="18"/>
               </w:rPr>
-              <w:t xml:space="preserve">text-xs</w:t>
-            </w:r>
-          </w:p>
-        </w:tc>
-        <w:tc>
-          <w:tcPr>
-            <w:tcW w:type="pct" w:w="10%"/>
+              <w:t xml:space="preserve">—</w:t>
+            </w:r>
+          </w:p>
+        </w:tc>
+        <w:tc>
+          <w:tcPr>
+            <w:tcW w:type="pct" w:w="24%"/>
             <w:tcBorders>
               <w:top w:val="single" w:color="E5E7EB" w:sz="4"/>
               <w:left w:val="single" w:color="E5E7EB" w:sz="4"/>
@@ -3100,88 +3180,7 @@
                 <w:sz w:val="18"/>
                 <w:szCs w:val="18"/>
               </w:rPr>
-              <w:t xml:space="preserve">12px</w:t>
-            </w:r>
-          </w:p>
-        </w:tc>
-        <w:tc>
-          <w:tcPr>
-            <w:tcW w:type="pct" w:w="14%"/>
-            <w:tcBorders>
-              <w:top w:val="single" w:color="E5E7EB" w:sz="4"/>
-              <w:left w:val="single" w:color="E5E7EB" w:sz="4"/>
-              <w:bottom w:val="single" w:color="E5E7EB" w:sz="4"/>
-              <w:right w:val="single" w:color="E5E7EB" w:sz="4"/>
-            </w:tcBorders>
-            <w:shd w:fill="FAFAFA" w:color="FAFAFA" w:val="solid"/>
-          </w:tcPr>
-          <w:p>
-            <w:pPr>
-              <w:spacing w:after="70" w:before="70"/>
-              <w:ind w:left="144"/>
-            </w:pPr>
-            <w:r>
-              <w:rPr>
-                <w:rFonts w:ascii="Calibri" w:cs="Calibri" w:eastAsia="Calibri" w:hAnsi="Calibri"/>
-                <w:color w:val="6B7280"/>
-                <w:sz w:val="18"/>
-                <w:szCs w:val="18"/>
-              </w:rPr>
-              <w:t xml:space="preserve">600 SemiBold</w:t>
-            </w:r>
-          </w:p>
-        </w:tc>
-        <w:tc>
-          <w:tcPr>
-            <w:tcW w:type="pct" w:w="16%"/>
-            <w:tcBorders>
-              <w:top w:val="single" w:color="E5E7EB" w:sz="4"/>
-              <w:left w:val="single" w:color="E5E7EB" w:sz="4"/>
-              <w:bottom w:val="single" w:color="E5E7EB" w:sz="4"/>
-              <w:right w:val="single" w:color="E5E7EB" w:sz="4"/>
-            </w:tcBorders>
-            <w:shd w:fill="FAFAFA" w:color="FAFAFA" w:val="solid"/>
-          </w:tcPr>
-          <w:p>
-            <w:pPr>
-              <w:spacing w:after="70" w:before="70"/>
-              <w:ind w:left="144"/>
-            </w:pPr>
-            <w:r>
-              <w:rPr>
-                <w:rFonts w:ascii="Calibri" w:cs="Calibri" w:eastAsia="Calibri" w:hAnsi="Calibri"/>
-                <w:color w:val="6B7280"/>
-                <w:sz w:val="18"/>
-                <w:szCs w:val="18"/>
-              </w:rPr>
-              <w:t xml:space="preserve">tracking-[0.2em] (very wide)</w:t>
-            </w:r>
-          </w:p>
-        </w:tc>
-        <w:tc>
-          <w:tcPr>
-            <w:tcW w:type="pct" w:w="22%"/>
-            <w:tcBorders>
-              <w:top w:val="single" w:color="E5E7EB" w:sz="4"/>
-              <w:left w:val="single" w:color="E5E7EB" w:sz="4"/>
-              <w:bottom w:val="single" w:color="E5E7EB" w:sz="4"/>
-              <w:right w:val="single" w:color="E5E7EB" w:sz="4"/>
-            </w:tcBorders>
-            <w:shd w:fill="FAFAFA" w:color="FAFAFA" w:val="solid"/>
-          </w:tcPr>
-          <w:p>
-            <w:pPr>
-              <w:spacing w:after="70" w:before="70"/>
-              <w:ind w:left="144"/>
-            </w:pPr>
-            <w:r>
-              <w:rPr>
-                <w:rFonts w:ascii="Calibri" w:cs="Calibri" w:eastAsia="Calibri" w:hAnsi="Calibri"/>
-                <w:color w:val="6B7280"/>
-                <w:sz w:val="18"/>
-                <w:szCs w:val="18"/>
-              </w:rPr>
-              <w:t xml:space="preserve">#7735ED (purple)</w:t>
+              <w:t xml:space="preserve">—</w:t>
             </w:r>
           </w:p>
         </w:tc>
@@ -3189,32 +3188,6 @@
       <w:tr>
         <w:tc>
           <w:tcPr>
-            <w:tcW w:type="pct" w:w="20%"/>
-            <w:tcBorders>
-              <w:top w:val="single" w:color="E5E7EB" w:sz="4"/>
-              <w:left w:val="single" w:color="E5E7EB" w:sz="4"/>
-              <w:bottom w:val="single" w:color="E5E7EB" w:sz="4"/>
-              <w:right w:val="single" w:color="E5E7EB" w:sz="4"/>
-            </w:tcBorders>
-          </w:tcPr>
-          <w:p>
-            <w:pPr>
-              <w:spacing w:after="70" w:before="70"/>
-              <w:ind w:left="144"/>
-            </w:pPr>
-            <w:r>
-              <w:rPr>
-                <w:rFonts w:ascii="Calibri" w:cs="Calibri" w:eastAsia="Calibri" w:hAnsi="Calibri"/>
-                <w:color w:val="6B7280"/>
-                <w:sz w:val="18"/>
-                <w:szCs w:val="18"/>
-              </w:rPr>
-              <w:t xml:space="preserve">Nav links (a)</w:t>
-            </w:r>
-          </w:p>
-        </w:tc>
-        <w:tc>
-          <w:tcPr>
             <w:tcW w:type="pct" w:w="18%"/>
             <w:tcBorders>
               <w:top w:val="single" w:color="E5E7EB" w:sz="4"/>
@@ -3235,111 +3208,137 @@
                 <w:sz w:val="18"/>
                 <w:szCs w:val="18"/>
               </w:rPr>
-              <w:t xml:space="preserve">text-sm</w:t>
-            </w:r>
-          </w:p>
-        </w:tc>
-        <w:tc>
-          <w:tcPr>
-            <w:tcW w:type="pct" w:w="10%"/>
-            <w:tcBorders>
-              <w:top w:val="single" w:color="E5E7EB" w:sz="4"/>
-              <w:left w:val="single" w:color="E5E7EB" w:sz="4"/>
-              <w:bottom w:val="single" w:color="E5E7EB" w:sz="4"/>
-              <w:right w:val="single" w:color="E5E7EB" w:sz="4"/>
-            </w:tcBorders>
-          </w:tcPr>
-          <w:p>
-            <w:pPr>
-              <w:spacing w:after="70" w:before="70"/>
-              <w:ind w:left="144"/>
-            </w:pPr>
-            <w:r>
-              <w:rPr>
-                <w:rFonts w:ascii="Calibri" w:cs="Calibri" w:eastAsia="Calibri" w:hAnsi="Calibri"/>
-                <w:color w:val="6B7280"/>
-                <w:sz w:val="18"/>
-                <w:szCs w:val="18"/>
-              </w:rPr>
-              <w:t xml:space="preserve">14px</w:t>
-            </w:r>
-          </w:p>
-        </w:tc>
-        <w:tc>
-          <w:tcPr>
-            <w:tcW w:type="pct" w:w="14%"/>
-            <w:tcBorders>
-              <w:top w:val="single" w:color="E5E7EB" w:sz="4"/>
-              <w:left w:val="single" w:color="E5E7EB" w:sz="4"/>
-              <w:bottom w:val="single" w:color="E5E7EB" w:sz="4"/>
-              <w:right w:val="single" w:color="E5E7EB" w:sz="4"/>
-            </w:tcBorders>
-          </w:tcPr>
-          <w:p>
-            <w:pPr>
-              <w:spacing w:after="70" w:before="70"/>
-              <w:ind w:left="144"/>
-            </w:pPr>
-            <w:r>
-              <w:rPr>
-                <w:rFonts w:ascii="Calibri" w:cs="Calibri" w:eastAsia="Calibri" w:hAnsi="Calibri"/>
-                <w:color w:val="6B7280"/>
-                <w:sz w:val="18"/>
-                <w:szCs w:val="18"/>
-              </w:rPr>
-              <w:t xml:space="preserve">500 Medium</w:t>
-            </w:r>
-          </w:p>
-        </w:tc>
-        <w:tc>
-          <w:tcPr>
-            <w:tcW w:type="pct" w:w="16%"/>
-            <w:tcBorders>
-              <w:top w:val="single" w:color="E5E7EB" w:sz="4"/>
-              <w:left w:val="single" w:color="E5E7EB" w:sz="4"/>
-              <w:bottom w:val="single" w:color="E5E7EB" w:sz="4"/>
-              <w:right w:val="single" w:color="E5E7EB" w:sz="4"/>
-            </w:tcBorders>
-          </w:tcPr>
-          <w:p>
-            <w:pPr>
-              <w:spacing w:after="70" w:before="70"/>
-              <w:ind w:left="144"/>
-            </w:pPr>
-            <w:r>
-              <w:rPr>
-                <w:rFonts w:ascii="Calibri" w:cs="Calibri" w:eastAsia="Calibri" w:hAnsi="Calibri"/>
-                <w:color w:val="6B7280"/>
-                <w:sz w:val="18"/>
-                <w:szCs w:val="18"/>
-              </w:rPr>
-              <w:t xml:space="preserve">default</w:t>
-            </w:r>
-          </w:p>
-        </w:tc>
-        <w:tc>
-          <w:tcPr>
-            <w:tcW w:type="pct" w:w="22%"/>
-            <w:tcBorders>
-              <w:top w:val="single" w:color="E5E7EB" w:sz="4"/>
-              <w:left w:val="single" w:color="E5E7EB" w:sz="4"/>
-              <w:bottom w:val="single" w:color="E5E7EB" w:sz="4"/>
-              <w:right w:val="single" w:color="E5E7EB" w:sz="4"/>
-            </w:tcBorders>
-          </w:tcPr>
-          <w:p>
-            <w:pPr>
-              <w:spacing w:after="70" w:before="70"/>
-              <w:ind w:left="144"/>
-            </w:pPr>
-            <w:r>
-              <w:rPr>
-                <w:rFonts w:ascii="Calibri" w:cs="Calibri" w:eastAsia="Calibri" w:hAnsi="Calibri"/>
-                <w:color w:val="6B7280"/>
-                <w:sz w:val="18"/>
-                <w:szCs w:val="18"/>
-              </w:rPr>
-              <w:t xml:space="preserve">#374151 (gray-700)</w:t>
+              <w:t xml:space="preserve">Section h2</w:t>
+            </w:r>
+          </w:p>
+        </w:tc>
+        <w:tc>
+          <w:tcPr>
+            <w:tcW w:type="pct" w:w="17%"/>
+            <w:tcBorders>
+              <w:top w:val="single" w:color="E5E7EB" w:sz="4"/>
+              <w:left w:val="single" w:color="E5E7EB" w:sz="4"/>
+              <w:bottom w:val="single" w:color="E5E7EB" w:sz="4"/>
+              <w:right w:val="single" w:color="E5E7EB" w:sz="4"/>
+            </w:tcBorders>
+          </w:tcPr>
+          <w:p>
+            <w:pPr>
+              <w:spacing w:after="70" w:before="70"/>
+              <w:ind w:left="144"/>
+            </w:pPr>
+            <w:r>
+              <w:rPr>
+                <w:rFonts w:ascii="Calibri" w:cs="Calibri" w:eastAsia="Calibri" w:hAnsi="Calibri"/>
+                <w:color w:val="6B7280"/>
+                <w:sz w:val="18"/>
+                <w:szCs w:val="18"/>
+              </w:rPr>
+              <w:t xml:space="preserve">text-3xl md:text-4xl</w:t>
+            </w:r>
+          </w:p>
+        </w:tc>
+        <w:tc>
+          <w:tcPr>
+            <w:tcW w:type="pct" w:w="11%"/>
+            <w:tcBorders>
+              <w:top w:val="single" w:color="E5E7EB" w:sz="4"/>
+              <w:left w:val="single" w:color="E5E7EB" w:sz="4"/>
+              <w:bottom w:val="single" w:color="E5E7EB" w:sz="4"/>
+              <w:right w:val="single" w:color="E5E7EB" w:sz="4"/>
+            </w:tcBorders>
+          </w:tcPr>
+          <w:p>
+            <w:pPr>
+              <w:spacing w:after="70" w:before="70"/>
+              <w:ind w:left="144"/>
+            </w:pPr>
+            <w:r>
+              <w:rPr>
+                <w:rFonts w:ascii="Calibri" w:cs="Calibri" w:eastAsia="Calibri" w:hAnsi="Calibri"/>
+                <w:color w:val="6B7280"/>
+                <w:sz w:val="18"/>
+                <w:szCs w:val="18"/>
+              </w:rPr>
+              <w:t xml:space="preserve">30–36px</w:t>
+            </w:r>
+          </w:p>
+        </w:tc>
+        <w:tc>
+          <w:tcPr>
+            <w:tcW w:type="pct" w:w="12%"/>
+            <w:tcBorders>
+              <w:top w:val="single" w:color="E5E7EB" w:sz="4"/>
+              <w:left w:val="single" w:color="E5E7EB" w:sz="4"/>
+              <w:bottom w:val="single" w:color="E5E7EB" w:sz="4"/>
+              <w:right w:val="single" w:color="E5E7EB" w:sz="4"/>
+            </w:tcBorders>
+          </w:tcPr>
+          <w:p>
+            <w:pPr>
+              <w:spacing w:after="70" w:before="70"/>
+              <w:ind w:left="144"/>
+            </w:pPr>
+            <w:r>
+              <w:rPr>
+                <w:rFonts w:ascii="Calibri" w:cs="Calibri" w:eastAsia="Calibri" w:hAnsi="Calibri"/>
+                <w:color w:val="6B7280"/>
+                <w:sz w:val="18"/>
+                <w:szCs w:val="18"/>
+              </w:rPr>
+              <w:t xml:space="preserve">700</w:t>
+            </w:r>
+          </w:p>
+        </w:tc>
+        <w:tc>
+          <w:tcPr>
+            <w:tcW w:type="pct" w:w="18%"/>
+            <w:tcBorders>
+              <w:top w:val="single" w:color="E5E7EB" w:sz="4"/>
+              <w:left w:val="single" w:color="E5E7EB" w:sz="4"/>
+              <w:bottom w:val="single" w:color="E5E7EB" w:sz="4"/>
+              <w:right w:val="single" w:color="E5E7EB" w:sz="4"/>
+            </w:tcBorders>
+          </w:tcPr>
+          <w:p>
+            <w:pPr>
+              <w:spacing w:after="70" w:before="70"/>
+              <w:ind w:left="144"/>
+            </w:pPr>
+            <w:r>
+              <w:rPr>
+                <w:rFonts w:ascii="Calibri" w:cs="Calibri" w:eastAsia="Calibri" w:hAnsi="Calibri"/>
+                <w:color w:val="6B7280"/>
+                <w:sz w:val="18"/>
+                <w:szCs w:val="18"/>
+              </w:rPr>
+              <w:t xml:space="preserve">tracking-tight</w:t>
+            </w:r>
+          </w:p>
+        </w:tc>
+        <w:tc>
+          <w:tcPr>
+            <w:tcW w:type="pct" w:w="24%"/>
+            <w:tcBorders>
+              <w:top w:val="single" w:color="E5E7EB" w:sz="4"/>
+              <w:left w:val="single" w:color="E5E7EB" w:sz="4"/>
+              <w:bottom w:val="single" w:color="E5E7EB" w:sz="4"/>
+              <w:right w:val="single" w:color="E5E7EB" w:sz="4"/>
+            </w:tcBorders>
+          </w:tcPr>
+          <w:p>
+            <w:pPr>
+              <w:spacing w:after="70" w:before="70"/>
+              <w:ind w:left="144"/>
+            </w:pPr>
+            <w:r>
+              <w:rPr>
+                <w:rFonts w:ascii="Calibri" w:cs="Calibri" w:eastAsia="Calibri" w:hAnsi="Calibri"/>
+                <w:color w:val="6B7280"/>
+                <w:sz w:val="18"/>
+                <w:szCs w:val="18"/>
+              </w:rPr>
+              <w:t xml:space="preserve">#111827</w:t>
             </w:r>
           </w:p>
         </w:tc>
@@ -3347,7 +3346,7 @@
       <w:tr>
         <w:tc>
           <w:tcPr>
-            <w:tcW w:type="pct" w:w="20%"/>
+            <w:tcW w:type="pct" w:w="18%"/>
             <w:tcBorders>
               <w:top w:val="single" w:color="E5E7EB" w:sz="4"/>
               <w:left w:val="single" w:color="E5E7EB" w:sz="4"/>
@@ -3368,7 +3367,88 @@
                 <w:sz w:val="18"/>
                 <w:szCs w:val="18"/>
               </w:rPr>
-              <w:t xml:space="preserve">Hero / section body (p)</w:t>
+              <w:t xml:space="preserve">Card / module h2</w:t>
+            </w:r>
+          </w:p>
+        </w:tc>
+        <w:tc>
+          <w:tcPr>
+            <w:tcW w:type="pct" w:w="17%"/>
+            <w:tcBorders>
+              <w:top w:val="single" w:color="E5E7EB" w:sz="4"/>
+              <w:left w:val="single" w:color="E5E7EB" w:sz="4"/>
+              <w:bottom w:val="single" w:color="E5E7EB" w:sz="4"/>
+              <w:right w:val="single" w:color="E5E7EB" w:sz="4"/>
+            </w:tcBorders>
+            <w:shd w:fill="FAFAFA" w:color="FAFAFA" w:val="solid"/>
+          </w:tcPr>
+          <w:p>
+            <w:pPr>
+              <w:spacing w:after="70" w:before="70"/>
+              <w:ind w:left="144"/>
+            </w:pPr>
+            <w:r>
+              <w:rPr>
+                <w:rFonts w:ascii="Calibri" w:cs="Calibri" w:eastAsia="Calibri" w:hAnsi="Calibri"/>
+                <w:color w:val="6B7280"/>
+                <w:sz w:val="18"/>
+                <w:szCs w:val="18"/>
+              </w:rPr>
+              <w:t xml:space="preserve">text-2xl</w:t>
+            </w:r>
+          </w:p>
+        </w:tc>
+        <w:tc>
+          <w:tcPr>
+            <w:tcW w:type="pct" w:w="11%"/>
+            <w:tcBorders>
+              <w:top w:val="single" w:color="E5E7EB" w:sz="4"/>
+              <w:left w:val="single" w:color="E5E7EB" w:sz="4"/>
+              <w:bottom w:val="single" w:color="E5E7EB" w:sz="4"/>
+              <w:right w:val="single" w:color="E5E7EB" w:sz="4"/>
+            </w:tcBorders>
+            <w:shd w:fill="FAFAFA" w:color="FAFAFA" w:val="solid"/>
+          </w:tcPr>
+          <w:p>
+            <w:pPr>
+              <w:spacing w:after="70" w:before="70"/>
+              <w:ind w:left="144"/>
+            </w:pPr>
+            <w:r>
+              <w:rPr>
+                <w:rFonts w:ascii="Calibri" w:cs="Calibri" w:eastAsia="Calibri" w:hAnsi="Calibri"/>
+                <w:color w:val="6B7280"/>
+                <w:sz w:val="18"/>
+                <w:szCs w:val="18"/>
+              </w:rPr>
+              <w:t xml:space="preserve">24px (1.5rem)</w:t>
+            </w:r>
+          </w:p>
+        </w:tc>
+        <w:tc>
+          <w:tcPr>
+            <w:tcW w:type="pct" w:w="12%"/>
+            <w:tcBorders>
+              <w:top w:val="single" w:color="E5E7EB" w:sz="4"/>
+              <w:left w:val="single" w:color="E5E7EB" w:sz="4"/>
+              <w:bottom w:val="single" w:color="E5E7EB" w:sz="4"/>
+              <w:right w:val="single" w:color="E5E7EB" w:sz="4"/>
+            </w:tcBorders>
+            <w:shd w:fill="FAFAFA" w:color="FAFAFA" w:val="solid"/>
+          </w:tcPr>
+          <w:p>
+            <w:pPr>
+              <w:spacing w:after="70" w:before="70"/>
+              <w:ind w:left="144"/>
+            </w:pPr>
+            <w:r>
+              <w:rPr>
+                <w:rFonts w:ascii="Calibri" w:cs="Calibri" w:eastAsia="Calibri" w:hAnsi="Calibri"/>
+                <w:color w:val="6B7280"/>
+                <w:sz w:val="18"/>
+                <w:szCs w:val="18"/>
+              </w:rPr>
+              <w:t xml:space="preserve">700</w:t>
             </w:r>
           </w:p>
         </w:tc>
@@ -3395,13 +3475,13 @@
                 <w:sz w:val="18"/>
                 <w:szCs w:val="18"/>
               </w:rPr>
-              <w:t xml:space="preserve">text-lg</w:t>
-            </w:r>
-          </w:p>
-        </w:tc>
-        <w:tc>
-          <w:tcPr>
-            <w:tcW w:type="pct" w:w="10%"/>
+              <w:t xml:space="preserve">default</w:t>
+            </w:r>
+          </w:p>
+        </w:tc>
+        <w:tc>
+          <w:tcPr>
+            <w:tcW w:type="pct" w:w="24%"/>
             <w:tcBorders>
               <w:top w:val="single" w:color="E5E7EB" w:sz="4"/>
               <w:left w:val="single" w:color="E5E7EB" w:sz="4"/>
@@ -3422,88 +3502,7 @@
                 <w:sz w:val="18"/>
                 <w:szCs w:val="18"/>
               </w:rPr>
-              <w:t xml:space="preserve">18px</w:t>
-            </w:r>
-          </w:p>
-        </w:tc>
-        <w:tc>
-          <w:tcPr>
-            <w:tcW w:type="pct" w:w="14%"/>
-            <w:tcBorders>
-              <w:top w:val="single" w:color="E5E7EB" w:sz="4"/>
-              <w:left w:val="single" w:color="E5E7EB" w:sz="4"/>
-              <w:bottom w:val="single" w:color="E5E7EB" w:sz="4"/>
-              <w:right w:val="single" w:color="E5E7EB" w:sz="4"/>
-            </w:tcBorders>
-            <w:shd w:fill="FAFAFA" w:color="FAFAFA" w:val="solid"/>
-          </w:tcPr>
-          <w:p>
-            <w:pPr>
-              <w:spacing w:after="70" w:before="70"/>
-              <w:ind w:left="144"/>
-            </w:pPr>
-            <w:r>
-              <w:rPr>
-                <w:rFonts w:ascii="Calibri" w:cs="Calibri" w:eastAsia="Calibri" w:hAnsi="Calibri"/>
-                <w:color w:val="6B7280"/>
-                <w:sz w:val="18"/>
-                <w:szCs w:val="18"/>
-              </w:rPr>
-              <w:t xml:space="preserve">400 Regular</w:t>
-            </w:r>
-          </w:p>
-        </w:tc>
-        <w:tc>
-          <w:tcPr>
-            <w:tcW w:type="pct" w:w="16%"/>
-            <w:tcBorders>
-              <w:top w:val="single" w:color="E5E7EB" w:sz="4"/>
-              <w:left w:val="single" w:color="E5E7EB" w:sz="4"/>
-              <w:bottom w:val="single" w:color="E5E7EB" w:sz="4"/>
-              <w:right w:val="single" w:color="E5E7EB" w:sz="4"/>
-            </w:tcBorders>
-            <w:shd w:fill="FAFAFA" w:color="FAFAFA" w:val="solid"/>
-          </w:tcPr>
-          <w:p>
-            <w:pPr>
-              <w:spacing w:after="70" w:before="70"/>
-              <w:ind w:left="144"/>
-            </w:pPr>
-            <w:r>
-              <w:rPr>
-                <w:rFonts w:ascii="Calibri" w:cs="Calibri" w:eastAsia="Calibri" w:hAnsi="Calibri"/>
-                <w:color w:val="6B7280"/>
-                <w:sz w:val="18"/>
-                <w:szCs w:val="18"/>
-              </w:rPr>
-              <w:t xml:space="preserve">default</w:t>
-            </w:r>
-          </w:p>
-        </w:tc>
-        <w:tc>
-          <w:tcPr>
-            <w:tcW w:type="pct" w:w="22%"/>
-            <w:tcBorders>
-              <w:top w:val="single" w:color="E5E7EB" w:sz="4"/>
-              <w:left w:val="single" w:color="E5E7EB" w:sz="4"/>
-              <w:bottom w:val="single" w:color="E5E7EB" w:sz="4"/>
-              <w:right w:val="single" w:color="E5E7EB" w:sz="4"/>
-            </w:tcBorders>
-            <w:shd w:fill="FAFAFA" w:color="FAFAFA" w:val="solid"/>
-          </w:tcPr>
-          <w:p>
-            <w:pPr>
-              <w:spacing w:after="70" w:before="70"/>
-              <w:ind w:left="144"/>
-            </w:pPr>
-            <w:r>
-              <w:rPr>
-                <w:rFonts w:ascii="Calibri" w:cs="Calibri" w:eastAsia="Calibri" w:hAnsi="Calibri"/>
-                <w:color w:val="6B7280"/>
-                <w:sz w:val="18"/>
-                <w:szCs w:val="18"/>
-              </w:rPr>
-              <w:t xml:space="preserve">#6B7280 (gray-500)</w:t>
+              <w:t xml:space="preserve">#111827</w:t>
             </w:r>
           </w:p>
         </w:tc>
@@ -3511,32 +3510,6 @@
       <w:tr>
         <w:tc>
           <w:tcPr>
-            <w:tcW w:type="pct" w:w="20%"/>
-            <w:tcBorders>
-              <w:top w:val="single" w:color="E5E7EB" w:sz="4"/>
-              <w:left w:val="single" w:color="E5E7EB" w:sz="4"/>
-              <w:bottom w:val="single" w:color="E5E7EB" w:sz="4"/>
-              <w:right w:val="single" w:color="E5E7EB" w:sz="4"/>
-            </w:tcBorders>
-          </w:tcPr>
-          <w:p>
-            <w:pPr>
-              <w:spacing w:after="70" w:before="70"/>
-              <w:ind w:left="144"/>
-            </w:pPr>
-            <w:r>
-              <w:rPr>
-                <w:rFonts w:ascii="Calibri" w:cs="Calibri" w:eastAsia="Calibri" w:hAnsi="Calibri"/>
-                <w:color w:val="6B7280"/>
-                <w:sz w:val="18"/>
-                <w:szCs w:val="18"/>
-              </w:rPr>
-              <w:t xml:space="preserve">Card body / list items (p, span)</w:t>
-            </w:r>
-          </w:p>
-        </w:tc>
-        <w:tc>
-          <w:tcPr>
             <w:tcW w:type="pct" w:w="18%"/>
             <w:tcBorders>
               <w:top w:val="single" w:color="E5E7EB" w:sz="4"/>
@@ -3557,111 +3530,137 @@
                 <w:sz w:val="18"/>
                 <w:szCs w:val="18"/>
               </w:rPr>
-              <w:t xml:space="preserve">text-sm</w:t>
-            </w:r>
-          </w:p>
-        </w:tc>
-        <w:tc>
-          <w:tcPr>
-            <w:tcW w:type="pct" w:w="10%"/>
-            <w:tcBorders>
-              <w:top w:val="single" w:color="E5E7EB" w:sz="4"/>
-              <w:left w:val="single" w:color="E5E7EB" w:sz="4"/>
-              <w:bottom w:val="single" w:color="E5E7EB" w:sz="4"/>
-              <w:right w:val="single" w:color="E5E7EB" w:sz="4"/>
-            </w:tcBorders>
-          </w:tcPr>
-          <w:p>
-            <w:pPr>
-              <w:spacing w:after="70" w:before="70"/>
-              <w:ind w:left="144"/>
-            </w:pPr>
-            <w:r>
-              <w:rPr>
-                <w:rFonts w:ascii="Calibri" w:cs="Calibri" w:eastAsia="Calibri" w:hAnsi="Calibri"/>
-                <w:color w:val="6B7280"/>
-                <w:sz w:val="18"/>
-                <w:szCs w:val="18"/>
-              </w:rPr>
-              <w:t xml:space="preserve">14px</w:t>
-            </w:r>
-          </w:p>
-        </w:tc>
-        <w:tc>
-          <w:tcPr>
-            <w:tcW w:type="pct" w:w="14%"/>
-            <w:tcBorders>
-              <w:top w:val="single" w:color="E5E7EB" w:sz="4"/>
-              <w:left w:val="single" w:color="E5E7EB" w:sz="4"/>
-              <w:bottom w:val="single" w:color="E5E7EB" w:sz="4"/>
-              <w:right w:val="single" w:color="E5E7EB" w:sz="4"/>
-            </w:tcBorders>
-          </w:tcPr>
-          <w:p>
-            <w:pPr>
-              <w:spacing w:after="70" w:before="70"/>
-              <w:ind w:left="144"/>
-            </w:pPr>
-            <w:r>
-              <w:rPr>
-                <w:rFonts w:ascii="Calibri" w:cs="Calibri" w:eastAsia="Calibri" w:hAnsi="Calibri"/>
-                <w:color w:val="6B7280"/>
-                <w:sz w:val="18"/>
-                <w:szCs w:val="18"/>
-              </w:rPr>
-              <w:t xml:space="preserve">400 Regular</w:t>
-            </w:r>
-          </w:p>
-        </w:tc>
-        <w:tc>
-          <w:tcPr>
-            <w:tcW w:type="pct" w:w="16%"/>
-            <w:tcBorders>
-              <w:top w:val="single" w:color="E5E7EB" w:sz="4"/>
-              <w:left w:val="single" w:color="E5E7EB" w:sz="4"/>
-              <w:bottom w:val="single" w:color="E5E7EB" w:sz="4"/>
-              <w:right w:val="single" w:color="E5E7EB" w:sz="4"/>
-            </w:tcBorders>
-          </w:tcPr>
-          <w:p>
-            <w:pPr>
-              <w:spacing w:after="70" w:before="70"/>
-              <w:ind w:left="144"/>
-            </w:pPr>
-            <w:r>
-              <w:rPr>
-                <w:rFonts w:ascii="Calibri" w:cs="Calibri" w:eastAsia="Calibri" w:hAnsi="Calibri"/>
-                <w:color w:val="6B7280"/>
-                <w:sz w:val="18"/>
-                <w:szCs w:val="18"/>
-              </w:rPr>
-              <w:t xml:space="preserve">default</w:t>
-            </w:r>
-          </w:p>
-        </w:tc>
-        <w:tc>
-          <w:tcPr>
-            <w:tcW w:type="pct" w:w="22%"/>
-            <w:tcBorders>
-              <w:top w:val="single" w:color="E5E7EB" w:sz="4"/>
-              <w:left w:val="single" w:color="E5E7EB" w:sz="4"/>
-              <w:bottom w:val="single" w:color="E5E7EB" w:sz="4"/>
-              <w:right w:val="single" w:color="E5E7EB" w:sz="4"/>
-            </w:tcBorders>
-          </w:tcPr>
-          <w:p>
-            <w:pPr>
-              <w:spacing w:after="70" w:before="70"/>
-              <w:ind w:left="144"/>
-            </w:pPr>
-            <w:r>
-              <w:rPr>
-                <w:rFonts w:ascii="Calibri" w:cs="Calibri" w:eastAsia="Calibri" w:hAnsi="Calibri"/>
-                <w:color w:val="6B7280"/>
-                <w:sz w:val="18"/>
-                <w:szCs w:val="18"/>
-              </w:rPr>
-              <w:t xml:space="preserve">#6B7280 (gray-500)</w:t>
+              <w:t xml:space="preserve">Eyebrow label (span)</w:t>
+            </w:r>
+          </w:p>
+        </w:tc>
+        <w:tc>
+          <w:tcPr>
+            <w:tcW w:type="pct" w:w="17%"/>
+            <w:tcBorders>
+              <w:top w:val="single" w:color="E5E7EB" w:sz="4"/>
+              <w:left w:val="single" w:color="E5E7EB" w:sz="4"/>
+              <w:bottom w:val="single" w:color="E5E7EB" w:sz="4"/>
+              <w:right w:val="single" w:color="E5E7EB" w:sz="4"/>
+            </w:tcBorders>
+          </w:tcPr>
+          <w:p>
+            <w:pPr>
+              <w:spacing w:after="70" w:before="70"/>
+              <w:ind w:left="144"/>
+            </w:pPr>
+            <w:r>
+              <w:rPr>
+                <w:rFonts w:ascii="Calibri" w:cs="Calibri" w:eastAsia="Calibri" w:hAnsi="Calibri"/>
+                <w:color w:val="6B7280"/>
+                <w:sz w:val="18"/>
+                <w:szCs w:val="18"/>
+              </w:rPr>
+              <w:t xml:space="preserve">text-xs</w:t>
+            </w:r>
+          </w:p>
+        </w:tc>
+        <w:tc>
+          <w:tcPr>
+            <w:tcW w:type="pct" w:w="11%"/>
+            <w:tcBorders>
+              <w:top w:val="single" w:color="E5E7EB" w:sz="4"/>
+              <w:left w:val="single" w:color="E5E7EB" w:sz="4"/>
+              <w:bottom w:val="single" w:color="E5E7EB" w:sz="4"/>
+              <w:right w:val="single" w:color="E5E7EB" w:sz="4"/>
+            </w:tcBorders>
+          </w:tcPr>
+          <w:p>
+            <w:pPr>
+              <w:spacing w:after="70" w:before="70"/>
+              <w:ind w:left="144"/>
+            </w:pPr>
+            <w:r>
+              <w:rPr>
+                <w:rFonts w:ascii="Calibri" w:cs="Calibri" w:eastAsia="Calibri" w:hAnsi="Calibri"/>
+                <w:color w:val="6B7280"/>
+                <w:sz w:val="18"/>
+                <w:szCs w:val="18"/>
+              </w:rPr>
+              <w:t xml:space="preserve">12px (0.75rem)</w:t>
+            </w:r>
+          </w:p>
+        </w:tc>
+        <w:tc>
+          <w:tcPr>
+            <w:tcW w:type="pct" w:w="12%"/>
+            <w:tcBorders>
+              <w:top w:val="single" w:color="E5E7EB" w:sz="4"/>
+              <w:left w:val="single" w:color="E5E7EB" w:sz="4"/>
+              <w:bottom w:val="single" w:color="E5E7EB" w:sz="4"/>
+              <w:right w:val="single" w:color="E5E7EB" w:sz="4"/>
+            </w:tcBorders>
+          </w:tcPr>
+          <w:p>
+            <w:pPr>
+              <w:spacing w:after="70" w:before="70"/>
+              <w:ind w:left="144"/>
+            </w:pPr>
+            <w:r>
+              <w:rPr>
+                <w:rFonts w:ascii="Calibri" w:cs="Calibri" w:eastAsia="Calibri" w:hAnsi="Calibri"/>
+                <w:color w:val="6B7280"/>
+                <w:sz w:val="18"/>
+                <w:szCs w:val="18"/>
+              </w:rPr>
+              <w:t xml:space="preserve">600 SemiBold</w:t>
+            </w:r>
+          </w:p>
+        </w:tc>
+        <w:tc>
+          <w:tcPr>
+            <w:tcW w:type="pct" w:w="18%"/>
+            <w:tcBorders>
+              <w:top w:val="single" w:color="E5E7EB" w:sz="4"/>
+              <w:left w:val="single" w:color="E5E7EB" w:sz="4"/>
+              <w:bottom w:val="single" w:color="E5E7EB" w:sz="4"/>
+              <w:right w:val="single" w:color="E5E7EB" w:sz="4"/>
+            </w:tcBorders>
+          </w:tcPr>
+          <w:p>
+            <w:pPr>
+              <w:spacing w:after="70" w:before="70"/>
+              <w:ind w:left="144"/>
+            </w:pPr>
+            <w:r>
+              <w:rPr>
+                <w:rFonts w:ascii="Calibri" w:cs="Calibri" w:eastAsia="Calibri" w:hAnsi="Calibri"/>
+                <w:color w:val="6B7280"/>
+                <w:sz w:val="18"/>
+                <w:szCs w:val="18"/>
+              </w:rPr>
+              <w:t xml:space="preserve">tracking-[0.2em]</w:t>
+            </w:r>
+          </w:p>
+        </w:tc>
+        <w:tc>
+          <w:tcPr>
+            <w:tcW w:type="pct" w:w="24%"/>
+            <w:tcBorders>
+              <w:top w:val="single" w:color="E5E7EB" w:sz="4"/>
+              <w:left w:val="single" w:color="E5E7EB" w:sz="4"/>
+              <w:bottom w:val="single" w:color="E5E7EB" w:sz="4"/>
+              <w:right w:val="single" w:color="E5E7EB" w:sz="4"/>
+            </w:tcBorders>
+          </w:tcPr>
+          <w:p>
+            <w:pPr>
+              <w:spacing w:after="70" w:before="70"/>
+              <w:ind w:left="144"/>
+            </w:pPr>
+            <w:r>
+              <w:rPr>
+                <w:rFonts w:ascii="Calibri" w:cs="Calibri" w:eastAsia="Calibri" w:hAnsi="Calibri"/>
+                <w:color w:val="6B7280"/>
+                <w:sz w:val="18"/>
+                <w:szCs w:val="18"/>
+              </w:rPr>
+              <w:t xml:space="preserve">hsl(262 83% 55%)</w:t>
             </w:r>
           </w:p>
         </w:tc>
@@ -3669,7 +3668,7 @@
       <w:tr>
         <w:tc>
           <w:tcPr>
-            <w:tcW w:type="pct" w:w="20%"/>
+            <w:tcW w:type="pct" w:w="18%"/>
             <w:tcBorders>
               <w:top w:val="single" w:color="E5E7EB" w:sz="4"/>
               <w:left w:val="single" w:color="E5E7EB" w:sz="4"/>
@@ -3690,7 +3689,88 @@
                 <w:sz w:val="18"/>
                 <w:szCs w:val="18"/>
               </w:rPr>
-              <w:t xml:space="preserve">Small meta / caption</w:t>
+              <w:t xml:space="preserve">Nav links (a)</w:t>
+            </w:r>
+          </w:p>
+        </w:tc>
+        <w:tc>
+          <w:tcPr>
+            <w:tcW w:type="pct" w:w="17%"/>
+            <w:tcBorders>
+              <w:top w:val="single" w:color="E5E7EB" w:sz="4"/>
+              <w:left w:val="single" w:color="E5E7EB" w:sz="4"/>
+              <w:bottom w:val="single" w:color="E5E7EB" w:sz="4"/>
+              <w:right w:val="single" w:color="E5E7EB" w:sz="4"/>
+            </w:tcBorders>
+            <w:shd w:fill="FAFAFA" w:color="FAFAFA" w:val="solid"/>
+          </w:tcPr>
+          <w:p>
+            <w:pPr>
+              <w:spacing w:after="70" w:before="70"/>
+              <w:ind w:left="144"/>
+            </w:pPr>
+            <w:r>
+              <w:rPr>
+                <w:rFonts w:ascii="Calibri" w:cs="Calibri" w:eastAsia="Calibri" w:hAnsi="Calibri"/>
+                <w:color w:val="6B7280"/>
+                <w:sz w:val="18"/>
+                <w:szCs w:val="18"/>
+              </w:rPr>
+              <w:t xml:space="preserve">text-sm</w:t>
+            </w:r>
+          </w:p>
+        </w:tc>
+        <w:tc>
+          <w:tcPr>
+            <w:tcW w:type="pct" w:w="11%"/>
+            <w:tcBorders>
+              <w:top w:val="single" w:color="E5E7EB" w:sz="4"/>
+              <w:left w:val="single" w:color="E5E7EB" w:sz="4"/>
+              <w:bottom w:val="single" w:color="E5E7EB" w:sz="4"/>
+              <w:right w:val="single" w:color="E5E7EB" w:sz="4"/>
+            </w:tcBorders>
+            <w:shd w:fill="FAFAFA" w:color="FAFAFA" w:val="solid"/>
+          </w:tcPr>
+          <w:p>
+            <w:pPr>
+              <w:spacing w:after="70" w:before="70"/>
+              <w:ind w:left="144"/>
+            </w:pPr>
+            <w:r>
+              <w:rPr>
+                <w:rFonts w:ascii="Calibri" w:cs="Calibri" w:eastAsia="Calibri" w:hAnsi="Calibri"/>
+                <w:color w:val="6B7280"/>
+                <w:sz w:val="18"/>
+                <w:szCs w:val="18"/>
+              </w:rPr>
+              <w:t xml:space="preserve">14px (0.875rem)</w:t>
+            </w:r>
+          </w:p>
+        </w:tc>
+        <w:tc>
+          <w:tcPr>
+            <w:tcW w:type="pct" w:w="12%"/>
+            <w:tcBorders>
+              <w:top w:val="single" w:color="E5E7EB" w:sz="4"/>
+              <w:left w:val="single" w:color="E5E7EB" w:sz="4"/>
+              <w:bottom w:val="single" w:color="E5E7EB" w:sz="4"/>
+              <w:right w:val="single" w:color="E5E7EB" w:sz="4"/>
+            </w:tcBorders>
+            <w:shd w:fill="FAFAFA" w:color="FAFAFA" w:val="solid"/>
+          </w:tcPr>
+          <w:p>
+            <w:pPr>
+              <w:spacing w:after="70" w:before="70"/>
+              <w:ind w:left="144"/>
+            </w:pPr>
+            <w:r>
+              <w:rPr>
+                <w:rFonts w:ascii="Calibri" w:cs="Calibri" w:eastAsia="Calibri" w:hAnsi="Calibri"/>
+                <w:color w:val="6B7280"/>
+                <w:sz w:val="18"/>
+                <w:szCs w:val="18"/>
+              </w:rPr>
+              <w:t xml:space="preserve">500 Medium</w:t>
             </w:r>
           </w:p>
         </w:tc>
@@ -3717,13 +3797,13 @@
                 <w:sz w:val="18"/>
                 <w:szCs w:val="18"/>
               </w:rPr>
-              <w:t xml:space="preserve">text-xs</w:t>
-            </w:r>
-          </w:p>
-        </w:tc>
-        <w:tc>
-          <w:tcPr>
-            <w:tcW w:type="pct" w:w="10%"/>
+              <w:t xml:space="preserve">default</w:t>
+            </w:r>
+          </w:p>
+        </w:tc>
+        <w:tc>
+          <w:tcPr>
+            <w:tcW w:type="pct" w:w="24%"/>
             <w:tcBorders>
               <w:top w:val="single" w:color="E5E7EB" w:sz="4"/>
               <w:left w:val="single" w:color="E5E7EB" w:sz="4"/>
@@ -3744,88 +3824,7 @@
                 <w:sz w:val="18"/>
                 <w:szCs w:val="18"/>
               </w:rPr>
-              <w:t xml:space="preserve">12px</w:t>
-            </w:r>
-          </w:p>
-        </w:tc>
-        <w:tc>
-          <w:tcPr>
-            <w:tcW w:type="pct" w:w="14%"/>
-            <w:tcBorders>
-              <w:top w:val="single" w:color="E5E7EB" w:sz="4"/>
-              <w:left w:val="single" w:color="E5E7EB" w:sz="4"/>
-              <w:bottom w:val="single" w:color="E5E7EB" w:sz="4"/>
-              <w:right w:val="single" w:color="E5E7EB" w:sz="4"/>
-            </w:tcBorders>
-            <w:shd w:fill="FAFAFA" w:color="FAFAFA" w:val="solid"/>
-          </w:tcPr>
-          <w:p>
-            <w:pPr>
-              <w:spacing w:after="70" w:before="70"/>
-              <w:ind w:left="144"/>
-            </w:pPr>
-            <w:r>
-              <w:rPr>
-                <w:rFonts w:ascii="Calibri" w:cs="Calibri" w:eastAsia="Calibri" w:hAnsi="Calibri"/>
-                <w:color w:val="6B7280"/>
-                <w:sz w:val="18"/>
-                <w:szCs w:val="18"/>
-              </w:rPr>
-              <w:t xml:space="preserve">500 Medium</w:t>
-            </w:r>
-          </w:p>
-        </w:tc>
-        <w:tc>
-          <w:tcPr>
-            <w:tcW w:type="pct" w:w="16%"/>
-            <w:tcBorders>
-              <w:top w:val="single" w:color="E5E7EB" w:sz="4"/>
-              <w:left w:val="single" w:color="E5E7EB" w:sz="4"/>
-              <w:bottom w:val="single" w:color="E5E7EB" w:sz="4"/>
-              <w:right w:val="single" w:color="E5E7EB" w:sz="4"/>
-            </w:tcBorders>
-            <w:shd w:fill="FAFAFA" w:color="FAFAFA" w:val="solid"/>
-          </w:tcPr>
-          <w:p>
-            <w:pPr>
-              <w:spacing w:after="70" w:before="70"/>
-              <w:ind w:left="144"/>
-            </w:pPr>
-            <w:r>
-              <w:rPr>
-                <w:rFonts w:ascii="Calibri" w:cs="Calibri" w:eastAsia="Calibri" w:hAnsi="Calibri"/>
-                <w:color w:val="6B7280"/>
-                <w:sz w:val="18"/>
-                <w:szCs w:val="18"/>
-              </w:rPr>
-              <w:t xml:space="preserve">tracking-widest (0.1em+)</w:t>
-            </w:r>
-          </w:p>
-        </w:tc>
-        <w:tc>
-          <w:tcPr>
-            <w:tcW w:type="pct" w:w="22%"/>
-            <w:tcBorders>
-              <w:top w:val="single" w:color="E5E7EB" w:sz="4"/>
-              <w:left w:val="single" w:color="E5E7EB" w:sz="4"/>
-              <w:bottom w:val="single" w:color="E5E7EB" w:sz="4"/>
-              <w:right w:val="single" w:color="E5E7EB" w:sz="4"/>
-            </w:tcBorders>
-            <w:shd w:fill="FAFAFA" w:color="FAFAFA" w:val="solid"/>
-          </w:tcPr>
-          <w:p>
-            <w:pPr>
-              <w:spacing w:after="70" w:before="70"/>
-              <w:ind w:left="144"/>
-            </w:pPr>
-            <w:r>
-              <w:rPr>
-                <w:rFonts w:ascii="Calibri" w:cs="Calibri" w:eastAsia="Calibri" w:hAnsi="Calibri"/>
-                <w:color w:val="6B7280"/>
-                <w:sz w:val="18"/>
-                <w:szCs w:val="18"/>
-              </w:rPr>
-              <w:t xml:space="preserve">#9CA3AF (gray-400)</w:t>
+              <w:t xml:space="preserve">gray-700 #374151</w:t>
             </w:r>
           </w:p>
         </w:tc>
@@ -3833,32 +3832,6 @@
       <w:tr>
         <w:tc>
           <w:tcPr>
-            <w:tcW w:type="pct" w:w="20%"/>
-            <w:tcBorders>
-              <w:top w:val="single" w:color="E5E7EB" w:sz="4"/>
-              <w:left w:val="single" w:color="E5E7EB" w:sz="4"/>
-              <w:bottom w:val="single" w:color="E5E7EB" w:sz="4"/>
-              <w:right w:val="single" w:color="E5E7EB" w:sz="4"/>
-            </w:tcBorders>
-          </w:tcPr>
-          <w:p>
-            <w:pPr>
-              <w:spacing w:after="70" w:before="70"/>
-              <w:ind w:left="144"/>
-            </w:pPr>
-            <w:r>
-              <w:rPr>
-                <w:rFonts w:ascii="Calibri" w:cs="Calibri" w:eastAsia="Calibri" w:hAnsi="Calibri"/>
-                <w:color w:val="6B7280"/>
-                <w:sz w:val="18"/>
-                <w:szCs w:val="18"/>
-              </w:rPr>
-              <w:t xml:space="preserve">Button label</w:t>
-            </w:r>
-          </w:p>
-        </w:tc>
-        <w:tc>
-          <w:tcPr>
             <w:tcW w:type="pct" w:w="18%"/>
             <w:tcBorders>
               <w:top w:val="single" w:color="E5E7EB" w:sz="4"/>
@@ -3879,111 +3852,137 @@
                 <w:sz w:val="18"/>
                 <w:szCs w:val="18"/>
               </w:rPr>
-              <w:t xml:space="preserve">text-sm</w:t>
-            </w:r>
-          </w:p>
-        </w:tc>
-        <w:tc>
-          <w:tcPr>
-            <w:tcW w:type="pct" w:w="10%"/>
-            <w:tcBorders>
-              <w:top w:val="single" w:color="E5E7EB" w:sz="4"/>
-              <w:left w:val="single" w:color="E5E7EB" w:sz="4"/>
-              <w:bottom w:val="single" w:color="E5E7EB" w:sz="4"/>
-              <w:right w:val="single" w:color="E5E7EB" w:sz="4"/>
-            </w:tcBorders>
-          </w:tcPr>
-          <w:p>
-            <w:pPr>
-              <w:spacing w:after="70" w:before="70"/>
-              <w:ind w:left="144"/>
-            </w:pPr>
-            <w:r>
-              <w:rPr>
-                <w:rFonts w:ascii="Calibri" w:cs="Calibri" w:eastAsia="Calibri" w:hAnsi="Calibri"/>
-                <w:color w:val="6B7280"/>
-                <w:sz w:val="18"/>
-                <w:szCs w:val="18"/>
-              </w:rPr>
-              <w:t xml:space="preserve">14px</w:t>
-            </w:r>
-          </w:p>
-        </w:tc>
-        <w:tc>
-          <w:tcPr>
-            <w:tcW w:type="pct" w:w="14%"/>
-            <w:tcBorders>
-              <w:top w:val="single" w:color="E5E7EB" w:sz="4"/>
-              <w:left w:val="single" w:color="E5E7EB" w:sz="4"/>
-              <w:bottom w:val="single" w:color="E5E7EB" w:sz="4"/>
-              <w:right w:val="single" w:color="E5E7EB" w:sz="4"/>
-            </w:tcBorders>
-          </w:tcPr>
-          <w:p>
-            <w:pPr>
-              <w:spacing w:after="70" w:before="70"/>
-              <w:ind w:left="144"/>
-            </w:pPr>
-            <w:r>
-              <w:rPr>
-                <w:rFonts w:ascii="Calibri" w:cs="Calibri" w:eastAsia="Calibri" w:hAnsi="Calibri"/>
-                <w:color w:val="6B7280"/>
-                <w:sz w:val="18"/>
-                <w:szCs w:val="18"/>
-              </w:rPr>
-              <w:t xml:space="preserve">600 SemiBold</w:t>
-            </w:r>
-          </w:p>
-        </w:tc>
-        <w:tc>
-          <w:tcPr>
-            <w:tcW w:type="pct" w:w="16%"/>
-            <w:tcBorders>
-              <w:top w:val="single" w:color="E5E7EB" w:sz="4"/>
-              <w:left w:val="single" w:color="E5E7EB" w:sz="4"/>
-              <w:bottom w:val="single" w:color="E5E7EB" w:sz="4"/>
-              <w:right w:val="single" w:color="E5E7EB" w:sz="4"/>
-            </w:tcBorders>
-          </w:tcPr>
-          <w:p>
-            <w:pPr>
-              <w:spacing w:after="70" w:before="70"/>
-              <w:ind w:left="144"/>
-            </w:pPr>
-            <w:r>
-              <w:rPr>
-                <w:rFonts w:ascii="Calibri" w:cs="Calibri" w:eastAsia="Calibri" w:hAnsi="Calibri"/>
-                <w:color w:val="6B7280"/>
-                <w:sz w:val="18"/>
-                <w:szCs w:val="18"/>
-              </w:rPr>
-              <w:t xml:space="preserve">default</w:t>
-            </w:r>
-          </w:p>
-        </w:tc>
-        <w:tc>
-          <w:tcPr>
-            <w:tcW w:type="pct" w:w="22%"/>
-            <w:tcBorders>
-              <w:top w:val="single" w:color="E5E7EB" w:sz="4"/>
-              <w:left w:val="single" w:color="E5E7EB" w:sz="4"/>
-              <w:bottom w:val="single" w:color="E5E7EB" w:sz="4"/>
-              <w:right w:val="single" w:color="E5E7EB" w:sz="4"/>
-            </w:tcBorders>
-          </w:tcPr>
-          <w:p>
-            <w:pPr>
-              <w:spacing w:after="70" w:before="70"/>
-              <w:ind w:left="144"/>
-            </w:pPr>
-            <w:r>
-              <w:rPr>
-                <w:rFonts w:ascii="Calibri" w:cs="Calibri" w:eastAsia="Calibri" w:hAnsi="Calibri"/>
-                <w:color w:val="6B7280"/>
-                <w:sz w:val="18"/>
-                <w:szCs w:val="18"/>
-              </w:rPr>
-              <w:t xml:space="preserve">#FFFFFF or #374151</w:t>
+              <w:t xml:space="preserve">Section body (p)</w:t>
+            </w:r>
+          </w:p>
+        </w:tc>
+        <w:tc>
+          <w:tcPr>
+            <w:tcW w:type="pct" w:w="17%"/>
+            <w:tcBorders>
+              <w:top w:val="single" w:color="E5E7EB" w:sz="4"/>
+              <w:left w:val="single" w:color="E5E7EB" w:sz="4"/>
+              <w:bottom w:val="single" w:color="E5E7EB" w:sz="4"/>
+              <w:right w:val="single" w:color="E5E7EB" w:sz="4"/>
+            </w:tcBorders>
+          </w:tcPr>
+          <w:p>
+            <w:pPr>
+              <w:spacing w:after="70" w:before="70"/>
+              <w:ind w:left="144"/>
+            </w:pPr>
+            <w:r>
+              <w:rPr>
+                <w:rFonts w:ascii="Calibri" w:cs="Calibri" w:eastAsia="Calibri" w:hAnsi="Calibri"/>
+                <w:color w:val="6B7280"/>
+                <w:sz w:val="18"/>
+                <w:szCs w:val="18"/>
+              </w:rPr>
+              <w:t xml:space="preserve">text-lg</w:t>
+            </w:r>
+          </w:p>
+        </w:tc>
+        <w:tc>
+          <w:tcPr>
+            <w:tcW w:type="pct" w:w="11%"/>
+            <w:tcBorders>
+              <w:top w:val="single" w:color="E5E7EB" w:sz="4"/>
+              <w:left w:val="single" w:color="E5E7EB" w:sz="4"/>
+              <w:bottom w:val="single" w:color="E5E7EB" w:sz="4"/>
+              <w:right w:val="single" w:color="E5E7EB" w:sz="4"/>
+            </w:tcBorders>
+          </w:tcPr>
+          <w:p>
+            <w:pPr>
+              <w:spacing w:after="70" w:before="70"/>
+              <w:ind w:left="144"/>
+            </w:pPr>
+            <w:r>
+              <w:rPr>
+                <w:rFonts w:ascii="Calibri" w:cs="Calibri" w:eastAsia="Calibri" w:hAnsi="Calibri"/>
+                <w:color w:val="6B7280"/>
+                <w:sz w:val="18"/>
+                <w:szCs w:val="18"/>
+              </w:rPr>
+              <w:t xml:space="preserve">18px (1.125rem)</w:t>
+            </w:r>
+          </w:p>
+        </w:tc>
+        <w:tc>
+          <w:tcPr>
+            <w:tcW w:type="pct" w:w="12%"/>
+            <w:tcBorders>
+              <w:top w:val="single" w:color="E5E7EB" w:sz="4"/>
+              <w:left w:val="single" w:color="E5E7EB" w:sz="4"/>
+              <w:bottom w:val="single" w:color="E5E7EB" w:sz="4"/>
+              <w:right w:val="single" w:color="E5E7EB" w:sz="4"/>
+            </w:tcBorders>
+          </w:tcPr>
+          <w:p>
+            <w:pPr>
+              <w:spacing w:after="70" w:before="70"/>
+              <w:ind w:left="144"/>
+            </w:pPr>
+            <w:r>
+              <w:rPr>
+                <w:rFonts w:ascii="Calibri" w:cs="Calibri" w:eastAsia="Calibri" w:hAnsi="Calibri"/>
+                <w:color w:val="6B7280"/>
+                <w:sz w:val="18"/>
+                <w:szCs w:val="18"/>
+              </w:rPr>
+              <w:t xml:space="preserve">400 Regular</w:t>
+            </w:r>
+          </w:p>
+        </w:tc>
+        <w:tc>
+          <w:tcPr>
+            <w:tcW w:type="pct" w:w="18%"/>
+            <w:tcBorders>
+              <w:top w:val="single" w:color="E5E7EB" w:sz="4"/>
+              <w:left w:val="single" w:color="E5E7EB" w:sz="4"/>
+              <w:bottom w:val="single" w:color="E5E7EB" w:sz="4"/>
+              <w:right w:val="single" w:color="E5E7EB" w:sz="4"/>
+            </w:tcBorders>
+          </w:tcPr>
+          <w:p>
+            <w:pPr>
+              <w:spacing w:after="70" w:before="70"/>
+              <w:ind w:left="144"/>
+            </w:pPr>
+            <w:r>
+              <w:rPr>
+                <w:rFonts w:ascii="Calibri" w:cs="Calibri" w:eastAsia="Calibri" w:hAnsi="Calibri"/>
+                <w:color w:val="6B7280"/>
+                <w:sz w:val="18"/>
+                <w:szCs w:val="18"/>
+              </w:rPr>
+              <w:t xml:space="preserve">leading-relaxed</w:t>
+            </w:r>
+          </w:p>
+        </w:tc>
+        <w:tc>
+          <w:tcPr>
+            <w:tcW w:type="pct" w:w="24%"/>
+            <w:tcBorders>
+              <w:top w:val="single" w:color="E5E7EB" w:sz="4"/>
+              <w:left w:val="single" w:color="E5E7EB" w:sz="4"/>
+              <w:bottom w:val="single" w:color="E5E7EB" w:sz="4"/>
+              <w:right w:val="single" w:color="E5E7EB" w:sz="4"/>
+            </w:tcBorders>
+          </w:tcPr>
+          <w:p>
+            <w:pPr>
+              <w:spacing w:after="70" w:before="70"/>
+              <w:ind w:left="144"/>
+            </w:pPr>
+            <w:r>
+              <w:rPr>
+                <w:rFonts w:ascii="Calibri" w:cs="Calibri" w:eastAsia="Calibri" w:hAnsi="Calibri"/>
+                <w:color w:val="6B7280"/>
+                <w:sz w:val="18"/>
+                <w:szCs w:val="18"/>
+              </w:rPr>
+              <w:t xml:space="preserve">gray-500 #6B7280</w:t>
             </w:r>
           </w:p>
         </w:tc>
@@ -3991,7 +3990,7 @@
       <w:tr>
         <w:tc>
           <w:tcPr>
-            <w:tcW w:type="pct" w:w="20%"/>
+            <w:tcW w:type="pct" w:w="18%"/>
             <w:tcBorders>
               <w:top w:val="single" w:color="E5E7EB" w:sz="4"/>
               <w:left w:val="single" w:color="E5E7EB" w:sz="4"/>
@@ -4012,7 +4011,88 @@
                 <w:sz w:val="18"/>
                 <w:szCs w:val="18"/>
               </w:rPr>
-              <w:t xml:space="preserve">Footer nav links</w:t>
+              <w:t xml:space="preserve">Card body / list (p, span)</w:t>
+            </w:r>
+          </w:p>
+        </w:tc>
+        <w:tc>
+          <w:tcPr>
+            <w:tcW w:type="pct" w:w="17%"/>
+            <w:tcBorders>
+              <w:top w:val="single" w:color="E5E7EB" w:sz="4"/>
+              <w:left w:val="single" w:color="E5E7EB" w:sz="4"/>
+              <w:bottom w:val="single" w:color="E5E7EB" w:sz="4"/>
+              <w:right w:val="single" w:color="E5E7EB" w:sz="4"/>
+            </w:tcBorders>
+            <w:shd w:fill="FAFAFA" w:color="FAFAFA" w:val="solid"/>
+          </w:tcPr>
+          <w:p>
+            <w:pPr>
+              <w:spacing w:after="70" w:before="70"/>
+              <w:ind w:left="144"/>
+            </w:pPr>
+            <w:r>
+              <w:rPr>
+                <w:rFonts w:ascii="Calibri" w:cs="Calibri" w:eastAsia="Calibri" w:hAnsi="Calibri"/>
+                <w:color w:val="6B7280"/>
+                <w:sz w:val="18"/>
+                <w:szCs w:val="18"/>
+              </w:rPr>
+              <w:t xml:space="preserve">text-sm</w:t>
+            </w:r>
+          </w:p>
+        </w:tc>
+        <w:tc>
+          <w:tcPr>
+            <w:tcW w:type="pct" w:w="11%"/>
+            <w:tcBorders>
+              <w:top w:val="single" w:color="E5E7EB" w:sz="4"/>
+              <w:left w:val="single" w:color="E5E7EB" w:sz="4"/>
+              <w:bottom w:val="single" w:color="E5E7EB" w:sz="4"/>
+              <w:right w:val="single" w:color="E5E7EB" w:sz="4"/>
+            </w:tcBorders>
+            <w:shd w:fill="FAFAFA" w:color="FAFAFA" w:val="solid"/>
+          </w:tcPr>
+          <w:p>
+            <w:pPr>
+              <w:spacing w:after="70" w:before="70"/>
+              <w:ind w:left="144"/>
+            </w:pPr>
+            <w:r>
+              <w:rPr>
+                <w:rFonts w:ascii="Calibri" w:cs="Calibri" w:eastAsia="Calibri" w:hAnsi="Calibri"/>
+                <w:color w:val="6B7280"/>
+                <w:sz w:val="18"/>
+                <w:szCs w:val="18"/>
+              </w:rPr>
+              <w:t xml:space="preserve">14px (0.875rem)</w:t>
+            </w:r>
+          </w:p>
+        </w:tc>
+        <w:tc>
+          <w:tcPr>
+            <w:tcW w:type="pct" w:w="12%"/>
+            <w:tcBorders>
+              <w:top w:val="single" w:color="E5E7EB" w:sz="4"/>
+              <w:left w:val="single" w:color="E5E7EB" w:sz="4"/>
+              <w:bottom w:val="single" w:color="E5E7EB" w:sz="4"/>
+              <w:right w:val="single" w:color="E5E7EB" w:sz="4"/>
+            </w:tcBorders>
+            <w:shd w:fill="FAFAFA" w:color="FAFAFA" w:val="solid"/>
+          </w:tcPr>
+          <w:p>
+            <w:pPr>
+              <w:spacing w:after="70" w:before="70"/>
+              <w:ind w:left="144"/>
+            </w:pPr>
+            <w:r>
+              <w:rPr>
+                <w:rFonts w:ascii="Calibri" w:cs="Calibri" w:eastAsia="Calibri" w:hAnsi="Calibri"/>
+                <w:color w:val="6B7280"/>
+                <w:sz w:val="18"/>
+                <w:szCs w:val="18"/>
+              </w:rPr>
+              <w:t xml:space="preserve">400 Regular</w:t>
             </w:r>
           </w:p>
         </w:tc>
@@ -4039,13 +4119,254 @@
                 <w:sz w:val="18"/>
                 <w:szCs w:val="18"/>
               </w:rPr>
+              <w:t xml:space="preserve">default</w:t>
+            </w:r>
+          </w:p>
+        </w:tc>
+        <w:tc>
+          <w:tcPr>
+            <w:tcW w:type="pct" w:w="24%"/>
+            <w:tcBorders>
+              <w:top w:val="single" w:color="E5E7EB" w:sz="4"/>
+              <w:left w:val="single" w:color="E5E7EB" w:sz="4"/>
+              <w:bottom w:val="single" w:color="E5E7EB" w:sz="4"/>
+              <w:right w:val="single" w:color="E5E7EB" w:sz="4"/>
+            </w:tcBorders>
+            <w:shd w:fill="FAFAFA" w:color="FAFAFA" w:val="solid"/>
+          </w:tcPr>
+          <w:p>
+            <w:pPr>
+              <w:spacing w:after="70" w:before="70"/>
+              <w:ind w:left="144"/>
+            </w:pPr>
+            <w:r>
+              <w:rPr>
+                <w:rFonts w:ascii="Calibri" w:cs="Calibri" w:eastAsia="Calibri" w:hAnsi="Calibri"/>
+                <w:color w:val="6B7280"/>
+                <w:sz w:val="18"/>
+                <w:szCs w:val="18"/>
+              </w:rPr>
+              <w:t xml:space="preserve">gray-500 #6B7280</w:t>
+            </w:r>
+          </w:p>
+        </w:tc>
+      </w:tr>
+      <w:tr>
+        <w:tc>
+          <w:tcPr>
+            <w:tcW w:type="pct" w:w="18%"/>
+            <w:tcBorders>
+              <w:top w:val="single" w:color="E5E7EB" w:sz="4"/>
+              <w:left w:val="single" w:color="E5E7EB" w:sz="4"/>
+              <w:bottom w:val="single" w:color="E5E7EB" w:sz="4"/>
+              <w:right w:val="single" w:color="E5E7EB" w:sz="4"/>
+            </w:tcBorders>
+          </w:tcPr>
+          <w:p>
+            <w:pPr>
+              <w:spacing w:after="70" w:before="70"/>
+              <w:ind w:left="144"/>
+            </w:pPr>
+            <w:r>
+              <w:rPr>
+                <w:rFonts w:ascii="Calibri" w:cs="Calibri" w:eastAsia="Calibri" w:hAnsi="Calibri"/>
+                <w:color w:val="6B7280"/>
+                <w:sz w:val="18"/>
+                <w:szCs w:val="18"/>
+              </w:rPr>
+              <w:t xml:space="preserve">Small meta / caption</w:t>
+            </w:r>
+          </w:p>
+        </w:tc>
+        <w:tc>
+          <w:tcPr>
+            <w:tcW w:type="pct" w:w="17%"/>
+            <w:tcBorders>
+              <w:top w:val="single" w:color="E5E7EB" w:sz="4"/>
+              <w:left w:val="single" w:color="E5E7EB" w:sz="4"/>
+              <w:bottom w:val="single" w:color="E5E7EB" w:sz="4"/>
+              <w:right w:val="single" w:color="E5E7EB" w:sz="4"/>
+            </w:tcBorders>
+          </w:tcPr>
+          <w:p>
+            <w:pPr>
+              <w:spacing w:after="70" w:before="70"/>
+              <w:ind w:left="144"/>
+            </w:pPr>
+            <w:r>
+              <w:rPr>
+                <w:rFonts w:ascii="Calibri" w:cs="Calibri" w:eastAsia="Calibri" w:hAnsi="Calibri"/>
+                <w:color w:val="6B7280"/>
+                <w:sz w:val="18"/>
+                <w:szCs w:val="18"/>
+              </w:rPr>
+              <w:t xml:space="preserve">text-xs</w:t>
+            </w:r>
+          </w:p>
+        </w:tc>
+        <w:tc>
+          <w:tcPr>
+            <w:tcW w:type="pct" w:w="11%"/>
+            <w:tcBorders>
+              <w:top w:val="single" w:color="E5E7EB" w:sz="4"/>
+              <w:left w:val="single" w:color="E5E7EB" w:sz="4"/>
+              <w:bottom w:val="single" w:color="E5E7EB" w:sz="4"/>
+              <w:right w:val="single" w:color="E5E7EB" w:sz="4"/>
+            </w:tcBorders>
+          </w:tcPr>
+          <w:p>
+            <w:pPr>
+              <w:spacing w:after="70" w:before="70"/>
+              <w:ind w:left="144"/>
+            </w:pPr>
+            <w:r>
+              <w:rPr>
+                <w:rFonts w:ascii="Calibri" w:cs="Calibri" w:eastAsia="Calibri" w:hAnsi="Calibri"/>
+                <w:color w:val="6B7280"/>
+                <w:sz w:val="18"/>
+                <w:szCs w:val="18"/>
+              </w:rPr>
+              <w:t xml:space="preserve">12px (0.75rem)</w:t>
+            </w:r>
+          </w:p>
+        </w:tc>
+        <w:tc>
+          <w:tcPr>
+            <w:tcW w:type="pct" w:w="12%"/>
+            <w:tcBorders>
+              <w:top w:val="single" w:color="E5E7EB" w:sz="4"/>
+              <w:left w:val="single" w:color="E5E7EB" w:sz="4"/>
+              <w:bottom w:val="single" w:color="E5E7EB" w:sz="4"/>
+              <w:right w:val="single" w:color="E5E7EB" w:sz="4"/>
+            </w:tcBorders>
+          </w:tcPr>
+          <w:p>
+            <w:pPr>
+              <w:spacing w:after="70" w:before="70"/>
+              <w:ind w:left="144"/>
+            </w:pPr>
+            <w:r>
+              <w:rPr>
+                <w:rFonts w:ascii="Calibri" w:cs="Calibri" w:eastAsia="Calibri" w:hAnsi="Calibri"/>
+                <w:color w:val="6B7280"/>
+                <w:sz w:val="18"/>
+                <w:szCs w:val="18"/>
+              </w:rPr>
+              <w:t xml:space="preserve">500–600</w:t>
+            </w:r>
+          </w:p>
+        </w:tc>
+        <w:tc>
+          <w:tcPr>
+            <w:tcW w:type="pct" w:w="18%"/>
+            <w:tcBorders>
+              <w:top w:val="single" w:color="E5E7EB" w:sz="4"/>
+              <w:left w:val="single" w:color="E5E7EB" w:sz="4"/>
+              <w:bottom w:val="single" w:color="E5E7EB" w:sz="4"/>
+              <w:right w:val="single" w:color="E5E7EB" w:sz="4"/>
+            </w:tcBorders>
+          </w:tcPr>
+          <w:p>
+            <w:pPr>
+              <w:spacing w:after="70" w:before="70"/>
+              <w:ind w:left="144"/>
+            </w:pPr>
+            <w:r>
+              <w:rPr>
+                <w:rFonts w:ascii="Calibri" w:cs="Calibri" w:eastAsia="Calibri" w:hAnsi="Calibri"/>
+                <w:color w:val="6B7280"/>
+                <w:sz w:val="18"/>
+                <w:szCs w:val="18"/>
+              </w:rPr>
+              <w:t xml:space="preserve">tracking-widest</w:t>
+            </w:r>
+          </w:p>
+        </w:tc>
+        <w:tc>
+          <w:tcPr>
+            <w:tcW w:type="pct" w:w="24%"/>
+            <w:tcBorders>
+              <w:top w:val="single" w:color="E5E7EB" w:sz="4"/>
+              <w:left w:val="single" w:color="E5E7EB" w:sz="4"/>
+              <w:bottom w:val="single" w:color="E5E7EB" w:sz="4"/>
+              <w:right w:val="single" w:color="E5E7EB" w:sz="4"/>
+            </w:tcBorders>
+          </w:tcPr>
+          <w:p>
+            <w:pPr>
+              <w:spacing w:after="70" w:before="70"/>
+              <w:ind w:left="144"/>
+            </w:pPr>
+            <w:r>
+              <w:rPr>
+                <w:rFonts w:ascii="Calibri" w:cs="Calibri" w:eastAsia="Calibri" w:hAnsi="Calibri"/>
+                <w:color w:val="6B7280"/>
+                <w:sz w:val="18"/>
+                <w:szCs w:val="18"/>
+              </w:rPr>
+              <w:t xml:space="preserve">gray-400 #9CA3AF</w:t>
+            </w:r>
+          </w:p>
+        </w:tc>
+      </w:tr>
+      <w:tr>
+        <w:tc>
+          <w:tcPr>
+            <w:tcW w:type="pct" w:w="18%"/>
+            <w:tcBorders>
+              <w:top w:val="single" w:color="E5E7EB" w:sz="4"/>
+              <w:left w:val="single" w:color="E5E7EB" w:sz="4"/>
+              <w:bottom w:val="single" w:color="E5E7EB" w:sz="4"/>
+              <w:right w:val="single" w:color="E5E7EB" w:sz="4"/>
+            </w:tcBorders>
+            <w:shd w:fill="FAFAFA" w:color="FAFAFA" w:val="solid"/>
+          </w:tcPr>
+          <w:p>
+            <w:pPr>
+              <w:spacing w:after="70" w:before="70"/>
+              <w:ind w:left="144"/>
+            </w:pPr>
+            <w:r>
+              <w:rPr>
+                <w:rFonts w:ascii="Calibri" w:cs="Calibri" w:eastAsia="Calibri" w:hAnsi="Calibri"/>
+                <w:color w:val="6B7280"/>
+                <w:sz w:val="18"/>
+                <w:szCs w:val="18"/>
+              </w:rPr>
+              <w:t xml:space="preserve">Button label</w:t>
+            </w:r>
+          </w:p>
+        </w:tc>
+        <w:tc>
+          <w:tcPr>
+            <w:tcW w:type="pct" w:w="17%"/>
+            <w:tcBorders>
+              <w:top w:val="single" w:color="E5E7EB" w:sz="4"/>
+              <w:left w:val="single" w:color="E5E7EB" w:sz="4"/>
+              <w:bottom w:val="single" w:color="E5E7EB" w:sz="4"/>
+              <w:right w:val="single" w:color="E5E7EB" w:sz="4"/>
+            </w:tcBorders>
+            <w:shd w:fill="FAFAFA" w:color="FAFAFA" w:val="solid"/>
+          </w:tcPr>
+          <w:p>
+            <w:pPr>
+              <w:spacing w:after="70" w:before="70"/>
+              <w:ind w:left="144"/>
+            </w:pPr>
+            <w:r>
+              <w:rPr>
+                <w:rFonts w:ascii="Calibri" w:cs="Calibri" w:eastAsia="Calibri" w:hAnsi="Calibri"/>
+                <w:color w:val="6B7280"/>
+                <w:sz w:val="18"/>
+                <w:szCs w:val="18"/>
+              </w:rPr>
               <w:t xml:space="preserve">text-sm</w:t>
             </w:r>
           </w:p>
         </w:tc>
         <w:tc>
           <w:tcPr>
-            <w:tcW w:type="pct" w:w="10%"/>
+            <w:tcW w:type="pct" w:w="11%"/>
             <w:tcBorders>
               <w:top w:val="single" w:color="E5E7EB" w:sz="4"/>
               <w:left w:val="single" w:color="E5E7EB" w:sz="4"/>
@@ -4066,13 +4387,13 @@
                 <w:sz w:val="18"/>
                 <w:szCs w:val="18"/>
               </w:rPr>
-              <w:t xml:space="preserve">14px</w:t>
-            </w:r>
-          </w:p>
-        </w:tc>
-        <w:tc>
-          <w:tcPr>
-            <w:tcW w:type="pct" w:w="14%"/>
+              <w:t xml:space="preserve">14px (0.875rem)</w:t>
+            </w:r>
+          </w:p>
+        </w:tc>
+        <w:tc>
+          <w:tcPr>
+            <w:tcW w:type="pct" w:w="12%"/>
             <w:tcBorders>
               <w:top w:val="single" w:color="E5E7EB" w:sz="4"/>
               <w:left w:val="single" w:color="E5E7EB" w:sz="4"/>
@@ -4093,13 +4414,13 @@
                 <w:sz w:val="18"/>
                 <w:szCs w:val="18"/>
               </w:rPr>
-              <w:t xml:space="preserve">400 Regular</w:t>
-            </w:r>
-          </w:p>
-        </w:tc>
-        <w:tc>
-          <w:tcPr>
-            <w:tcW w:type="pct" w:w="16%"/>
+              <w:t xml:space="preserve">600 SemiBold</w:t>
+            </w:r>
+          </w:p>
+        </w:tc>
+        <w:tc>
+          <w:tcPr>
+            <w:tcW w:type="pct" w:w="18%"/>
             <w:tcBorders>
               <w:top w:val="single" w:color="E5E7EB" w:sz="4"/>
               <w:left w:val="single" w:color="E5E7EB" w:sz="4"/>
@@ -4126,7 +4447,7 @@
         </w:tc>
         <w:tc>
           <w:tcPr>
-            <w:tcW w:type="pct" w:w="22%"/>
+            <w:tcW w:type="pct" w:w="24%"/>
             <w:tcBorders>
               <w:top w:val="single" w:color="E5E7EB" w:sz="4"/>
               <w:left w:val="single" w:color="E5E7EB" w:sz="4"/>
@@ -4147,7 +4468,165 @@
                 <w:sz w:val="18"/>
                 <w:szCs w:val="18"/>
               </w:rPr>
-              <w:t xml:space="preserve">muted-foreground</w:t>
+              <w:t xml:space="preserve">#FFFFFF or #374151</w:t>
+            </w:r>
+          </w:p>
+        </w:tc>
+      </w:tr>
+      <w:tr>
+        <w:tc>
+          <w:tcPr>
+            <w:tcW w:type="pct" w:w="18%"/>
+            <w:tcBorders>
+              <w:top w:val="single" w:color="E5E7EB" w:sz="4"/>
+              <w:left w:val="single" w:color="E5E7EB" w:sz="4"/>
+              <w:bottom w:val="single" w:color="E5E7EB" w:sz="4"/>
+              <w:right w:val="single" w:color="E5E7EB" w:sz="4"/>
+            </w:tcBorders>
+          </w:tcPr>
+          <w:p>
+            <w:pPr>
+              <w:spacing w:after="70" w:before="70"/>
+              <w:ind w:left="144"/>
+            </w:pPr>
+            <w:r>
+              <w:rPr>
+                <w:rFonts w:ascii="Calibri" w:cs="Calibri" w:eastAsia="Calibri" w:hAnsi="Calibri"/>
+                <w:color w:val="6B7280"/>
+                <w:sz w:val="18"/>
+                <w:szCs w:val="18"/>
+              </w:rPr>
+              <w:t xml:space="preserve">Footer logo</w:t>
+            </w:r>
+          </w:p>
+        </w:tc>
+        <w:tc>
+          <w:tcPr>
+            <w:tcW w:type="pct" w:w="17%"/>
+            <w:tcBorders>
+              <w:top w:val="single" w:color="E5E7EB" w:sz="4"/>
+              <w:left w:val="single" w:color="E5E7EB" w:sz="4"/>
+              <w:bottom w:val="single" w:color="E5E7EB" w:sz="4"/>
+              <w:right w:val="single" w:color="E5E7EB" w:sz="4"/>
+            </w:tcBorders>
+          </w:tcPr>
+          <w:p>
+            <w:pPr>
+              <w:spacing w:after="70" w:before="70"/>
+              <w:ind w:left="144"/>
+            </w:pPr>
+            <w:r>
+              <w:rPr>
+                <w:rFonts w:ascii="Calibri" w:cs="Calibri" w:eastAsia="Calibri" w:hAnsi="Calibri"/>
+                <w:color w:val="6B7280"/>
+                <w:sz w:val="18"/>
+                <w:szCs w:val="18"/>
+              </w:rPr>
+              <w:t xml:space="preserve">fontSize: 18px (inline)</w:t>
+            </w:r>
+          </w:p>
+        </w:tc>
+        <w:tc>
+          <w:tcPr>
+            <w:tcW w:type="pct" w:w="11%"/>
+            <w:tcBorders>
+              <w:top w:val="single" w:color="E5E7EB" w:sz="4"/>
+              <w:left w:val="single" w:color="E5E7EB" w:sz="4"/>
+              <w:bottom w:val="single" w:color="E5E7EB" w:sz="4"/>
+              <w:right w:val="single" w:color="E5E7EB" w:sz="4"/>
+            </w:tcBorders>
+          </w:tcPr>
+          <w:p>
+            <w:pPr>
+              <w:spacing w:after="70" w:before="70"/>
+              <w:ind w:left="144"/>
+            </w:pPr>
+            <w:r>
+              <w:rPr>
+                <w:rFonts w:ascii="Calibri" w:cs="Calibri" w:eastAsia="Calibri" w:hAnsi="Calibri"/>
+                <w:color w:val="6B7280"/>
+                <w:sz w:val="18"/>
+                <w:szCs w:val="18"/>
+              </w:rPr>
+              <w:t xml:space="preserve">18px</w:t>
+            </w:r>
+          </w:p>
+        </w:tc>
+        <w:tc>
+          <w:tcPr>
+            <w:tcW w:type="pct" w:w="12%"/>
+            <w:tcBorders>
+              <w:top w:val="single" w:color="E5E7EB" w:sz="4"/>
+              <w:left w:val="single" w:color="E5E7EB" w:sz="4"/>
+              <w:bottom w:val="single" w:color="E5E7EB" w:sz="4"/>
+              <w:right w:val="single" w:color="E5E7EB" w:sz="4"/>
+            </w:tcBorders>
+          </w:tcPr>
+          <w:p>
+            <w:pPr>
+              <w:spacing w:after="70" w:before="70"/>
+              <w:ind w:left="144"/>
+            </w:pPr>
+            <w:r>
+              <w:rPr>
+                <w:rFonts w:ascii="Calibri" w:cs="Calibri" w:eastAsia="Calibri" w:hAnsi="Calibri"/>
+                <w:color w:val="6B7280"/>
+                <w:sz w:val="18"/>
+                <w:szCs w:val="18"/>
+              </w:rPr>
+              <w:t xml:space="preserve">800 ExtraBold</w:t>
+            </w:r>
+          </w:p>
+        </w:tc>
+        <w:tc>
+          <w:tcPr>
+            <w:tcW w:type="pct" w:w="18%"/>
+            <w:tcBorders>
+              <w:top w:val="single" w:color="E5E7EB" w:sz="4"/>
+              <w:left w:val="single" w:color="E5E7EB" w:sz="4"/>
+              <w:bottom w:val="single" w:color="E5E7EB" w:sz="4"/>
+              <w:right w:val="single" w:color="E5E7EB" w:sz="4"/>
+            </w:tcBorders>
+          </w:tcPr>
+          <w:p>
+            <w:pPr>
+              <w:spacing w:after="70" w:before="70"/>
+              <w:ind w:left="144"/>
+            </w:pPr>
+            <w:r>
+              <w:rPr>
+                <w:rFonts w:ascii="Calibri" w:cs="Calibri" w:eastAsia="Calibri" w:hAnsi="Calibri"/>
+                <w:color w:val="6B7280"/>
+                <w:sz w:val="18"/>
+                <w:szCs w:val="18"/>
+              </w:rPr>
+              <w:t xml:space="preserve">letterSpacing: -0.03em</w:t>
+            </w:r>
+          </w:p>
+        </w:tc>
+        <w:tc>
+          <w:tcPr>
+            <w:tcW w:type="pct" w:w="24%"/>
+            <w:tcBorders>
+              <w:top w:val="single" w:color="E5E7EB" w:sz="4"/>
+              <w:left w:val="single" w:color="E5E7EB" w:sz="4"/>
+              <w:bottom w:val="single" w:color="E5E7EB" w:sz="4"/>
+              <w:right w:val="single" w:color="E5E7EB" w:sz="4"/>
+            </w:tcBorders>
+          </w:tcPr>
+          <w:p>
+            <w:pPr>
+              <w:spacing w:after="70" w:before="70"/>
+              <w:ind w:left="144"/>
+            </w:pPr>
+            <w:r>
+              <w:rPr>
+                <w:rFonts w:ascii="Calibri" w:cs="Calibri" w:eastAsia="Calibri" w:hAnsi="Calibri"/>
+                <w:color w:val="6B7280"/>
+                <w:sz w:val="18"/>
+                <w:szCs w:val="18"/>
+              </w:rPr>
+              <w:t xml:space="preserve">#D4196A + #111827</w:t>
             </w:r>
           </w:p>
         </w:tc>
@@ -4155,135 +4634,22 @@
     </w:tbl>
     <w:p>
       <w:pPr>
-        <w:spacing w:before="160"/>
-      </w:pPr>
-    </w:p>
-    <w:p>
-      <w:pPr>
-        <w:spacing w:after="100" w:before="320"/>
+        <w:pBdr>
+          <w:bottom w:val="single" w:color="E5E7EB" w:sz="4"/>
+        </w:pBdr>
+        <w:spacing w:after="240" w:before="240"/>
+      </w:pPr>
+    </w:p>
+    <w:p>
+      <w:pPr>
+        <w:spacing w:after="80" w:before="360"/>
       </w:pPr>
       <w:r>
         <w:rPr>
           <w:rFonts w:ascii="Calibri" w:cs="Calibri" w:eastAsia="Calibri" w:hAnsi="Calibri"/>
           <w:b/>
           <w:bCs/>
-          <w:color w:val="111827"/>
-          <w:sz w:val="26"/>
-          <w:szCs w:val="26"/>
-        </w:rPr>
-        <w:t xml:space="preserve">Line Heights</w:t>
-      </w:r>
-    </w:p>
-    <w:p>
-      <w:pPr>
-        <w:spacing w:after="40" w:before="40"/>
-        <w:ind w:left="360"/>
-      </w:pPr>
-      <w:r>
-        <w:rPr>
-          <w:rFonts w:ascii="Calibri" w:cs="Calibri" w:eastAsia="Calibri" w:hAnsi="Calibri"/>
-          <w:color w:val="6B7280"/>
-          <w:sz w:val="20"/>
-          <w:szCs w:val="20"/>
-        </w:rPr>
-        <w:t xml:space="preserve">• Hero headline: 1.08 (leading-[1.08]) — very tight, distinctive and confident</w:t>
-      </w:r>
-    </w:p>
-    <w:p>
-      <w:pPr>
-        <w:spacing w:after="40" w:before="40"/>
-        <w:ind w:left="360"/>
-      </w:pPr>
-      <w:r>
-        <w:rPr>
-          <w:rFonts w:ascii="Calibri" w:cs="Calibri" w:eastAsia="Calibri" w:hAnsi="Calibri"/>
-          <w:color w:val="6B7280"/>
-          <w:sz w:val="20"/>
-          <w:szCs w:val="20"/>
-        </w:rPr>
-        <w:t xml:space="preserve">• Section headlines: leading-tight ≈ 1.25</w:t>
-      </w:r>
-    </w:p>
-    <w:p>
-      <w:pPr>
-        <w:spacing w:after="40" w:before="40"/>
-        <w:ind w:left="360"/>
-      </w:pPr>
-      <w:r>
-        <w:rPr>
-          <w:rFonts w:ascii="Calibri" w:cs="Calibri" w:eastAsia="Calibri" w:hAnsi="Calibri"/>
-          <w:color w:val="6B7280"/>
-          <w:sz w:val="20"/>
-          <w:szCs w:val="20"/>
-        </w:rPr>
-        <w:t xml:space="preserve">• Body paragraphs: leading-relaxed ≈ 1.625</w:t>
-      </w:r>
-    </w:p>
-    <w:p>
-      <w:pPr>
-        <w:spacing w:after="40" w:before="40"/>
-        <w:ind w:left="360"/>
-      </w:pPr>
-      <w:r>
-        <w:rPr>
-          <w:rFonts w:ascii="Calibri" w:cs="Calibri" w:eastAsia="Calibri" w:hAnsi="Calibri"/>
-          <w:color w:val="6B7280"/>
-          <w:sz w:val="20"/>
-          <w:szCs w:val="20"/>
-        </w:rPr>
-        <w:t xml:space="preserve">• Navigation / labels: leading-none = 1</w:t>
-      </w:r>
-    </w:p>
-    <w:p>
-      <w:pPr>
-        <w:spacing w:after="100" w:before="320"/>
-      </w:pPr>
-      <w:r>
-        <w:rPr>
-          <w:rFonts w:ascii="Calibri" w:cs="Calibri" w:eastAsia="Calibri" w:hAnsi="Calibri"/>
-          <w:b/>
-          <w:bCs/>
-          <w:color w:val="111827"/>
-          <w:sz w:val="26"/>
-          <w:szCs w:val="26"/>
-        </w:rPr>
-        <w:t xml:space="preserve">Eyebrow Label Rules</w:t>
-      </w:r>
-    </w:p>
-    <w:p>
-      <w:pPr>
-        <w:spacing w:after="60" w:before="60"/>
-      </w:pPr>
-      <w:r>
-        <w:rPr>
-          <w:rFonts w:ascii="Calibri" w:cs="Calibri" w:eastAsia="Calibri" w:hAnsi="Calibri"/>
-          <w:b w:val="false"/>
-          <w:bCs w:val="false"/>
-          <w:color w:val="6B7280"/>
-          <w:sz w:val="20"/>
-          <w:szCs w:val="20"/>
-        </w:rPr>
-        <w:t xml:space="preserve">Always UPPERCASE. Wide letter spacing (tracking-[0.2em] to tracking-widest). Never used as a headline — always appears above a headline as a category/section label. Appears in purple (hsl 262 83% 55%) on light backgrounds only.</w:t>
-      </w:r>
-    </w:p>
-    <w:p>
-      <w:pPr>
-        <w:pBdr>
-          <w:bottom w:val="single" w:color="E5E7EB" w:sz="4"/>
-        </w:pBdr>
-        <w:spacing w:after="240" w:before="240"/>
-      </w:pPr>
-    </w:p>
-    <w:p>
-      <w:pPr>
-        <w:spacing w:after="80" w:before="360"/>
-      </w:pPr>
-      <w:r>
-        <w:rPr>
-          <w:rFonts w:ascii="Calibri" w:cs="Calibri" w:eastAsia="Calibri" w:hAnsi="Calibri"/>
-          <w:b/>
-          <w:bCs/>
-          <w:color w:val="7735ED"/>
+          <w:color w:val="7C3AED"/>
           <w:spacing w:val="150"/>
           <w:sz w:val="16"/>
           <w:szCs w:val="16"/>
@@ -4305,7 +4671,7 @@
           <w:sz w:val="40"/>
           <w:szCs w:val="40"/>
         </w:rPr>
-        <w:t xml:space="preserve">Buttons &amp; Interactive Elements</w:t>
+        <w:t xml:space="preserve">Buttons</w:t>
       </w:r>
     </w:p>
     <w:tbl>
@@ -4333,7 +4699,7 @@
         </w:trPr>
         <w:tc>
           <w:tcPr>
-            <w:tcW w:type="pct" w:w="18%"/>
+            <w:tcW w:type="pct" w:w="16%"/>
             <w:tcBorders>
               <w:top w:val="single" w:color="E5E7EB" w:sz="4"/>
               <w:left w:val="single" w:color="E5E7EB" w:sz="4"/>
@@ -4362,7 +4728,7 @@
         </w:tc>
         <w:tc>
           <w:tcPr>
-            <w:tcW w:type="pct" w:w="18%"/>
+            <w:tcW w:type="pct" w:w="16%"/>
             <w:tcBorders>
               <w:top w:val="single" w:color="E5E7EB" w:sz="4"/>
               <w:left w:val="single" w:color="E5E7EB" w:sz="4"/>
@@ -4391,7 +4757,7 @@
         </w:tc>
         <w:tc>
           <w:tcPr>
-            <w:tcW w:type="pct" w:w="16%"/>
+            <w:tcW w:type="pct" w:w="14%"/>
             <w:tcBorders>
               <w:top w:val="single" w:color="E5E7EB" w:sz="4"/>
               <w:left w:val="single" w:color="E5E7EB" w:sz="4"/>
@@ -4414,7 +4780,7 @@
                 <w:sz w:val="18"/>
                 <w:szCs w:val="18"/>
               </w:rPr>
-              <w:t xml:space="preserve">Text</w:t>
+              <w:t xml:space="preserve">Text colour</w:t>
             </w:r>
           </w:p>
         </w:tc>
@@ -4449,7 +4815,7 @@
         </w:tc>
         <w:tc>
           <w:tcPr>
-            <w:tcW w:type="pct" w:w="30%"/>
+            <w:tcW w:type="pct" w:w="36%"/>
             <w:tcBorders>
               <w:top w:val="single" w:color="E5E7EB" w:sz="4"/>
               <w:left w:val="single" w:color="E5E7EB" w:sz="4"/>
@@ -4472,7 +4838,7 @@
                 <w:sz w:val="18"/>
                 <w:szCs w:val="18"/>
               </w:rPr>
-              <w:t xml:space="preserve">Specs</w:t>
+              <w:t xml:space="preserve">Tailwind / inline specs</w:t>
             </w:r>
           </w:p>
         </w:tc>
@@ -4480,6 +4846,84 @@
       <w:tr>
         <w:tc>
           <w:tcPr>
+            <w:tcW w:type="pct" w:w="16%"/>
+            <w:tcBorders>
+              <w:top w:val="single" w:color="E5E7EB" w:sz="4"/>
+              <w:left w:val="single" w:color="E5E7EB" w:sz="4"/>
+              <w:bottom w:val="single" w:color="E5E7EB" w:sz="4"/>
+              <w:right w:val="single" w:color="E5E7EB" w:sz="4"/>
+            </w:tcBorders>
+          </w:tcPr>
+          <w:p>
+            <w:pPr>
+              <w:spacing w:after="70" w:before="70"/>
+              <w:ind w:left="144"/>
+            </w:pPr>
+            <w:r>
+              <w:rPr>
+                <w:rFonts w:ascii="Calibri" w:cs="Calibri" w:eastAsia="Calibri" w:hAnsi="Calibri"/>
+                <w:color w:val="6B7280"/>
+                <w:sz w:val="18"/>
+                <w:szCs w:val="18"/>
+              </w:rPr>
+              <w:t xml:space="preserve">Primary CTA</w:t>
+            </w:r>
+          </w:p>
+        </w:tc>
+        <w:tc>
+          <w:tcPr>
+            <w:tcW w:type="pct" w:w="16%"/>
+            <w:tcBorders>
+              <w:top w:val="single" w:color="E5E7EB" w:sz="4"/>
+              <w:left w:val="single" w:color="E5E7EB" w:sz="4"/>
+              <w:bottom w:val="single" w:color="E5E7EB" w:sz="4"/>
+              <w:right w:val="single" w:color="E5E7EB" w:sz="4"/>
+            </w:tcBorders>
+          </w:tcPr>
+          <w:p>
+            <w:pPr>
+              <w:spacing w:after="70" w:before="70"/>
+              <w:ind w:left="144"/>
+            </w:pPr>
+            <w:r>
+              <w:rPr>
+                <w:rFonts w:ascii="Calibri" w:cs="Calibri" w:eastAsia="Calibri" w:hAnsi="Calibri"/>
+                <w:color w:val="6B7280"/>
+                <w:sz w:val="18"/>
+                <w:szCs w:val="18"/>
+              </w:rPr>
+              <w:t xml:space="preserve">#D4196A</w:t>
+            </w:r>
+          </w:p>
+        </w:tc>
+        <w:tc>
+          <w:tcPr>
+            <w:tcW w:type="pct" w:w="14%"/>
+            <w:tcBorders>
+              <w:top w:val="single" w:color="E5E7EB" w:sz="4"/>
+              <w:left w:val="single" w:color="E5E7EB" w:sz="4"/>
+              <w:bottom w:val="single" w:color="E5E7EB" w:sz="4"/>
+              <w:right w:val="single" w:color="E5E7EB" w:sz="4"/>
+            </w:tcBorders>
+          </w:tcPr>
+          <w:p>
+            <w:pPr>
+              <w:spacing w:after="70" w:before="70"/>
+              <w:ind w:left="144"/>
+            </w:pPr>
+            <w:r>
+              <w:rPr>
+                <w:rFonts w:ascii="Calibri" w:cs="Calibri" w:eastAsia="Calibri" w:hAnsi="Calibri"/>
+                <w:color w:val="6B7280"/>
+                <w:sz w:val="18"/>
+                <w:szCs w:val="18"/>
+              </w:rPr>
+              <w:t xml:space="preserve">#FFFFFF</w:t>
+            </w:r>
+          </w:p>
+        </w:tc>
+        <w:tc>
+          <w:tcPr>
             <w:tcW w:type="pct" w:w="18%"/>
             <w:tcBorders>
               <w:top w:val="single" w:color="E5E7EB" w:sz="4"/>
@@ -4500,111 +4944,33 @@
                 <w:sz w:val="18"/>
                 <w:szCs w:val="18"/>
               </w:rPr>
-              <w:t xml:space="preserve">Primary CTA</w:t>
-            </w:r>
-          </w:p>
-        </w:tc>
-        <w:tc>
-          <w:tcPr>
-            <w:tcW w:type="pct" w:w="18%"/>
-            <w:tcBorders>
-              <w:top w:val="single" w:color="E5E7EB" w:sz="4"/>
-              <w:left w:val="single" w:color="E5E7EB" w:sz="4"/>
-              <w:bottom w:val="single" w:color="E5E7EB" w:sz="4"/>
-              <w:right w:val="single" w:color="E5E7EB" w:sz="4"/>
-            </w:tcBorders>
-          </w:tcPr>
-          <w:p>
-            <w:pPr>
-              <w:spacing w:after="70" w:before="70"/>
-              <w:ind w:left="144"/>
-            </w:pPr>
-            <w:r>
-              <w:rPr>
-                <w:rFonts w:ascii="Calibri" w:cs="Calibri" w:eastAsia="Calibri" w:hAnsi="Calibri"/>
-                <w:color w:val="6B7280"/>
-                <w:sz w:val="18"/>
-                <w:szCs w:val="18"/>
-              </w:rPr>
-              <w:t xml:space="preserve">#D4196A</w:t>
-            </w:r>
-          </w:p>
-        </w:tc>
-        <w:tc>
-          <w:tcPr>
-            <w:tcW w:type="pct" w:w="16%"/>
-            <w:tcBorders>
-              <w:top w:val="single" w:color="E5E7EB" w:sz="4"/>
-              <w:left w:val="single" w:color="E5E7EB" w:sz="4"/>
-              <w:bottom w:val="single" w:color="E5E7EB" w:sz="4"/>
-              <w:right w:val="single" w:color="E5E7EB" w:sz="4"/>
-            </w:tcBorders>
-          </w:tcPr>
-          <w:p>
-            <w:pPr>
-              <w:spacing w:after="70" w:before="70"/>
-              <w:ind w:left="144"/>
-            </w:pPr>
-            <w:r>
-              <w:rPr>
-                <w:rFonts w:ascii="Calibri" w:cs="Calibri" w:eastAsia="Calibri" w:hAnsi="Calibri"/>
-                <w:color w:val="6B7280"/>
-                <w:sz w:val="18"/>
-                <w:szCs w:val="18"/>
-              </w:rPr>
-              <w:t xml:space="preserve">#FFFFFF</w:t>
-            </w:r>
-          </w:p>
-        </w:tc>
-        <w:tc>
-          <w:tcPr>
-            <w:tcW w:type="pct" w:w="18%"/>
-            <w:tcBorders>
-              <w:top w:val="single" w:color="E5E7EB" w:sz="4"/>
-              <w:left w:val="single" w:color="E5E7EB" w:sz="4"/>
-              <w:bottom w:val="single" w:color="E5E7EB" w:sz="4"/>
-              <w:right w:val="single" w:color="E5E7EB" w:sz="4"/>
-            </w:tcBorders>
-          </w:tcPr>
-          <w:p>
-            <w:pPr>
-              <w:spacing w:after="70" w:before="70"/>
-              <w:ind w:left="144"/>
-            </w:pPr>
-            <w:r>
-              <w:rPr>
-                <w:rFonts w:ascii="Calibri" w:cs="Calibri" w:eastAsia="Calibri" w:hAnsi="Calibri"/>
-                <w:color w:val="6B7280"/>
-                <w:sz w:val="18"/>
-                <w:szCs w:val="18"/>
-              </w:rPr>
               <w:t xml:space="preserve">None</w:t>
             </w:r>
           </w:p>
         </w:tc>
         <w:tc>
           <w:tcPr>
-            <w:tcW w:type="pct" w:w="30%"/>
-            <w:tcBorders>
-              <w:top w:val="single" w:color="E5E7EB" w:sz="4"/>
-              <w:left w:val="single" w:color="E5E7EB" w:sz="4"/>
-              <w:bottom w:val="single" w:color="E5E7EB" w:sz="4"/>
-              <w:right w:val="single" w:color="E5E7EB" w:sz="4"/>
-            </w:tcBorders>
-          </w:tcPr>
-          <w:p>
-            <w:pPr>
-              <w:spacing w:after="70" w:before="70"/>
-              <w:ind w:left="144"/>
-            </w:pPr>
-            <w:r>
-              <w:rPr>
-                <w:rFonts w:ascii="Calibri" w:cs="Calibri" w:eastAsia="Calibri" w:hAnsi="Calibri"/>
-                <w:color w:val="6B7280"/>
-                <w:sz w:val="18"/>
-                <w:szCs w:val="18"/>
-              </w:rPr>
-              <w:t xml:space="preserve">rounded-md (6px)  ·  h-11 (44px)  ·  px-7 (28px)  ·  14px / 600</w:t>
+            <w:tcW w:type="pct" w:w="36%"/>
+            <w:tcBorders>
+              <w:top w:val="single" w:color="E5E7EB" w:sz="4"/>
+              <w:left w:val="single" w:color="E5E7EB" w:sz="4"/>
+              <w:bottom w:val="single" w:color="E5E7EB" w:sz="4"/>
+              <w:right w:val="single" w:color="E5E7EB" w:sz="4"/>
+            </w:tcBorders>
+          </w:tcPr>
+          <w:p>
+            <w:pPr>
+              <w:spacing w:after="70" w:before="70"/>
+              <w:ind w:left="144"/>
+            </w:pPr>
+            <w:r>
+              <w:rPr>
+                <w:rFonts w:ascii="Calibri" w:cs="Calibri" w:eastAsia="Calibri" w:hAnsi="Calibri"/>
+                <w:color w:val="6B7280"/>
+                <w:sz w:val="18"/>
+                <w:szCs w:val="18"/>
+              </w:rPr>
+              <w:t xml:space="preserve">rounded-md (6px)  h-11 (44px)  px-7 (28px h-pad)  text-sm font-semibold</w:t>
             </w:r>
           </w:p>
         </w:tc>
@@ -4612,6 +4978,87 @@
       <w:tr>
         <w:tc>
           <w:tcPr>
+            <w:tcW w:type="pct" w:w="16%"/>
+            <w:tcBorders>
+              <w:top w:val="single" w:color="E5E7EB" w:sz="4"/>
+              <w:left w:val="single" w:color="E5E7EB" w:sz="4"/>
+              <w:bottom w:val="single" w:color="E5E7EB" w:sz="4"/>
+              <w:right w:val="single" w:color="E5E7EB" w:sz="4"/>
+            </w:tcBorders>
+            <w:shd w:fill="FAFAFA" w:color="FAFAFA" w:val="solid"/>
+          </w:tcPr>
+          <w:p>
+            <w:pPr>
+              <w:spacing w:after="70" w:before="70"/>
+              <w:ind w:left="144"/>
+            </w:pPr>
+            <w:r>
+              <w:rPr>
+                <w:rFonts w:ascii="Calibri" w:cs="Calibri" w:eastAsia="Calibri" w:hAnsi="Calibri"/>
+                <w:color w:val="6B7280"/>
+                <w:sz w:val="18"/>
+                <w:szCs w:val="18"/>
+              </w:rPr>
+              <w:t xml:space="preserve">Secondary / Ghost</w:t>
+            </w:r>
+          </w:p>
+        </w:tc>
+        <w:tc>
+          <w:tcPr>
+            <w:tcW w:type="pct" w:w="16%"/>
+            <w:tcBorders>
+              <w:top w:val="single" w:color="E5E7EB" w:sz="4"/>
+              <w:left w:val="single" w:color="E5E7EB" w:sz="4"/>
+              <w:bottom w:val="single" w:color="E5E7EB" w:sz="4"/>
+              <w:right w:val="single" w:color="E5E7EB" w:sz="4"/>
+            </w:tcBorders>
+            <w:shd w:fill="FAFAFA" w:color="FAFAFA" w:val="solid"/>
+          </w:tcPr>
+          <w:p>
+            <w:pPr>
+              <w:spacing w:after="70" w:before="70"/>
+              <w:ind w:left="144"/>
+            </w:pPr>
+            <w:r>
+              <w:rPr>
+                <w:rFonts w:ascii="Calibri" w:cs="Calibri" w:eastAsia="Calibri" w:hAnsi="Calibri"/>
+                <w:color w:val="6B7280"/>
+                <w:sz w:val="18"/>
+                <w:szCs w:val="18"/>
+              </w:rPr>
+              <w:t xml:space="preserve">#FFFFFF</w:t>
+            </w:r>
+          </w:p>
+        </w:tc>
+        <w:tc>
+          <w:tcPr>
+            <w:tcW w:type="pct" w:w="14%"/>
+            <w:tcBorders>
+              <w:top w:val="single" w:color="E5E7EB" w:sz="4"/>
+              <w:left w:val="single" w:color="E5E7EB" w:sz="4"/>
+              <w:bottom w:val="single" w:color="E5E7EB" w:sz="4"/>
+              <w:right w:val="single" w:color="E5E7EB" w:sz="4"/>
+            </w:tcBorders>
+            <w:shd w:fill="FAFAFA" w:color="FAFAFA" w:val="solid"/>
+          </w:tcPr>
+          <w:p>
+            <w:pPr>
+              <w:spacing w:after="70" w:before="70"/>
+              <w:ind w:left="144"/>
+            </w:pPr>
+            <w:r>
+              <w:rPr>
+                <w:rFonts w:ascii="Calibri" w:cs="Calibri" w:eastAsia="Calibri" w:hAnsi="Calibri"/>
+                <w:color w:val="6B7280"/>
+                <w:sz w:val="18"/>
+                <w:szCs w:val="18"/>
+              </w:rPr>
+              <w:t xml:space="preserve">#374151 (gray-700)</w:t>
+            </w:r>
+          </w:p>
+        </w:tc>
+        <w:tc>
+          <w:tcPr>
             <w:tcW w:type="pct" w:w="18%"/>
             <w:tcBorders>
               <w:top w:val="single" w:color="E5E7EB" w:sz="4"/>
@@ -4633,13 +5080,13 @@
                 <w:sz w:val="18"/>
                 <w:szCs w:val="18"/>
               </w:rPr>
-              <w:t xml:space="preserve">Secondary / Ghost</w:t>
-            </w:r>
-          </w:p>
-        </w:tc>
-        <w:tc>
-          <w:tcPr>
-            <w:tcW w:type="pct" w:w="18%"/>
+              <w:t xml:space="preserve">border-gray-300 (#D1D5DB)</w:t>
+            </w:r>
+          </w:p>
+        </w:tc>
+        <w:tc>
+          <w:tcPr>
+            <w:tcW w:type="pct" w:w="36%"/>
             <w:tcBorders>
               <w:top w:val="single" w:color="E5E7EB" w:sz="4"/>
               <w:left w:val="single" w:color="E5E7EB" w:sz="4"/>
@@ -4660,88 +5107,7 @@
                 <w:sz w:val="18"/>
                 <w:szCs w:val="18"/>
               </w:rPr>
-              <w:t xml:space="preserve">#FFFFFF</w:t>
-            </w:r>
-          </w:p>
-        </w:tc>
-        <w:tc>
-          <w:tcPr>
-            <w:tcW w:type="pct" w:w="16%"/>
-            <w:tcBorders>
-              <w:top w:val="single" w:color="E5E7EB" w:sz="4"/>
-              <w:left w:val="single" w:color="E5E7EB" w:sz="4"/>
-              <w:bottom w:val="single" w:color="E5E7EB" w:sz="4"/>
-              <w:right w:val="single" w:color="E5E7EB" w:sz="4"/>
-            </w:tcBorders>
-            <w:shd w:fill="FAFAFA" w:color="FAFAFA" w:val="solid"/>
-          </w:tcPr>
-          <w:p>
-            <w:pPr>
-              <w:spacing w:after="70" w:before="70"/>
-              <w:ind w:left="144"/>
-            </w:pPr>
-            <w:r>
-              <w:rPr>
-                <w:rFonts w:ascii="Calibri" w:cs="Calibri" w:eastAsia="Calibri" w:hAnsi="Calibri"/>
-                <w:color w:val="6B7280"/>
-                <w:sz w:val="18"/>
-                <w:szCs w:val="18"/>
-              </w:rPr>
-              <w:t xml:space="preserve">#374151</w:t>
-            </w:r>
-          </w:p>
-        </w:tc>
-        <w:tc>
-          <w:tcPr>
-            <w:tcW w:type="pct" w:w="18%"/>
-            <w:tcBorders>
-              <w:top w:val="single" w:color="E5E7EB" w:sz="4"/>
-              <w:left w:val="single" w:color="E5E7EB" w:sz="4"/>
-              <w:bottom w:val="single" w:color="E5E7EB" w:sz="4"/>
-              <w:right w:val="single" w:color="E5E7EB" w:sz="4"/>
-            </w:tcBorders>
-            <w:shd w:fill="FAFAFA" w:color="FAFAFA" w:val="solid"/>
-          </w:tcPr>
-          <w:p>
-            <w:pPr>
-              <w:spacing w:after="70" w:before="70"/>
-              <w:ind w:left="144"/>
-            </w:pPr>
-            <w:r>
-              <w:rPr>
-                <w:rFonts w:ascii="Calibri" w:cs="Calibri" w:eastAsia="Calibri" w:hAnsi="Calibri"/>
-                <w:color w:val="6B7280"/>
-                <w:sz w:val="18"/>
-                <w:szCs w:val="18"/>
-              </w:rPr>
-              <w:t xml:space="preserve">#D1D5DB (gray-300)</w:t>
-            </w:r>
-          </w:p>
-        </w:tc>
-        <w:tc>
-          <w:tcPr>
-            <w:tcW w:type="pct" w:w="30%"/>
-            <w:tcBorders>
-              <w:top w:val="single" w:color="E5E7EB" w:sz="4"/>
-              <w:left w:val="single" w:color="E5E7EB" w:sz="4"/>
-              <w:bottom w:val="single" w:color="E5E7EB" w:sz="4"/>
-              <w:right w:val="single" w:color="E5E7EB" w:sz="4"/>
-            </w:tcBorders>
-            <w:shd w:fill="FAFAFA" w:color="FAFAFA" w:val="solid"/>
-          </w:tcPr>
-          <w:p>
-            <w:pPr>
-              <w:spacing w:after="70" w:before="70"/>
-              <w:ind w:left="144"/>
-            </w:pPr>
-            <w:r>
-              <w:rPr>
-                <w:rFonts w:ascii="Calibri" w:cs="Calibri" w:eastAsia="Calibri" w:hAnsi="Calibri"/>
-                <w:color w:val="6B7280"/>
-                <w:sz w:val="18"/>
-                <w:szCs w:val="18"/>
-              </w:rPr>
-              <w:t xml:space="preserve">Same radius &amp; height  ·  hover: bg #F9FAFB</w:t>
+              <w:t xml:space="preserve">Same rounded-md &amp; h-11  hover:bg-gray-50</w:t>
             </w:r>
           </w:p>
         </w:tc>
@@ -4749,6 +5115,84 @@
       <w:tr>
         <w:tc>
           <w:tcPr>
+            <w:tcW w:type="pct" w:w="16%"/>
+            <w:tcBorders>
+              <w:top w:val="single" w:color="E5E7EB" w:sz="4"/>
+              <w:left w:val="single" w:color="E5E7EB" w:sz="4"/>
+              <w:bottom w:val="single" w:color="E5E7EB" w:sz="4"/>
+              <w:right w:val="single" w:color="E5E7EB" w:sz="4"/>
+            </w:tcBorders>
+          </w:tcPr>
+          <w:p>
+            <w:pPr>
+              <w:spacing w:after="70" w:before="70"/>
+              <w:ind w:left="144"/>
+            </w:pPr>
+            <w:r>
+              <w:rPr>
+                <w:rFonts w:ascii="Calibri" w:cs="Calibri" w:eastAsia="Calibri" w:hAnsi="Calibri"/>
+                <w:color w:val="6B7280"/>
+                <w:sz w:val="18"/>
+                <w:szCs w:val="18"/>
+              </w:rPr>
+              <w:t xml:space="preserve">Destructive</w:t>
+            </w:r>
+          </w:p>
+        </w:tc>
+        <w:tc>
+          <w:tcPr>
+            <w:tcW w:type="pct" w:w="16%"/>
+            <w:tcBorders>
+              <w:top w:val="single" w:color="E5E7EB" w:sz="4"/>
+              <w:left w:val="single" w:color="E5E7EB" w:sz="4"/>
+              <w:bottom w:val="single" w:color="E5E7EB" w:sz="4"/>
+              <w:right w:val="single" w:color="E5E7EB" w:sz="4"/>
+            </w:tcBorders>
+          </w:tcPr>
+          <w:p>
+            <w:pPr>
+              <w:spacing w:after="70" w:before="70"/>
+              <w:ind w:left="144"/>
+            </w:pPr>
+            <w:r>
+              <w:rPr>
+                <w:rFonts w:ascii="Calibri" w:cs="Calibri" w:eastAsia="Calibri" w:hAnsi="Calibri"/>
+                <w:color w:val="6B7280"/>
+                <w:sz w:val="18"/>
+                <w:szCs w:val="18"/>
+              </w:rPr>
+              <w:t xml:space="preserve">#EF4444</w:t>
+            </w:r>
+          </w:p>
+        </w:tc>
+        <w:tc>
+          <w:tcPr>
+            <w:tcW w:type="pct" w:w="14%"/>
+            <w:tcBorders>
+              <w:top w:val="single" w:color="E5E7EB" w:sz="4"/>
+              <w:left w:val="single" w:color="E5E7EB" w:sz="4"/>
+              <w:bottom w:val="single" w:color="E5E7EB" w:sz="4"/>
+              <w:right w:val="single" w:color="E5E7EB" w:sz="4"/>
+            </w:tcBorders>
+          </w:tcPr>
+          <w:p>
+            <w:pPr>
+              <w:spacing w:after="70" w:before="70"/>
+              <w:ind w:left="144"/>
+            </w:pPr>
+            <w:r>
+              <w:rPr>
+                <w:rFonts w:ascii="Calibri" w:cs="Calibri" w:eastAsia="Calibri" w:hAnsi="Calibri"/>
+                <w:color w:val="6B7280"/>
+                <w:sz w:val="18"/>
+                <w:szCs w:val="18"/>
+              </w:rPr>
+              <w:t xml:space="preserve">#FFFFFF</w:t>
+            </w:r>
+          </w:p>
+        </w:tc>
+        <w:tc>
+          <w:tcPr>
             <w:tcW w:type="pct" w:w="18%"/>
             <w:tcBorders>
               <w:top w:val="single" w:color="E5E7EB" w:sz="4"/>
@@ -4769,111 +5213,33 @@
                 <w:sz w:val="18"/>
                 <w:szCs w:val="18"/>
               </w:rPr>
-              <w:t xml:space="preserve">Destructive</w:t>
-            </w:r>
-          </w:p>
-        </w:tc>
-        <w:tc>
-          <w:tcPr>
-            <w:tcW w:type="pct" w:w="18%"/>
-            <w:tcBorders>
-              <w:top w:val="single" w:color="E5E7EB" w:sz="4"/>
-              <w:left w:val="single" w:color="E5E7EB" w:sz="4"/>
-              <w:bottom w:val="single" w:color="E5E7EB" w:sz="4"/>
-              <w:right w:val="single" w:color="E5E7EB" w:sz="4"/>
-            </w:tcBorders>
-          </w:tcPr>
-          <w:p>
-            <w:pPr>
-              <w:spacing w:after="70" w:before="70"/>
-              <w:ind w:left="144"/>
-            </w:pPr>
-            <w:r>
-              <w:rPr>
-                <w:rFonts w:ascii="Calibri" w:cs="Calibri" w:eastAsia="Calibri" w:hAnsi="Calibri"/>
-                <w:color w:val="6B7280"/>
-                <w:sz w:val="18"/>
-                <w:szCs w:val="18"/>
-              </w:rPr>
-              <w:t xml:space="preserve">#EF4444</w:t>
-            </w:r>
-          </w:p>
-        </w:tc>
-        <w:tc>
-          <w:tcPr>
-            <w:tcW w:type="pct" w:w="16%"/>
-            <w:tcBorders>
-              <w:top w:val="single" w:color="E5E7EB" w:sz="4"/>
-              <w:left w:val="single" w:color="E5E7EB" w:sz="4"/>
-              <w:bottom w:val="single" w:color="E5E7EB" w:sz="4"/>
-              <w:right w:val="single" w:color="E5E7EB" w:sz="4"/>
-            </w:tcBorders>
-          </w:tcPr>
-          <w:p>
-            <w:pPr>
-              <w:spacing w:after="70" w:before="70"/>
-              <w:ind w:left="144"/>
-            </w:pPr>
-            <w:r>
-              <w:rPr>
-                <w:rFonts w:ascii="Calibri" w:cs="Calibri" w:eastAsia="Calibri" w:hAnsi="Calibri"/>
-                <w:color w:val="6B7280"/>
-                <w:sz w:val="18"/>
-                <w:szCs w:val="18"/>
-              </w:rPr>
-              <w:t xml:space="preserve">#FFFFFF</w:t>
-            </w:r>
-          </w:p>
-        </w:tc>
-        <w:tc>
-          <w:tcPr>
-            <w:tcW w:type="pct" w:w="18%"/>
-            <w:tcBorders>
-              <w:top w:val="single" w:color="E5E7EB" w:sz="4"/>
-              <w:left w:val="single" w:color="E5E7EB" w:sz="4"/>
-              <w:bottom w:val="single" w:color="E5E7EB" w:sz="4"/>
-              <w:right w:val="single" w:color="E5E7EB" w:sz="4"/>
-            </w:tcBorders>
-          </w:tcPr>
-          <w:p>
-            <w:pPr>
-              <w:spacing w:after="70" w:before="70"/>
-              <w:ind w:left="144"/>
-            </w:pPr>
-            <w:r>
-              <w:rPr>
-                <w:rFonts w:ascii="Calibri" w:cs="Calibri" w:eastAsia="Calibri" w:hAnsi="Calibri"/>
-                <w:color w:val="6B7280"/>
-                <w:sz w:val="18"/>
-                <w:szCs w:val="18"/>
-              </w:rPr>
               <w:t xml:space="preserve">None</w:t>
             </w:r>
           </w:p>
         </w:tc>
         <w:tc>
           <w:tcPr>
-            <w:tcW w:type="pct" w:w="30%"/>
-            <w:tcBorders>
-              <w:top w:val="single" w:color="E5E7EB" w:sz="4"/>
-              <w:left w:val="single" w:color="E5E7EB" w:sz="4"/>
-              <w:bottom w:val="single" w:color="E5E7EB" w:sz="4"/>
-              <w:right w:val="single" w:color="E5E7EB" w:sz="4"/>
-            </w:tcBorders>
-          </w:tcPr>
-          <w:p>
-            <w:pPr>
-              <w:spacing w:after="70" w:before="70"/>
-              <w:ind w:left="144"/>
-            </w:pPr>
-            <w:r>
-              <w:rPr>
-                <w:rFonts w:ascii="Calibri" w:cs="Calibri" w:eastAsia="Calibri" w:hAnsi="Calibri"/>
-                <w:color w:val="6B7280"/>
-                <w:sz w:val="18"/>
-                <w:szCs w:val="18"/>
-              </w:rPr>
-              <w:t xml:space="preserve">System error states only — not marketing</w:t>
+            <w:tcW w:type="pct" w:w="36%"/>
+            <w:tcBorders>
+              <w:top w:val="single" w:color="E5E7EB" w:sz="4"/>
+              <w:left w:val="single" w:color="E5E7EB" w:sz="4"/>
+              <w:bottom w:val="single" w:color="E5E7EB" w:sz="4"/>
+              <w:right w:val="single" w:color="E5E7EB" w:sz="4"/>
+            </w:tcBorders>
+          </w:tcPr>
+          <w:p>
+            <w:pPr>
+              <w:spacing w:after="70" w:before="70"/>
+              <w:ind w:left="144"/>
+            </w:pPr>
+            <w:r>
+              <w:rPr>
+                <w:rFonts w:ascii="Calibri" w:cs="Calibri" w:eastAsia="Calibri" w:hAnsi="Calibri"/>
+                <w:color w:val="6B7280"/>
+                <w:sz w:val="18"/>
+                <w:szCs w:val="18"/>
+              </w:rPr>
+              <w:t xml:space="preserve">System error states only — not for marketing</w:t>
             </w:r>
           </w:p>
         </w:tc>
@@ -4881,7 +5247,7 @@
     </w:tbl>
     <w:p>
       <w:pPr>
-        <w:spacing w:before="160"/>
+        <w:spacing w:before="120"/>
       </w:pPr>
     </w:p>
     <w:p>
@@ -4897,7 +5263,7 @@
           <w:sz w:val="20"/>
           <w:szCs w:val="20"/>
         </w:rPr>
-        <w:t xml:space="preserve">Button border-radius: rounded-md = calc(--radius - 2px) = calc(0.5rem - 2px) = 6px</w:t>
+        <w:t xml:space="preserve">Button border-radius source: --radius-md = calc(var(--radius) - 2px) = calc(0.5rem - 2px) = 6px</w:t>
       </w:r>
     </w:p>
     <w:p>
@@ -4913,7 +5279,7 @@
           <w:sz w:val="20"/>
           <w:szCs w:val="20"/>
         </w:rPr>
-        <w:t xml:space="preserve">Hover on primary: opacity reduction to ~90%. Icon inside buttons: 14–16px, ml-1.5 (6px).</w:t>
+        <w:t xml:space="preserve">Icon inside button: w-4 h-4 (16px), ml-1.5 (6px left margin).</w:t>
       </w:r>
     </w:p>
     <w:p>
@@ -4933,7 +5299,7 @@
           <w:rFonts w:ascii="Calibri" w:cs="Calibri" w:eastAsia="Calibri" w:hAnsi="Calibri"/>
           <w:b/>
           <w:bCs/>
-          <w:color w:val="7735ED"/>
+          <w:color w:val="7C3AED"/>
           <w:spacing w:val="150"/>
           <w:sz w:val="16"/>
           <w:szCs w:val="16"/>
@@ -4971,7 +5337,7 @@
           <w:sz w:val="20"/>
           <w:szCs w:val="20"/>
         </w:rPr>
-        <w:t xml:space="preserve">The site's CSS defines --radius: 0.5rem (8px). The Tailwind scale is built from this token:</w:t>
+        <w:t xml:space="preserve">CSS root: --radius: 0.5rem (8px). All radius utilities derive from this token (index.css verified):</w:t>
       </w:r>
     </w:p>
     <w:p>
@@ -5003,7 +5369,7 @@
         </w:trPr>
         <w:tc>
           <w:tcPr>
-            <w:tcW w:type="pct" w:w="22%"/>
+            <w:tcW w:type="pct" w:w="20%"/>
             <w:tcBorders>
               <w:top w:val="single" w:color="E5E7EB" w:sz="4"/>
               <w:left w:val="single" w:color="E5E7EB" w:sz="4"/>
@@ -5026,13 +5392,13 @@
                 <w:sz w:val="18"/>
                 <w:szCs w:val="18"/>
               </w:rPr>
-              <w:t xml:space="preserve">Class</w:t>
-            </w:r>
-          </w:p>
-        </w:tc>
-        <w:tc>
-          <w:tcPr>
-            <w:tcW w:type="pct" w:w="30%"/>
+              <w:t xml:space="preserve">Tailwind class</w:t>
+            </w:r>
+          </w:p>
+        </w:tc>
+        <w:tc>
+          <w:tcPr>
+            <w:tcW w:type="pct" w:w="32%"/>
             <w:tcBorders>
               <w:top w:val="single" w:color="E5E7EB" w:sz="4"/>
               <w:left w:val="single" w:color="E5E7EB" w:sz="4"/>
@@ -5055,13 +5421,13 @@
                 <w:sz w:val="18"/>
                 <w:szCs w:val="18"/>
               </w:rPr>
-              <w:t xml:space="preserve">CSS Calc</w:t>
-            </w:r>
-          </w:p>
-        </w:tc>
-        <w:tc>
-          <w:tcPr>
-            <w:tcW w:type="pct" w:w="14%"/>
+              <w:t xml:space="preserve">CSS expression</w:t>
+            </w:r>
+          </w:p>
+        </w:tc>
+        <w:tc>
+          <w:tcPr>
+            <w:tcW w:type="pct" w:w="12%"/>
             <w:tcBorders>
               <w:top w:val="single" w:color="E5E7EB" w:sz="4"/>
               <w:left w:val="single" w:color="E5E7EB" w:sz="4"/>
@@ -5084,13 +5450,13 @@
                 <w:sz w:val="18"/>
                 <w:szCs w:val="18"/>
               </w:rPr>
-              <w:t xml:space="preserve">px Value</w:t>
-            </w:r>
-          </w:p>
-        </w:tc>
-        <w:tc>
-          <w:tcPr>
-            <w:tcW w:type="pct" w:w="34%"/>
+              <w:t xml:space="preserve">px value</w:t>
+            </w:r>
+          </w:p>
+        </w:tc>
+        <w:tc>
+          <w:tcPr>
+            <w:tcW w:type="pct" w:w="36%"/>
             <w:tcBorders>
               <w:top w:val="single" w:color="E5E7EB" w:sz="4"/>
               <w:left w:val="single" w:color="E5E7EB" w:sz="4"/>
@@ -5113,7 +5479,7 @@
                 <w:sz w:val="18"/>
                 <w:szCs w:val="18"/>
               </w:rPr>
-              <w:t xml:space="preserve">Used For</w:t>
+              <w:t xml:space="preserve">Used for</w:t>
             </w:r>
           </w:p>
         </w:tc>
@@ -5121,7 +5487,7 @@
       <w:tr>
         <w:tc>
           <w:tcPr>
-            <w:tcW w:type="pct" w:w="22%"/>
+            <w:tcW w:type="pct" w:w="20%"/>
             <w:tcBorders>
               <w:top w:val="single" w:color="E5E7EB" w:sz="4"/>
               <w:left w:val="single" w:color="E5E7EB" w:sz="4"/>
@@ -5147,33 +5513,33 @@
         </w:tc>
         <w:tc>
           <w:tcPr>
-            <w:tcW w:type="pct" w:w="30%"/>
-            <w:tcBorders>
-              <w:top w:val="single" w:color="E5E7EB" w:sz="4"/>
-              <w:left w:val="single" w:color="E5E7EB" w:sz="4"/>
-              <w:bottom w:val="single" w:color="E5E7EB" w:sz="4"/>
-              <w:right w:val="single" w:color="E5E7EB" w:sz="4"/>
-            </w:tcBorders>
-          </w:tcPr>
-          <w:p>
-            <w:pPr>
-              <w:spacing w:after="70" w:before="70"/>
-              <w:ind w:left="144"/>
-            </w:pPr>
-            <w:r>
-              <w:rPr>
-                <w:rFonts w:ascii="Calibri" w:cs="Calibri" w:eastAsia="Calibri" w:hAnsi="Calibri"/>
-                <w:color w:val="6B7280"/>
-                <w:sz w:val="18"/>
-                <w:szCs w:val="18"/>
-              </w:rPr>
-              <w:t xml:space="preserve">calc(0.5rem − 4px)</w:t>
-            </w:r>
-          </w:p>
-        </w:tc>
-        <w:tc>
-          <w:tcPr>
-            <w:tcW w:type="pct" w:w="14%"/>
+            <w:tcW w:type="pct" w:w="32%"/>
+            <w:tcBorders>
+              <w:top w:val="single" w:color="E5E7EB" w:sz="4"/>
+              <w:left w:val="single" w:color="E5E7EB" w:sz="4"/>
+              <w:bottom w:val="single" w:color="E5E7EB" w:sz="4"/>
+              <w:right w:val="single" w:color="E5E7EB" w:sz="4"/>
+            </w:tcBorders>
+          </w:tcPr>
+          <w:p>
+            <w:pPr>
+              <w:spacing w:after="70" w:before="70"/>
+              <w:ind w:left="144"/>
+            </w:pPr>
+            <w:r>
+              <w:rPr>
+                <w:rFonts w:ascii="Calibri" w:cs="Calibri" w:eastAsia="Calibri" w:hAnsi="Calibri"/>
+                <w:color w:val="6B7280"/>
+                <w:sz w:val="18"/>
+                <w:szCs w:val="18"/>
+              </w:rPr>
+              <w:t xml:space="preserve">calc(var(--radius) - 4px)</w:t>
+            </w:r>
+          </w:p>
+        </w:tc>
+        <w:tc>
+          <w:tcPr>
+            <w:tcW w:type="pct" w:w="12%"/>
             <w:tcBorders>
               <w:top w:val="single" w:color="E5E7EB" w:sz="4"/>
               <w:left w:val="single" w:color="E5E7EB" w:sz="4"/>
@@ -5199,27 +5565,27 @@
         </w:tc>
         <w:tc>
           <w:tcPr>
-            <w:tcW w:type="pct" w:w="34%"/>
-            <w:tcBorders>
-              <w:top w:val="single" w:color="E5E7EB" w:sz="4"/>
-              <w:left w:val="single" w:color="E5E7EB" w:sz="4"/>
-              <w:bottom w:val="single" w:color="E5E7EB" w:sz="4"/>
-              <w:right w:val="single" w:color="E5E7EB" w:sz="4"/>
-            </w:tcBorders>
-          </w:tcPr>
-          <w:p>
-            <w:pPr>
-              <w:spacing w:after="70" w:before="70"/>
-              <w:ind w:left="144"/>
-            </w:pPr>
-            <w:r>
-              <w:rPr>
-                <w:rFonts w:ascii="Calibri" w:cs="Calibri" w:eastAsia="Calibri" w:hAnsi="Calibri"/>
-                <w:color w:val="6B7280"/>
-                <w:sz w:val="18"/>
-                <w:szCs w:val="18"/>
-              </w:rPr>
-              <w:t xml:space="preserve">Small chips, micro elements</w:t>
+            <w:tcW w:type="pct" w:w="36%"/>
+            <w:tcBorders>
+              <w:top w:val="single" w:color="E5E7EB" w:sz="4"/>
+              <w:left w:val="single" w:color="E5E7EB" w:sz="4"/>
+              <w:bottom w:val="single" w:color="E5E7EB" w:sz="4"/>
+              <w:right w:val="single" w:color="E5E7EB" w:sz="4"/>
+            </w:tcBorders>
+          </w:tcPr>
+          <w:p>
+            <w:pPr>
+              <w:spacing w:after="70" w:before="70"/>
+              <w:ind w:left="144"/>
+            </w:pPr>
+            <w:r>
+              <w:rPr>
+                <w:rFonts w:ascii="Calibri" w:cs="Calibri" w:eastAsia="Calibri" w:hAnsi="Calibri"/>
+                <w:color w:val="6B7280"/>
+                <w:sz w:val="18"/>
+                <w:szCs w:val="18"/>
+              </w:rPr>
+              <w:t xml:space="preserve">Small status chips, micro elements</w:t>
             </w:r>
           </w:p>
         </w:tc>
@@ -5227,7 +5593,7 @@
       <w:tr>
         <w:tc>
           <w:tcPr>
-            <w:tcW w:type="pct" w:w="22%"/>
+            <w:tcW w:type="pct" w:w="20%"/>
             <w:tcBorders>
               <w:top w:val="single" w:color="E5E7EB" w:sz="4"/>
               <w:left w:val="single" w:color="E5E7EB" w:sz="4"/>
@@ -5254,7 +5620,7 @@
         </w:tc>
         <w:tc>
           <w:tcPr>
-            <w:tcW w:type="pct" w:w="30%"/>
+            <w:tcW w:type="pct" w:w="32%"/>
             <w:tcBorders>
               <w:top w:val="single" w:color="E5E7EB" w:sz="4"/>
               <w:left w:val="single" w:color="E5E7EB" w:sz="4"/>
@@ -5275,13 +5641,13 @@
                 <w:sz w:val="18"/>
                 <w:szCs w:val="18"/>
               </w:rPr>
-              <w:t xml:space="preserve">calc(0.5rem − 2px)</w:t>
-            </w:r>
-          </w:p>
-        </w:tc>
-        <w:tc>
-          <w:tcPr>
-            <w:tcW w:type="pct" w:w="14%"/>
+              <w:t xml:space="preserve">calc(var(--radius) - 2px)</w:t>
+            </w:r>
+          </w:p>
+        </w:tc>
+        <w:tc>
+          <w:tcPr>
+            <w:tcW w:type="pct" w:w="12%"/>
             <w:tcBorders>
               <w:top w:val="single" w:color="E5E7EB" w:sz="4"/>
               <w:left w:val="single" w:color="E5E7EB" w:sz="4"/>
@@ -5308,7 +5674,7 @@
         </w:tc>
         <w:tc>
           <w:tcPr>
-            <w:tcW w:type="pct" w:w="34%"/>
+            <w:tcW w:type="pct" w:w="36%"/>
             <w:tcBorders>
               <w:top w:val="single" w:color="E5E7EB" w:sz="4"/>
               <w:left w:val="single" w:color="E5E7EB" w:sz="4"/>
@@ -5337,7 +5703,7 @@
       <w:tr>
         <w:tc>
           <w:tcPr>
-            <w:tcW w:type="pct" w:w="22%"/>
+            <w:tcW w:type="pct" w:w="20%"/>
             <w:tcBorders>
               <w:top w:val="single" w:color="E5E7EB" w:sz="4"/>
               <w:left w:val="single" w:color="E5E7EB" w:sz="4"/>
@@ -5363,33 +5729,33 @@
         </w:tc>
         <w:tc>
           <w:tcPr>
-            <w:tcW w:type="pct" w:w="30%"/>
-            <w:tcBorders>
-              <w:top w:val="single" w:color="E5E7EB" w:sz="4"/>
-              <w:left w:val="single" w:color="E5E7EB" w:sz="4"/>
-              <w:bottom w:val="single" w:color="E5E7EB" w:sz="4"/>
-              <w:right w:val="single" w:color="E5E7EB" w:sz="4"/>
-            </w:tcBorders>
-          </w:tcPr>
-          <w:p>
-            <w:pPr>
-              <w:spacing w:after="70" w:before="70"/>
-              <w:ind w:left="144"/>
-            </w:pPr>
-            <w:r>
-              <w:rPr>
-                <w:rFonts w:ascii="Calibri" w:cs="Calibri" w:eastAsia="Calibri" w:hAnsi="Calibri"/>
-                <w:color w:val="6B7280"/>
-                <w:sz w:val="18"/>
-                <w:szCs w:val="18"/>
-              </w:rPr>
-              <w:t xml:space="preserve">0.5rem</w:t>
-            </w:r>
-          </w:p>
-        </w:tc>
-        <w:tc>
-          <w:tcPr>
-            <w:tcW w:type="pct" w:w="14%"/>
+            <w:tcW w:type="pct" w:w="32%"/>
+            <w:tcBorders>
+              <w:top w:val="single" w:color="E5E7EB" w:sz="4"/>
+              <w:left w:val="single" w:color="E5E7EB" w:sz="4"/>
+              <w:bottom w:val="single" w:color="E5E7EB" w:sz="4"/>
+              <w:right w:val="single" w:color="E5E7EB" w:sz="4"/>
+            </w:tcBorders>
+          </w:tcPr>
+          <w:p>
+            <w:pPr>
+              <w:spacing w:after="70" w:before="70"/>
+              <w:ind w:left="144"/>
+            </w:pPr>
+            <w:r>
+              <w:rPr>
+                <w:rFonts w:ascii="Calibri" w:cs="Calibri" w:eastAsia="Calibri" w:hAnsi="Calibri"/>
+                <w:color w:val="6B7280"/>
+                <w:sz w:val="18"/>
+                <w:szCs w:val="18"/>
+              </w:rPr>
+              <w:t xml:space="preserve">var(--radius)</w:t>
+            </w:r>
+          </w:p>
+        </w:tc>
+        <w:tc>
+          <w:tcPr>
+            <w:tcW w:type="pct" w:w="12%"/>
             <w:tcBorders>
               <w:top w:val="single" w:color="E5E7EB" w:sz="4"/>
               <w:left w:val="single" w:color="E5E7EB" w:sz="4"/>
@@ -5415,27 +5781,27 @@
         </w:tc>
         <w:tc>
           <w:tcPr>
-            <w:tcW w:type="pct" w:w="34%"/>
-            <w:tcBorders>
-              <w:top w:val="single" w:color="E5E7EB" w:sz="4"/>
-              <w:left w:val="single" w:color="E5E7EB" w:sz="4"/>
-              <w:bottom w:val="single" w:color="E5E7EB" w:sz="4"/>
-              <w:right w:val="single" w:color="E5E7EB" w:sz="4"/>
-            </w:tcBorders>
-          </w:tcPr>
-          <w:p>
-            <w:pPr>
-              <w:spacing w:after="70" w:before="70"/>
-              <w:ind w:left="144"/>
-            </w:pPr>
-            <w:r>
-              <w:rPr>
-                <w:rFonts w:ascii="Calibri" w:cs="Calibri" w:eastAsia="Calibri" w:hAnsi="Calibri"/>
-                <w:color w:val="6B7280"/>
-                <w:sz w:val="18"/>
-                <w:szCs w:val="18"/>
-              </w:rPr>
-              <w:t xml:space="preserve">enterprise-card class — the standard card across the site</w:t>
+            <w:tcW w:type="pct" w:w="36%"/>
+            <w:tcBorders>
+              <w:top w:val="single" w:color="E5E7EB" w:sz="4"/>
+              <w:left w:val="single" w:color="E5E7EB" w:sz="4"/>
+              <w:bottom w:val="single" w:color="E5E7EB" w:sz="4"/>
+              <w:right w:val="single" w:color="E5E7EB" w:sz="4"/>
+            </w:tcBorders>
+          </w:tcPr>
+          <w:p>
+            <w:pPr>
+              <w:spacing w:after="70" w:before="70"/>
+              <w:ind w:left="144"/>
+            </w:pPr>
+            <w:r>
+              <w:rPr>
+                <w:rFonts w:ascii="Calibri" w:cs="Calibri" w:eastAsia="Calibri" w:hAnsi="Calibri"/>
+                <w:color w:val="6B7280"/>
+                <w:sz w:val="18"/>
+                <w:szCs w:val="18"/>
+              </w:rPr>
+              <w:t xml:space="preserve">.enterprise-card — standard card used across the site</w:t>
             </w:r>
           </w:p>
         </w:tc>
@@ -5443,7 +5809,7 @@
       <w:tr>
         <w:tc>
           <w:tcPr>
-            <w:tcW w:type="pct" w:w="22%"/>
+            <w:tcW w:type="pct" w:w="20%"/>
             <w:tcBorders>
               <w:top w:val="single" w:color="E5E7EB" w:sz="4"/>
               <w:left w:val="single" w:color="E5E7EB" w:sz="4"/>
@@ -5470,7 +5836,7 @@
         </w:tc>
         <w:tc>
           <w:tcPr>
-            <w:tcW w:type="pct" w:w="30%"/>
+            <w:tcW w:type="pct" w:w="32%"/>
             <w:tcBorders>
               <w:top w:val="single" w:color="E5E7EB" w:sz="4"/>
               <w:left w:val="single" w:color="E5E7EB" w:sz="4"/>
@@ -5491,13 +5857,13 @@
                 <w:sz w:val="18"/>
                 <w:szCs w:val="18"/>
               </w:rPr>
-              <w:t xml:space="preserve">calc(0.5rem + 4px)</w:t>
-            </w:r>
-          </w:p>
-        </w:tc>
-        <w:tc>
-          <w:tcPr>
-            <w:tcW w:type="pct" w:w="14%"/>
+              <w:t xml:space="preserve">calc(var(--radius) + 4px)</w:t>
+            </w:r>
+          </w:p>
+        </w:tc>
+        <w:tc>
+          <w:tcPr>
+            <w:tcW w:type="pct" w:w="12%"/>
             <w:tcBorders>
               <w:top w:val="single" w:color="E5E7EB" w:sz="4"/>
               <w:left w:val="single" w:color="E5E7EB" w:sz="4"/>
@@ -5524,7 +5890,7 @@
         </w:tc>
         <w:tc>
           <w:tcPr>
-            <w:tcW w:type="pct" w:w="34%"/>
+            <w:tcW w:type="pct" w:w="36%"/>
             <w:tcBorders>
               <w:top w:val="single" w:color="E5E7EB" w:sz="4"/>
               <w:left w:val="single" w:color="E5E7EB" w:sz="4"/>
@@ -5545,7 +5911,7 @@
                 <w:sz w:val="18"/>
                 <w:szCs w:val="18"/>
               </w:rPr>
-              <w:t xml:space="preserve">Module section cards, agent cards, feature highlight boxes</w:t>
+              <w:t xml:space="preserve">Module section cards (solutions.tsx), agent cards</w:t>
             </w:r>
           </w:p>
         </w:tc>
@@ -5553,7 +5919,7 @@
       <w:tr>
         <w:tc>
           <w:tcPr>
-            <w:tcW w:type="pct" w:w="22%"/>
+            <w:tcW w:type="pct" w:w="20%"/>
             <w:tcBorders>
               <w:top w:val="single" w:color="E5E7EB" w:sz="4"/>
               <w:left w:val="single" w:color="E5E7EB" w:sz="4"/>
@@ -5579,7 +5945,7 @@
         </w:tc>
         <w:tc>
           <w:tcPr>
-            <w:tcW w:type="pct" w:w="30%"/>
+            <w:tcW w:type="pct" w:w="32%"/>
             <w:tcBorders>
               <w:top w:val="single" w:color="E5E7EB" w:sz="4"/>
               <w:left w:val="single" w:color="E5E7EB" w:sz="4"/>
@@ -5605,7 +5971,7 @@
         </w:tc>
         <w:tc>
           <w:tcPr>
-            <w:tcW w:type="pct" w:w="14%"/>
+            <w:tcW w:type="pct" w:w="12%"/>
             <w:tcBorders>
               <w:top w:val="single" w:color="E5E7EB" w:sz="4"/>
               <w:left w:val="single" w:color="E5E7EB" w:sz="4"/>
@@ -5631,27 +5997,27 @@
         </w:tc>
         <w:tc>
           <w:tcPr>
-            <w:tcW w:type="pct" w:w="34%"/>
-            <w:tcBorders>
-              <w:top w:val="single" w:color="E5E7EB" w:sz="4"/>
-              <w:left w:val="single" w:color="E5E7EB" w:sz="4"/>
-              <w:bottom w:val="single" w:color="E5E7EB" w:sz="4"/>
-              <w:right w:val="single" w:color="E5E7EB" w:sz="4"/>
-            </w:tcBorders>
-          </w:tcPr>
-          <w:p>
-            <w:pPr>
-              <w:spacing w:after="70" w:before="70"/>
-              <w:ind w:left="144"/>
-            </w:pPr>
-            <w:r>
-              <w:rPr>
-                <w:rFonts w:ascii="Calibri" w:cs="Calibri" w:eastAsia="Calibri" w:hAnsi="Calibri"/>
-                <w:color w:val="6B7280"/>
-                <w:sz w:val="18"/>
-                <w:szCs w:val="18"/>
-              </w:rPr>
-              <w:t xml:space="preserve">Tags, eyebrow label pills, avatar circles</w:t>
+            <w:tcW w:type="pct" w:w="36%"/>
+            <w:tcBorders>
+              <w:top w:val="single" w:color="E5E7EB" w:sz="4"/>
+              <w:left w:val="single" w:color="E5E7EB" w:sz="4"/>
+              <w:bottom w:val="single" w:color="E5E7EB" w:sz="4"/>
+              <w:right w:val="single" w:color="E5E7EB" w:sz="4"/>
+            </w:tcBorders>
+          </w:tcPr>
+          <w:p>
+            <w:pPr>
+              <w:spacing w:after="70" w:before="70"/>
+              <w:ind w:left="144"/>
+            </w:pPr>
+            <w:r>
+              <w:rPr>
+                <w:rFonts w:ascii="Calibri" w:cs="Calibri" w:eastAsia="Calibri" w:hAnsi="Calibri"/>
+                <w:color w:val="6B7280"/>
+                <w:sz w:val="18"/>
+                <w:szCs w:val="18"/>
+              </w:rPr>
+              <w:t xml:space="preserve">Eyebrow label pills, tags, avatar circles</w:t>
             </w:r>
           </w:p>
         </w:tc>
@@ -5674,7 +6040,7 @@
           <w:rFonts w:ascii="Calibri" w:cs="Calibri" w:eastAsia="Calibri" w:hAnsi="Calibri"/>
           <w:b/>
           <w:bCs/>
-          <w:color w:val="7735ED"/>
+          <w:color w:val="7C3AED"/>
           <w:spacing w:val="150"/>
           <w:sz w:val="16"/>
           <w:szCs w:val="16"/>
@@ -5722,7 +6088,7 @@
         </w:trPr>
         <w:tc>
           <w:tcPr>
-            <w:tcW w:type="pct" w:w="30%"/>
+            <w:tcW w:type="pct" w:w="28%"/>
             <w:tcBorders>
               <w:top w:val="single" w:color="E5E7EB" w:sz="4"/>
               <w:left w:val="single" w:color="E5E7EB" w:sz="4"/>
@@ -5774,13 +6140,13 @@
                 <w:sz w:val="18"/>
                 <w:szCs w:val="18"/>
               </w:rPr>
-              <w:t xml:space="preserve">Value</w:t>
-            </w:r>
-          </w:p>
-        </w:tc>
-        <w:tc>
-          <w:tcPr>
-            <w:tcW w:type="pct" w:w="30%"/>
+              <w:t xml:space="preserve">Exact value</w:t>
+            </w:r>
+          </w:p>
+        </w:tc>
+        <w:tc>
+          <w:tcPr>
+            <w:tcW w:type="pct" w:w="32%"/>
             <w:tcBorders>
               <w:top w:val="single" w:color="E5E7EB" w:sz="4"/>
               <w:left w:val="single" w:color="E5E7EB" w:sz="4"/>
@@ -5811,27 +6177,27 @@
       <w:tr>
         <w:tc>
           <w:tcPr>
-            <w:tcW w:type="pct" w:w="30%"/>
-            <w:tcBorders>
-              <w:top w:val="single" w:color="E5E7EB" w:sz="4"/>
-              <w:left w:val="single" w:color="E5E7EB" w:sz="4"/>
-              <w:bottom w:val="single" w:color="E5E7EB" w:sz="4"/>
-              <w:right w:val="single" w:color="E5E7EB" w:sz="4"/>
-            </w:tcBorders>
-          </w:tcPr>
-          <w:p>
-            <w:pPr>
-              <w:spacing w:after="70" w:before="70"/>
-              <w:ind w:left="144"/>
-            </w:pPr>
-            <w:r>
-              <w:rPr>
-                <w:rFonts w:ascii="Calibri" w:cs="Calibri" w:eastAsia="Calibri" w:hAnsi="Calibri"/>
-                <w:color w:val="6B7280"/>
-                <w:sz w:val="18"/>
-                <w:szCs w:val="18"/>
-              </w:rPr>
-              <w:t xml:space="preserve">enterprise-card radius</w:t>
+            <w:tcW w:type="pct" w:w="28%"/>
+            <w:tcBorders>
+              <w:top w:val="single" w:color="E5E7EB" w:sz="4"/>
+              <w:left w:val="single" w:color="E5E7EB" w:sz="4"/>
+              <w:bottom w:val="single" w:color="E5E7EB" w:sz="4"/>
+              <w:right w:val="single" w:color="E5E7EB" w:sz="4"/>
+            </w:tcBorders>
+          </w:tcPr>
+          <w:p>
+            <w:pPr>
+              <w:spacing w:after="70" w:before="70"/>
+              <w:ind w:left="144"/>
+            </w:pPr>
+            <w:r>
+              <w:rPr>
+                <w:rFonts w:ascii="Calibri" w:cs="Calibri" w:eastAsia="Calibri" w:hAnsi="Calibri"/>
+                <w:color w:val="6B7280"/>
+                <w:sz w:val="18"/>
+                <w:szCs w:val="18"/>
+              </w:rPr>
+              <w:t xml:space="preserve">.enterprise-card radius</w:t>
             </w:r>
           </w:p>
         </w:tc>
@@ -5857,33 +6223,33 @@
                 <w:sz w:val="18"/>
                 <w:szCs w:val="18"/>
               </w:rPr>
-              <w:t xml:space="preserve">rounded-lg = 8px</w:t>
-            </w:r>
-          </w:p>
-        </w:tc>
-        <w:tc>
-          <w:tcPr>
-            <w:tcW w:type="pct" w:w="30%"/>
-            <w:tcBorders>
-              <w:top w:val="single" w:color="E5E7EB" w:sz="4"/>
-              <w:left w:val="single" w:color="E5E7EB" w:sz="4"/>
-              <w:bottom w:val="single" w:color="E5E7EB" w:sz="4"/>
-              <w:right w:val="single" w:color="E5E7EB" w:sz="4"/>
-            </w:tcBorders>
-          </w:tcPr>
-          <w:p>
-            <w:pPr>
-              <w:spacing w:after="70" w:before="70"/>
-              <w:ind w:left="144"/>
-            </w:pPr>
-            <w:r>
-              <w:rPr>
-                <w:rFonts w:ascii="Calibri" w:cs="Calibri" w:eastAsia="Calibri" w:hAnsi="Calibri"/>
-                <w:color w:val="6B7280"/>
-                <w:sz w:val="18"/>
-                <w:szCs w:val="18"/>
-              </w:rPr>
-              <w:t xml:space="preserve">.enterprise-card in index.css</w:t>
+              <w:t xml:space="preserve">rounded-lg = 8px  (var(--radius))</w:t>
+            </w:r>
+          </w:p>
+        </w:tc>
+        <w:tc>
+          <w:tcPr>
+            <w:tcW w:type="pct" w:w="32%"/>
+            <w:tcBorders>
+              <w:top w:val="single" w:color="E5E7EB" w:sz="4"/>
+              <w:left w:val="single" w:color="E5E7EB" w:sz="4"/>
+              <w:bottom w:val="single" w:color="E5E7EB" w:sz="4"/>
+              <w:right w:val="single" w:color="E5E7EB" w:sz="4"/>
+            </w:tcBorders>
+          </w:tcPr>
+          <w:p>
+            <w:pPr>
+              <w:spacing w:after="70" w:before="70"/>
+              <w:ind w:left="144"/>
+            </w:pPr>
+            <w:r>
+              <w:rPr>
+                <w:rFonts w:ascii="Calibri" w:cs="Calibri" w:eastAsia="Calibri" w:hAnsi="Calibri"/>
+                <w:color w:val="6B7280"/>
+                <w:sz w:val="18"/>
+                <w:szCs w:val="18"/>
+              </w:rPr>
+              <w:t xml:space="preserve">index.css: .enterprise-card @apply</w:t>
             </w:r>
           </w:p>
         </w:tc>
@@ -5891,7 +6257,7 @@
       <w:tr>
         <w:tc>
           <w:tcPr>
-            <w:tcW w:type="pct" w:w="30%"/>
+            <w:tcW w:type="pct" w:w="28%"/>
             <w:tcBorders>
               <w:top w:val="single" w:color="E5E7EB" w:sz="4"/>
               <w:left w:val="single" w:color="E5E7EB" w:sz="4"/>
@@ -5912,7 +6278,7 @@
                 <w:sz w:val="18"/>
                 <w:szCs w:val="18"/>
               </w:rPr>
-              <w:t xml:space="preserve">enterprise-card bg</w:t>
+              <w:t xml:space="preserve">.enterprise-card background</w:t>
             </w:r>
           </w:p>
         </w:tc>
@@ -5939,13 +6305,13 @@
                 <w:sz w:val="18"/>
                 <w:szCs w:val="18"/>
               </w:rPr>
-              <w:t xml:space="preserve">#FFFFFF (white)</w:t>
-            </w:r>
-          </w:p>
-        </w:tc>
-        <w:tc>
-          <w:tcPr>
-            <w:tcW w:type="pct" w:w="30%"/>
+              <w:t xml:space="preserve">bg-white = #FFFFFF</w:t>
+            </w:r>
+          </w:p>
+        </w:tc>
+        <w:tc>
+          <w:tcPr>
+            <w:tcW w:type="pct" w:w="32%"/>
             <w:tcBorders>
               <w:top w:val="single" w:color="E5E7EB" w:sz="4"/>
               <w:left w:val="single" w:color="E5E7EB" w:sz="4"/>
@@ -5966,7 +6332,7 @@
                 <w:sz w:val="18"/>
                 <w:szCs w:val="18"/>
               </w:rPr>
-              <w:t xml:space="preserve">.enterprise-card: bg-white</w:t>
+              <w:t xml:space="preserve">index.css: .enterprise-card @apply</w:t>
             </w:r>
           </w:p>
         </w:tc>
@@ -5974,27 +6340,27 @@
       <w:tr>
         <w:tc>
           <w:tcPr>
-            <w:tcW w:type="pct" w:w="30%"/>
-            <w:tcBorders>
-              <w:top w:val="single" w:color="E5E7EB" w:sz="4"/>
-              <w:left w:val="single" w:color="E5E7EB" w:sz="4"/>
-              <w:bottom w:val="single" w:color="E5E7EB" w:sz="4"/>
-              <w:right w:val="single" w:color="E5E7EB" w:sz="4"/>
-            </w:tcBorders>
-          </w:tcPr>
-          <w:p>
-            <w:pPr>
-              <w:spacing w:after="70" w:before="70"/>
-              <w:ind w:left="144"/>
-            </w:pPr>
-            <w:r>
-              <w:rPr>
-                <w:rFonts w:ascii="Calibri" w:cs="Calibri" w:eastAsia="Calibri" w:hAnsi="Calibri"/>
-                <w:color w:val="6B7280"/>
-                <w:sz w:val="18"/>
-                <w:szCs w:val="18"/>
-              </w:rPr>
-              <w:t xml:space="preserve">enterprise-card border</w:t>
+            <w:tcW w:type="pct" w:w="28%"/>
+            <w:tcBorders>
+              <w:top w:val="single" w:color="E5E7EB" w:sz="4"/>
+              <w:left w:val="single" w:color="E5E7EB" w:sz="4"/>
+              <w:bottom w:val="single" w:color="E5E7EB" w:sz="4"/>
+              <w:right w:val="single" w:color="E5E7EB" w:sz="4"/>
+            </w:tcBorders>
+          </w:tcPr>
+          <w:p>
+            <w:pPr>
+              <w:spacing w:after="70" w:before="70"/>
+              <w:ind w:left="144"/>
+            </w:pPr>
+            <w:r>
+              <w:rPr>
+                <w:rFonts w:ascii="Calibri" w:cs="Calibri" w:eastAsia="Calibri" w:hAnsi="Calibri"/>
+                <w:color w:val="6B7280"/>
+                <w:sz w:val="18"/>
+                <w:szCs w:val="18"/>
+              </w:rPr>
+              <w:t xml:space="preserve">.enterprise-card border</w:t>
             </w:r>
           </w:p>
         </w:tc>
@@ -6020,33 +6386,33 @@
                 <w:sz w:val="18"/>
                 <w:szCs w:val="18"/>
               </w:rPr>
-              <w:t xml:space="preserve">1px solid #E5E7EB (gray-200)</w:t>
-            </w:r>
-          </w:p>
-        </w:tc>
-        <w:tc>
-          <w:tcPr>
-            <w:tcW w:type="pct" w:w="30%"/>
-            <w:tcBorders>
-              <w:top w:val="single" w:color="E5E7EB" w:sz="4"/>
-              <w:left w:val="single" w:color="E5E7EB" w:sz="4"/>
-              <w:bottom w:val="single" w:color="E5E7EB" w:sz="4"/>
-              <w:right w:val="single" w:color="E5E7EB" w:sz="4"/>
-            </w:tcBorders>
-          </w:tcPr>
-          <w:p>
-            <w:pPr>
-              <w:spacing w:after="70" w:before="70"/>
-              <w:ind w:left="144"/>
-            </w:pPr>
-            <w:r>
-              <w:rPr>
-                <w:rFonts w:ascii="Calibri" w:cs="Calibri" w:eastAsia="Calibri" w:hAnsi="Calibri"/>
-                <w:color w:val="6B7280"/>
-                <w:sz w:val="18"/>
-                <w:szCs w:val="18"/>
-              </w:rPr>
-              <w:t xml:space="preserve">.enterprise-card: border border-gray-200</w:t>
+              <w:t xml:space="preserve">border border-gray-200 = 1px solid #E5E7EB</w:t>
+            </w:r>
+          </w:p>
+        </w:tc>
+        <w:tc>
+          <w:tcPr>
+            <w:tcW w:type="pct" w:w="32%"/>
+            <w:tcBorders>
+              <w:top w:val="single" w:color="E5E7EB" w:sz="4"/>
+              <w:left w:val="single" w:color="E5E7EB" w:sz="4"/>
+              <w:bottom w:val="single" w:color="E5E7EB" w:sz="4"/>
+              <w:right w:val="single" w:color="E5E7EB" w:sz="4"/>
+            </w:tcBorders>
+          </w:tcPr>
+          <w:p>
+            <w:pPr>
+              <w:spacing w:after="70" w:before="70"/>
+              <w:ind w:left="144"/>
+            </w:pPr>
+            <w:r>
+              <w:rPr>
+                <w:rFonts w:ascii="Calibri" w:cs="Calibri" w:eastAsia="Calibri" w:hAnsi="Calibri"/>
+                <w:color w:val="6B7280"/>
+                <w:sz w:val="18"/>
+                <w:szCs w:val="18"/>
+              </w:rPr>
+              <w:t xml:space="preserve">index.css: .enterprise-card @apply</w:t>
             </w:r>
           </w:p>
         </w:tc>
@@ -6054,7 +6420,7 @@
       <w:tr>
         <w:tc>
           <w:tcPr>
-            <w:tcW w:type="pct" w:w="30%"/>
+            <w:tcW w:type="pct" w:w="28%"/>
             <w:tcBorders>
               <w:top w:val="single" w:color="E5E7EB" w:sz="4"/>
               <w:left w:val="single" w:color="E5E7EB" w:sz="4"/>
@@ -6075,7 +6441,7 @@
                 <w:sz w:val="18"/>
                 <w:szCs w:val="18"/>
               </w:rPr>
-              <w:t xml:space="preserve">enterprise-card shadow</w:t>
+              <w:t xml:space="preserve">.enterprise-card shadow</w:t>
             </w:r>
           </w:p>
         </w:tc>
@@ -6102,13 +6468,13 @@
                 <w:sz w:val="18"/>
                 <w:szCs w:val="18"/>
               </w:rPr>
-              <w:t xml:space="preserve">shadow-sm (0 1px 2px rgba(0,0,0,0.05))</w:t>
-            </w:r>
-          </w:p>
-        </w:tc>
-        <w:tc>
-          <w:tcPr>
-            <w:tcW w:type="pct" w:w="30%"/>
+              <w:t xml:space="preserve">shadow-sm = 0 1px 2px 0 rgb(0 0 0/0.05)</w:t>
+            </w:r>
+          </w:p>
+        </w:tc>
+        <w:tc>
+          <w:tcPr>
+            <w:tcW w:type="pct" w:w="32%"/>
             <w:tcBorders>
               <w:top w:val="single" w:color="E5E7EB" w:sz="4"/>
               <w:left w:val="single" w:color="E5E7EB" w:sz="4"/>
@@ -6129,7 +6495,7 @@
                 <w:sz w:val="18"/>
                 <w:szCs w:val="18"/>
               </w:rPr>
-              <w:t xml:space="preserve">.enterprise-card: shadow-sm</w:t>
+              <w:t xml:space="preserve">index.css: .enterprise-card @apply</w:t>
             </w:r>
           </w:p>
         </w:tc>
@@ -6137,7 +6503,7 @@
       <w:tr>
         <w:tc>
           <w:tcPr>
-            <w:tcW w:type="pct" w:w="30%"/>
+            <w:tcW w:type="pct" w:w="28%"/>
             <w:tcBorders>
               <w:top w:val="single" w:color="E5E7EB" w:sz="4"/>
               <w:left w:val="single" w:color="E5E7EB" w:sz="4"/>
@@ -6183,13 +6549,13 @@
                 <w:sz w:val="18"/>
                 <w:szCs w:val="18"/>
               </w:rPr>
-              <w:t xml:space="preserve">rounded-xl = 12px</w:t>
-            </w:r>
-          </w:p>
-        </w:tc>
-        <w:tc>
-          <w:tcPr>
-            <w:tcW w:type="pct" w:w="30%"/>
+              <w:t xml:space="preserve">rounded-xl = 12px  (calc(--radius + 4px))</w:t>
+            </w:r>
+          </w:p>
+        </w:tc>
+        <w:tc>
+          <w:tcPr>
+            <w:tcW w:type="pct" w:w="32%"/>
             <w:tcBorders>
               <w:top w:val="single" w:color="E5E7EB" w:sz="4"/>
               <w:left w:val="single" w:color="E5E7EB" w:sz="4"/>
@@ -6217,7 +6583,7 @@
       <w:tr>
         <w:tc>
           <w:tcPr>
-            <w:tcW w:type="pct" w:w="30%"/>
+            <w:tcW w:type="pct" w:w="28%"/>
             <w:tcBorders>
               <w:top w:val="single" w:color="E5E7EB" w:sz="4"/>
               <w:left w:val="single" w:color="E5E7EB" w:sz="4"/>
@@ -6265,13 +6631,13 @@
                 <w:sz w:val="18"/>
                 <w:szCs w:val="18"/>
               </w:rPr>
-              <w:t xml:space="preserve">hover:shadow-md (0 4px 6px rgba(0,0,0,0.07))</w:t>
-            </w:r>
-          </w:p>
-        </w:tc>
-        <w:tc>
-          <w:tcPr>
-            <w:tcW w:type="pct" w:w="30%"/>
+              <w:t xml:space="preserve">hover:shadow-md</w:t>
+            </w:r>
+          </w:p>
+        </w:tc>
+        <w:tc>
+          <w:tcPr>
+            <w:tcW w:type="pct" w:w="32%"/>
             <w:tcBorders>
               <w:top w:val="single" w:color="E5E7EB" w:sz="4"/>
               <w:left w:val="single" w:color="E5E7EB" w:sz="4"/>
@@ -6300,27 +6666,27 @@
       <w:tr>
         <w:tc>
           <w:tcPr>
-            <w:tcW w:type="pct" w:w="30%"/>
-            <w:tcBorders>
-              <w:top w:val="single" w:color="E5E7EB" w:sz="4"/>
-              <w:left w:val="single" w:color="E5E7EB" w:sz="4"/>
-              <w:bottom w:val="single" w:color="E5E7EB" w:sz="4"/>
-              <w:right w:val="single" w:color="E5E7EB" w:sz="4"/>
-            </w:tcBorders>
-          </w:tcPr>
-          <w:p>
-            <w:pPr>
-              <w:spacing w:after="70" w:before="70"/>
-              <w:ind w:left="144"/>
-            </w:pPr>
-            <w:r>
-              <w:rPr>
-                <w:rFonts w:ascii="Calibri" w:cs="Calibri" w:eastAsia="Calibri" w:hAnsi="Calibri"/>
-                <w:color w:val="6B7280"/>
-                <w:sz w:val="18"/>
-                <w:szCs w:val="18"/>
-              </w:rPr>
-              <w:t xml:space="preserve">Card bg tint (pink)</w:t>
+            <w:tcW w:type="pct" w:w="28%"/>
+            <w:tcBorders>
+              <w:top w:val="single" w:color="E5E7EB" w:sz="4"/>
+              <w:left w:val="single" w:color="E5E7EB" w:sz="4"/>
+              <w:bottom w:val="single" w:color="E5E7EB" w:sz="4"/>
+              <w:right w:val="single" w:color="E5E7EB" w:sz="4"/>
+            </w:tcBorders>
+          </w:tcPr>
+          <w:p>
+            <w:pPr>
+              <w:spacing w:after="70" w:before="70"/>
+              <w:ind w:left="144"/>
+            </w:pPr>
+            <w:r>
+              <w:rPr>
+                <w:rFonts w:ascii="Calibri" w:cs="Calibri" w:eastAsia="Calibri" w:hAnsi="Calibri"/>
+                <w:color w:val="6B7280"/>
+                <w:sz w:val="18"/>
+                <w:szCs w:val="18"/>
+              </w:rPr>
+              <w:t xml:space="preserve">Card tint — pink</w:t>
             </w:r>
           </w:p>
         </w:tc>
@@ -6346,33 +6712,33 @@
                 <w:sz w:val="18"/>
                 <w:szCs w:val="18"/>
               </w:rPr>
-              <w:t xml:space="preserve">rgba(212,25,106,0.06) to 0.08</w:t>
-            </w:r>
-          </w:p>
-        </w:tc>
-        <w:tc>
-          <w:tcPr>
-            <w:tcW w:type="pct" w:w="30%"/>
-            <w:tcBorders>
-              <w:top w:val="single" w:color="E5E7EB" w:sz="4"/>
-              <w:left w:val="single" w:color="E5E7EB" w:sz="4"/>
-              <w:bottom w:val="single" w:color="E5E7EB" w:sz="4"/>
-              <w:right w:val="single" w:color="E5E7EB" w:sz="4"/>
-            </w:tcBorders>
-          </w:tcPr>
-          <w:p>
-            <w:pPr>
-              <w:spacing w:after="70" w:before="70"/>
-              <w:ind w:left="144"/>
-            </w:pPr>
-            <w:r>
-              <w:rPr>
-                <w:rFonts w:ascii="Calibri" w:cs="Calibri" w:eastAsia="Calibri" w:hAnsi="Calibri"/>
-                <w:color w:val="6B7280"/>
-                <w:sz w:val="18"/>
-                <w:szCs w:val="18"/>
-              </w:rPr>
-              <w:t xml:space="preserve">Inline style: backgroundColor: `${pink}06`</w:t>
+              <w:t xml:space="preserve">`${pink}06` to `${pink}08` = rgba(212,25,106,0.06–0.08)</w:t>
+            </w:r>
+          </w:p>
+        </w:tc>
+        <w:tc>
+          <w:tcPr>
+            <w:tcW w:type="pct" w:w="32%"/>
+            <w:tcBorders>
+              <w:top w:val="single" w:color="E5E7EB" w:sz="4"/>
+              <w:left w:val="single" w:color="E5E7EB" w:sz="4"/>
+              <w:bottom w:val="single" w:color="E5E7EB" w:sz="4"/>
+              <w:right w:val="single" w:color="E5E7EB" w:sz="4"/>
+            </w:tcBorders>
+          </w:tcPr>
+          <w:p>
+            <w:pPr>
+              <w:spacing w:after="70" w:before="70"/>
+              <w:ind w:left="144"/>
+            </w:pPr>
+            <w:r>
+              <w:rPr>
+                <w:rFonts w:ascii="Calibri" w:cs="Calibri" w:eastAsia="Calibri" w:hAnsi="Calibri"/>
+                <w:color w:val="6B7280"/>
+                <w:sz w:val="18"/>
+                <w:szCs w:val="18"/>
+              </w:rPr>
+              <w:t xml:space="preserve">Inline style backgroundColor in page tsx files</w:t>
             </w:r>
           </w:p>
         </w:tc>
@@ -6380,7 +6746,7 @@
       <w:tr>
         <w:tc>
           <w:tcPr>
-            <w:tcW w:type="pct" w:w="30%"/>
+            <w:tcW w:type="pct" w:w="28%"/>
             <w:tcBorders>
               <w:top w:val="single" w:color="E5E7EB" w:sz="4"/>
               <w:left w:val="single" w:color="E5E7EB" w:sz="4"/>
@@ -6401,7 +6767,7 @@
                 <w:sz w:val="18"/>
                 <w:szCs w:val="18"/>
               </w:rPr>
-              <w:t xml:space="preserve">Card bg tint (purple)</w:t>
+              <w:t xml:space="preserve">Card tint — purple</w:t>
             </w:r>
           </w:p>
         </w:tc>
@@ -6428,13 +6794,13 @@
                 <w:sz w:val="18"/>
                 <w:szCs w:val="18"/>
               </w:rPr>
-              <w:t xml:space="preserve">hsl(262 83% 55% / 0.07–0.08)</w:t>
-            </w:r>
-          </w:p>
-        </w:tc>
-        <w:tc>
-          <w:tcPr>
-            <w:tcW w:type="pct" w:w="30%"/>
+              <w:t xml:space="preserve">hsl(262 83% 55% / 0.07) to 0.08</w:t>
+            </w:r>
+          </w:p>
+        </w:tc>
+        <w:tc>
+          <w:tcPr>
+            <w:tcW w:type="pct" w:w="32%"/>
             <w:tcBorders>
               <w:top w:val="single" w:color="E5E7EB" w:sz="4"/>
               <w:left w:val="single" w:color="E5E7EB" w:sz="4"/>
@@ -6463,7 +6829,7 @@
       <w:tr>
         <w:tc>
           <w:tcPr>
-            <w:tcW w:type="pct" w:w="30%"/>
+            <w:tcW w:type="pct" w:w="28%"/>
             <w:tcBorders>
               <w:top w:val="single" w:color="E5E7EB" w:sz="4"/>
               <w:left w:val="single" w:color="E5E7EB" w:sz="4"/>
@@ -6509,33 +6875,33 @@
                 <w:sz w:val="18"/>
                 <w:szCs w:val="18"/>
               </w:rPr>
-              <w:t xml:space="preserve">hsl(220 14% 97%) ≈ #F5F6F8</w:t>
-            </w:r>
-          </w:p>
-        </w:tc>
-        <w:tc>
-          <w:tcPr>
-            <w:tcW w:type="pct" w:w="30%"/>
-            <w:tcBorders>
-              <w:top w:val="single" w:color="E5E7EB" w:sz="4"/>
-              <w:left w:val="single" w:color="E5E7EB" w:sz="4"/>
-              <w:bottom w:val="single" w:color="E5E7EB" w:sz="4"/>
-              <w:right w:val="single" w:color="E5E7EB" w:sz="4"/>
-            </w:tcBorders>
-          </w:tcPr>
-          <w:p>
-            <w:pPr>
-              <w:spacing w:after="70" w:before="70"/>
-              <w:ind w:left="144"/>
-            </w:pPr>
-            <w:r>
-              <w:rPr>
-                <w:rFonts w:ascii="Calibri" w:cs="Calibri" w:eastAsia="Calibri" w:hAnsi="Calibri"/>
-                <w:color w:val="6B7280"/>
-                <w:sz w:val="18"/>
-                <w:szCs w:val="18"/>
-              </w:rPr>
-              <w:t xml:space="preserve">.section-alt in index.css</w:t>
+              <w:t xml:space="preserve">.section-alt: hsl(220 14% 97%)</w:t>
+            </w:r>
+          </w:p>
+        </w:tc>
+        <w:tc>
+          <w:tcPr>
+            <w:tcW w:type="pct" w:w="32%"/>
+            <w:tcBorders>
+              <w:top w:val="single" w:color="E5E7EB" w:sz="4"/>
+              <w:left w:val="single" w:color="E5E7EB" w:sz="4"/>
+              <w:bottom w:val="single" w:color="E5E7EB" w:sz="4"/>
+              <w:right w:val="single" w:color="E5E7EB" w:sz="4"/>
+            </w:tcBorders>
+          </w:tcPr>
+          <w:p>
+            <w:pPr>
+              <w:spacing w:after="70" w:before="70"/>
+              <w:ind w:left="144"/>
+            </w:pPr>
+            <w:r>
+              <w:rPr>
+                <w:rFonts w:ascii="Calibri" w:cs="Calibri" w:eastAsia="Calibri" w:hAnsi="Calibri"/>
+                <w:color w:val="6B7280"/>
+                <w:sz w:val="18"/>
+                <w:szCs w:val="18"/>
+              </w:rPr>
+              <w:t xml:space="preserve">index.css .section-alt</w:t>
             </w:r>
           </w:p>
         </w:tc>
@@ -6543,7 +6909,7 @@
       <w:tr>
         <w:tc>
           <w:tcPr>
-            <w:tcW w:type="pct" w:w="30%"/>
+            <w:tcW w:type="pct" w:w="28%"/>
             <w:tcBorders>
               <w:top w:val="single" w:color="E5E7EB" w:sz="4"/>
               <w:left w:val="single" w:color="E5E7EB" w:sz="4"/>
@@ -6591,13 +6957,13 @@
                 <w:sz w:val="18"/>
                 <w:szCs w:val="18"/>
               </w:rPr>
-              <w:t xml:space="preserve">#FFFFFF</w:t>
-            </w:r>
-          </w:p>
-        </w:tc>
-        <w:tc>
-          <w:tcPr>
-            <w:tcW w:type="pct" w:w="30%"/>
+              <w:t xml:space="preserve">--background: hsl(0 0% 100%) = #FFFFFF</w:t>
+            </w:r>
+          </w:p>
+        </w:tc>
+        <w:tc>
+          <w:tcPr>
+            <w:tcW w:type="pct" w:w="32%"/>
             <w:tcBorders>
               <w:top w:val="single" w:color="E5E7EB" w:sz="4"/>
               <w:left w:val="single" w:color="E5E7EB" w:sz="4"/>
@@ -6618,7 +6984,87 @@
                 <w:sz w:val="18"/>
                 <w:szCs w:val="18"/>
               </w:rPr>
-              <w:t xml:space="preserve">--background: 0 0% 100%</w:t>
+              <w:t xml:space="preserve">index.css :root</w:t>
+            </w:r>
+          </w:p>
+        </w:tc>
+      </w:tr>
+      <w:tr>
+        <w:tc>
+          <w:tcPr>
+            <w:tcW w:type="pct" w:w="28%"/>
+            <w:tcBorders>
+              <w:top w:val="single" w:color="E5E7EB" w:sz="4"/>
+              <w:left w:val="single" w:color="E5E7EB" w:sz="4"/>
+              <w:bottom w:val="single" w:color="E5E7EB" w:sz="4"/>
+              <w:right w:val="single" w:color="E5E7EB" w:sz="4"/>
+            </w:tcBorders>
+          </w:tcPr>
+          <w:p>
+            <w:pPr>
+              <w:spacing w:after="70" w:before="70"/>
+              <w:ind w:left="144"/>
+            </w:pPr>
+            <w:r>
+              <w:rPr>
+                <w:rFonts w:ascii="Calibri" w:cs="Calibri" w:eastAsia="Calibri" w:hAnsi="Calibri"/>
+                <w:color w:val="6B7280"/>
+                <w:sz w:val="18"/>
+                <w:szCs w:val="18"/>
+              </w:rPr>
+              <w:t xml:space="preserve">Card background (CSS var)</w:t>
+            </w:r>
+          </w:p>
+        </w:tc>
+        <w:tc>
+          <w:tcPr>
+            <w:tcW w:type="pct" w:w="40%"/>
+            <w:tcBorders>
+              <w:top w:val="single" w:color="E5E7EB" w:sz="4"/>
+              <w:left w:val="single" w:color="E5E7EB" w:sz="4"/>
+              <w:bottom w:val="single" w:color="E5E7EB" w:sz="4"/>
+              <w:right w:val="single" w:color="E5E7EB" w:sz="4"/>
+            </w:tcBorders>
+          </w:tcPr>
+          <w:p>
+            <w:pPr>
+              <w:spacing w:after="70" w:before="70"/>
+              <w:ind w:left="144"/>
+            </w:pPr>
+            <w:r>
+              <w:rPr>
+                <w:rFonts w:ascii="Calibri" w:cs="Calibri" w:eastAsia="Calibri" w:hAnsi="Calibri"/>
+                <w:color w:val="6B7280"/>
+                <w:sz w:val="18"/>
+                <w:szCs w:val="18"/>
+              </w:rPr>
+              <w:t xml:space="preserve">--card: hsl(0 0% 98%) = #FAFAFA</w:t>
+            </w:r>
+          </w:p>
+        </w:tc>
+        <w:tc>
+          <w:tcPr>
+            <w:tcW w:type="pct" w:w="32%"/>
+            <w:tcBorders>
+              <w:top w:val="single" w:color="E5E7EB" w:sz="4"/>
+              <w:left w:val="single" w:color="E5E7EB" w:sz="4"/>
+              <w:bottom w:val="single" w:color="E5E7EB" w:sz="4"/>
+              <w:right w:val="single" w:color="E5E7EB" w:sz="4"/>
+            </w:tcBorders>
+          </w:tcPr>
+          <w:p>
+            <w:pPr>
+              <w:spacing w:after="70" w:before="70"/>
+              <w:ind w:left="144"/>
+            </w:pPr>
+            <w:r>
+              <w:rPr>
+                <w:rFonts w:ascii="Calibri" w:cs="Calibri" w:eastAsia="Calibri" w:hAnsi="Calibri"/>
+                <w:color w:val="6B7280"/>
+                <w:sz w:val="18"/>
+                <w:szCs w:val="18"/>
+              </w:rPr>
+              <w:t xml:space="preserve">index.css :root</w:t>
             </w:r>
           </w:p>
         </w:tc>
@@ -6641,7 +7087,7 @@
           <w:rFonts w:ascii="Calibri" w:cs="Calibri" w:eastAsia="Calibri" w:hAnsi="Calibri"/>
           <w:b/>
           <w:bCs/>
-          <w:color w:val="7735ED"/>
+          <w:color w:val="7C3AED"/>
           <w:spacing w:val="150"/>
           <w:sz w:val="16"/>
           <w:szCs w:val="16"/>
@@ -6665,6 +7111,27 @@
         </w:rPr>
         <w:t xml:space="preserve">Spacing &amp; Layout</w:t>
       </w:r>
+    </w:p>
+    <w:p>
+      <w:pPr>
+        <w:spacing w:after="60" w:before="60"/>
+      </w:pPr>
+      <w:r>
+        <w:rPr>
+          <w:rFonts w:ascii="Calibri" w:cs="Calibri" w:eastAsia="Calibri" w:hAnsi="Calibri"/>
+          <w:b w:val="false"/>
+          <w:bCs w:val="false"/>
+          <w:color w:val="6B7280"/>
+          <w:sz w:val="20"/>
+          <w:szCs w:val="20"/>
+        </w:rPr>
+        <w:t xml:space="preserve">All values are Tailwind utility classes used in the live source. Pixel values assume 16px base (1rem = 16px).</w:t>
+      </w:r>
+    </w:p>
+    <w:p>
+      <w:pPr>
+        <w:spacing w:before="80"/>
+      </w:pPr>
     </w:p>
     <w:tbl>
       <w:tblPr>
@@ -6682,6 +7149,7 @@
         <w:gridCol w:w="100"/>
         <w:gridCol w:w="100"/>
         <w:gridCol w:w="100"/>
+        <w:gridCol w:w="100"/>
       </w:tblGrid>
       <w:tr>
         <w:trPr>
@@ -6689,7 +7157,7 @@
         </w:trPr>
         <w:tc>
           <w:tcPr>
-            <w:tcW w:type="pct" w:w="32%"/>
+            <w:tcW w:type="pct" w:w="26%"/>
             <w:tcBorders>
               <w:top w:val="single" w:color="E5E7EB" w:sz="4"/>
               <w:left w:val="single" w:color="E5E7EB" w:sz="4"/>
@@ -6718,7 +7186,7 @@
         </w:tc>
         <w:tc>
           <w:tcPr>
-            <w:tcW w:type="pct" w:w="38%"/>
+            <w:tcW w:type="pct" w:w="24%"/>
             <w:tcBorders>
               <w:top w:val="single" w:color="E5E7EB" w:sz="4"/>
               <w:left w:val="single" w:color="E5E7EB" w:sz="4"/>
@@ -6741,13 +7209,13 @@
                 <w:sz w:val="18"/>
                 <w:szCs w:val="18"/>
               </w:rPr>
-              <w:t xml:space="preserve">Value</w:t>
-            </w:r>
-          </w:p>
-        </w:tc>
-        <w:tc>
-          <w:tcPr>
-            <w:tcW w:type="pct" w:w="30%"/>
+              <w:t xml:space="preserve">Tailwind class</w:t>
+            </w:r>
+          </w:p>
+        </w:tc>
+        <w:tc>
+          <w:tcPr>
+            <w:tcW w:type="pct" w:w="14%"/>
             <w:tcBorders>
               <w:top w:val="single" w:color="E5E7EB" w:sz="4"/>
               <w:left w:val="single" w:color="E5E7EB" w:sz="4"/>
@@ -6770,6 +7238,35 @@
                 <w:sz w:val="18"/>
                 <w:szCs w:val="18"/>
               </w:rPr>
+              <w:t xml:space="preserve">px value</w:t>
+            </w:r>
+          </w:p>
+        </w:tc>
+        <w:tc>
+          <w:tcPr>
+            <w:tcW w:type="pct" w:w="36%"/>
+            <w:tcBorders>
+              <w:top w:val="single" w:color="E5E7EB" w:sz="4"/>
+              <w:left w:val="single" w:color="E5E7EB" w:sz="4"/>
+              <w:bottom w:val="single" w:color="E5E7EB" w:sz="4"/>
+              <w:right w:val="single" w:color="E5E7EB" w:sz="4"/>
+            </w:tcBorders>
+            <w:shd w:fill="F3F4F6" w:color="F3F4F6" w:val="solid"/>
+          </w:tcPr>
+          <w:p>
+            <w:pPr>
+              <w:spacing w:after="80" w:before="80"/>
+              <w:ind w:left="144"/>
+            </w:pPr>
+            <w:r>
+              <w:rPr>
+                <w:rFonts w:ascii="Calibri" w:cs="Calibri" w:eastAsia="Calibri" w:hAnsi="Calibri"/>
+                <w:b/>
+                <w:bCs/>
+                <w:color w:val="111827"/>
+                <w:sz w:val="18"/>
+                <w:szCs w:val="18"/>
+              </w:rPr>
               <w:t xml:space="preserve">Source</w:t>
             </w:r>
           </w:p>
@@ -6778,79 +7275,105 @@
       <w:tr>
         <w:tc>
           <w:tcPr>
-            <w:tcW w:type="pct" w:w="32%"/>
-            <w:tcBorders>
-              <w:top w:val="single" w:color="E5E7EB" w:sz="4"/>
-              <w:left w:val="single" w:color="E5E7EB" w:sz="4"/>
-              <w:bottom w:val="single" w:color="E5E7EB" w:sz="4"/>
-              <w:right w:val="single" w:color="E5E7EB" w:sz="4"/>
-            </w:tcBorders>
-          </w:tcPr>
-          <w:p>
-            <w:pPr>
-              <w:spacing w:after="70" w:before="70"/>
-              <w:ind w:left="144"/>
-            </w:pPr>
-            <w:r>
-              <w:rPr>
-                <w:rFonts w:ascii="Calibri" w:cs="Calibri" w:eastAsia="Calibri" w:hAnsi="Calibri"/>
-                <w:color w:val="6B7280"/>
-                <w:sz w:val="18"/>
-                <w:szCs w:val="18"/>
-              </w:rPr>
-              <w:t xml:space="preserve">Page container</w:t>
-            </w:r>
-          </w:p>
-        </w:tc>
-        <w:tc>
-          <w:tcPr>
-            <w:tcW w:type="pct" w:w="38%"/>
-            <w:tcBorders>
-              <w:top w:val="single" w:color="E5E7EB" w:sz="4"/>
-              <w:left w:val="single" w:color="E5E7EB" w:sz="4"/>
-              <w:bottom w:val="single" w:color="E5E7EB" w:sz="4"/>
-              <w:right w:val="single" w:color="E5E7EB" w:sz="4"/>
-            </w:tcBorders>
-          </w:tcPr>
-          <w:p>
-            <w:pPr>
-              <w:spacing w:after="70" w:before="70"/>
-              <w:ind w:left="144"/>
-            </w:pPr>
-            <w:r>
-              <w:rPr>
-                <w:rFonts w:ascii="Calibri" w:cs="Calibri" w:eastAsia="Calibri" w:hAnsi="Calibri"/>
-                <w:color w:val="6B7280"/>
-                <w:sz w:val="18"/>
-                <w:szCs w:val="18"/>
-              </w:rPr>
-              <w:t xml:space="preserve">container mx-auto</w:t>
-            </w:r>
-          </w:p>
-        </w:tc>
-        <w:tc>
-          <w:tcPr>
-            <w:tcW w:type="pct" w:w="30%"/>
-            <w:tcBorders>
-              <w:top w:val="single" w:color="E5E7EB" w:sz="4"/>
-              <w:left w:val="single" w:color="E5E7EB" w:sz="4"/>
-              <w:bottom w:val="single" w:color="E5E7EB" w:sz="4"/>
-              <w:right w:val="single" w:color="E5E7EB" w:sz="4"/>
-            </w:tcBorders>
-          </w:tcPr>
-          <w:p>
-            <w:pPr>
-              <w:spacing w:after="70" w:before="70"/>
-              <w:ind w:left="144"/>
-            </w:pPr>
-            <w:r>
-              <w:rPr>
-                <w:rFonts w:ascii="Calibri" w:cs="Calibri" w:eastAsia="Calibri" w:hAnsi="Calibri"/>
-                <w:color w:val="6B7280"/>
-                <w:sz w:val="18"/>
-                <w:szCs w:val="18"/>
-              </w:rPr>
-              <w:t xml:space="preserve">Tailwind container (max-width fluid)</w:t>
+            <w:tcW w:type="pct" w:w="26%"/>
+            <w:tcBorders>
+              <w:top w:val="single" w:color="E5E7EB" w:sz="4"/>
+              <w:left w:val="single" w:color="E5E7EB" w:sz="4"/>
+              <w:bottom w:val="single" w:color="E5E7EB" w:sz="4"/>
+              <w:right w:val="single" w:color="E5E7EB" w:sz="4"/>
+            </w:tcBorders>
+          </w:tcPr>
+          <w:p>
+            <w:pPr>
+              <w:spacing w:after="70" w:before="70"/>
+              <w:ind w:left="144"/>
+            </w:pPr>
+            <w:r>
+              <w:rPr>
+                <w:rFonts w:ascii="Calibri" w:cs="Calibri" w:eastAsia="Calibri" w:hAnsi="Calibri"/>
+                <w:color w:val="6B7280"/>
+                <w:sz w:val="18"/>
+                <w:szCs w:val="18"/>
+              </w:rPr>
+              <w:t xml:space="preserve">Container padding — mobile</w:t>
+            </w:r>
+          </w:p>
+        </w:tc>
+        <w:tc>
+          <w:tcPr>
+            <w:tcW w:type="pct" w:w="24%"/>
+            <w:tcBorders>
+              <w:top w:val="single" w:color="E5E7EB" w:sz="4"/>
+              <w:left w:val="single" w:color="E5E7EB" w:sz="4"/>
+              <w:bottom w:val="single" w:color="E5E7EB" w:sz="4"/>
+              <w:right w:val="single" w:color="E5E7EB" w:sz="4"/>
+            </w:tcBorders>
+          </w:tcPr>
+          <w:p>
+            <w:pPr>
+              <w:spacing w:after="70" w:before="70"/>
+              <w:ind w:left="144"/>
+            </w:pPr>
+            <w:r>
+              <w:rPr>
+                <w:rFonts w:ascii="Calibri" w:cs="Calibri" w:eastAsia="Calibri" w:hAnsi="Calibri"/>
+                <w:color w:val="6B7280"/>
+                <w:sz w:val="18"/>
+                <w:szCs w:val="18"/>
+              </w:rPr>
+              <w:t xml:space="preserve">px-4</w:t>
+            </w:r>
+          </w:p>
+        </w:tc>
+        <w:tc>
+          <w:tcPr>
+            <w:tcW w:type="pct" w:w="14%"/>
+            <w:tcBorders>
+              <w:top w:val="single" w:color="E5E7EB" w:sz="4"/>
+              <w:left w:val="single" w:color="E5E7EB" w:sz="4"/>
+              <w:bottom w:val="single" w:color="E5E7EB" w:sz="4"/>
+              <w:right w:val="single" w:color="E5E7EB" w:sz="4"/>
+            </w:tcBorders>
+          </w:tcPr>
+          <w:p>
+            <w:pPr>
+              <w:spacing w:after="70" w:before="70"/>
+              <w:ind w:left="144"/>
+            </w:pPr>
+            <w:r>
+              <w:rPr>
+                <w:rFonts w:ascii="Calibri" w:cs="Calibri" w:eastAsia="Calibri" w:hAnsi="Calibri"/>
+                <w:color w:val="6B7280"/>
+                <w:sz w:val="18"/>
+                <w:szCs w:val="18"/>
+              </w:rPr>
+              <w:t xml:space="preserve">16px</w:t>
+            </w:r>
+          </w:p>
+        </w:tc>
+        <w:tc>
+          <w:tcPr>
+            <w:tcW w:type="pct" w:w="36%"/>
+            <w:tcBorders>
+              <w:top w:val="single" w:color="E5E7EB" w:sz="4"/>
+              <w:left w:val="single" w:color="E5E7EB" w:sz="4"/>
+              <w:bottom w:val="single" w:color="E5E7EB" w:sz="4"/>
+              <w:right w:val="single" w:color="E5E7EB" w:sz="4"/>
+            </w:tcBorders>
+          </w:tcPr>
+          <w:p>
+            <w:pPr>
+              <w:spacing w:after="70" w:before="70"/>
+              <w:ind w:left="144"/>
+            </w:pPr>
+            <w:r>
+              <w:rPr>
+                <w:rFonts w:ascii="Calibri" w:cs="Calibri" w:eastAsia="Calibri" w:hAnsi="Calibri"/>
+                <w:color w:val="6B7280"/>
+                <w:sz w:val="18"/>
+                <w:szCs w:val="18"/>
+              </w:rPr>
+              <w:t xml:space="preserve">All pages: container mx-auto px-4 md:px-6</w:t>
             </w:r>
           </w:p>
         </w:tc>
@@ -6858,7 +7381,7 @@
       <w:tr>
         <w:tc>
           <w:tcPr>
-            <w:tcW w:type="pct" w:w="32%"/>
+            <w:tcW w:type="pct" w:w="26%"/>
             <w:tcBorders>
               <w:top w:val="single" w:color="E5E7EB" w:sz="4"/>
               <w:left w:val="single" w:color="E5E7EB" w:sz="4"/>
@@ -6879,13 +7402,13 @@
                 <w:sz w:val="18"/>
                 <w:szCs w:val="18"/>
               </w:rPr>
-              <w:t xml:space="preserve">Container padding (mobile)</w:t>
-            </w:r>
-          </w:p>
-        </w:tc>
-        <w:tc>
-          <w:tcPr>
-            <w:tcW w:type="pct" w:w="38%"/>
+              <w:t xml:space="preserve">Container padding — ≥768px</w:t>
+            </w:r>
+          </w:p>
+        </w:tc>
+        <w:tc>
+          <w:tcPr>
+            <w:tcW w:type="pct" w:w="24%"/>
             <w:tcBorders>
               <w:top w:val="single" w:color="E5E7EB" w:sz="4"/>
               <w:left w:val="single" w:color="E5E7EB" w:sz="4"/>
@@ -6906,13 +7429,13 @@
                 <w:sz w:val="18"/>
                 <w:szCs w:val="18"/>
               </w:rPr>
-              <w:t xml:space="preserve">px-4 = 16px left + right</w:t>
-            </w:r>
-          </w:p>
-        </w:tc>
-        <w:tc>
-          <w:tcPr>
-            <w:tcW w:type="pct" w:w="30%"/>
+              <w:t xml:space="preserve">md:px-6</w:t>
+            </w:r>
+          </w:p>
+        </w:tc>
+        <w:tc>
+          <w:tcPr>
+            <w:tcW w:type="pct" w:w="14%"/>
             <w:tcBorders>
               <w:top w:val="single" w:color="E5E7EB" w:sz="4"/>
               <w:left w:val="single" w:color="E5E7EB" w:sz="4"/>
@@ -6933,7 +7456,34 @@
                 <w:sz w:val="18"/>
                 <w:szCs w:val="18"/>
               </w:rPr>
-              <w:t xml:space="preserve">All pages: px-4 md:px-6</w:t>
+              <w:t xml:space="preserve">24px</w:t>
+            </w:r>
+          </w:p>
+        </w:tc>
+        <w:tc>
+          <w:tcPr>
+            <w:tcW w:type="pct" w:w="36%"/>
+            <w:tcBorders>
+              <w:top w:val="single" w:color="E5E7EB" w:sz="4"/>
+              <w:left w:val="single" w:color="E5E7EB" w:sz="4"/>
+              <w:bottom w:val="single" w:color="E5E7EB" w:sz="4"/>
+              <w:right w:val="single" w:color="E5E7EB" w:sz="4"/>
+            </w:tcBorders>
+            <w:shd w:fill="FAFAFA" w:color="FAFAFA" w:val="solid"/>
+          </w:tcPr>
+          <w:p>
+            <w:pPr>
+              <w:spacing w:after="70" w:before="70"/>
+              <w:ind w:left="144"/>
+            </w:pPr>
+            <w:r>
+              <w:rPr>
+                <w:rFonts w:ascii="Calibri" w:cs="Calibri" w:eastAsia="Calibri" w:hAnsi="Calibri"/>
+                <w:color w:val="6B7280"/>
+                <w:sz w:val="18"/>
+                <w:szCs w:val="18"/>
+              </w:rPr>
+              <w:t xml:space="preserve">All pages: container mx-auto px-4 md:px-6</w:t>
             </w:r>
           </w:p>
         </w:tc>
@@ -6941,79 +7491,105 @@
       <w:tr>
         <w:tc>
           <w:tcPr>
-            <w:tcW w:type="pct" w:w="32%"/>
-            <w:tcBorders>
-              <w:top w:val="single" w:color="E5E7EB" w:sz="4"/>
-              <w:left w:val="single" w:color="E5E7EB" w:sz="4"/>
-              <w:bottom w:val="single" w:color="E5E7EB" w:sz="4"/>
-              <w:right w:val="single" w:color="E5E7EB" w:sz="4"/>
-            </w:tcBorders>
-          </w:tcPr>
-          <w:p>
-            <w:pPr>
-              <w:spacing w:after="70" w:before="70"/>
-              <w:ind w:left="144"/>
-            </w:pPr>
-            <w:r>
-              <w:rPr>
-                <w:rFonts w:ascii="Calibri" w:cs="Calibri" w:eastAsia="Calibri" w:hAnsi="Calibri"/>
-                <w:color w:val="6B7280"/>
-                <w:sz w:val="18"/>
-                <w:szCs w:val="18"/>
-              </w:rPr>
-              <w:t xml:space="preserve">Container padding (≥768px)</w:t>
-            </w:r>
-          </w:p>
-        </w:tc>
-        <w:tc>
-          <w:tcPr>
-            <w:tcW w:type="pct" w:w="38%"/>
-            <w:tcBorders>
-              <w:top w:val="single" w:color="E5E7EB" w:sz="4"/>
-              <w:left w:val="single" w:color="E5E7EB" w:sz="4"/>
-              <w:bottom w:val="single" w:color="E5E7EB" w:sz="4"/>
-              <w:right w:val="single" w:color="E5E7EB" w:sz="4"/>
-            </w:tcBorders>
-          </w:tcPr>
-          <w:p>
-            <w:pPr>
-              <w:spacing w:after="70" w:before="70"/>
-              <w:ind w:left="144"/>
-            </w:pPr>
-            <w:r>
-              <w:rPr>
-                <w:rFonts w:ascii="Calibri" w:cs="Calibri" w:eastAsia="Calibri" w:hAnsi="Calibri"/>
-                <w:color w:val="6B7280"/>
-                <w:sz w:val="18"/>
-                <w:szCs w:val="18"/>
-              </w:rPr>
-              <w:t xml:space="preserve">px-6 = 24px left + right</w:t>
-            </w:r>
-          </w:p>
-        </w:tc>
-        <w:tc>
-          <w:tcPr>
-            <w:tcW w:type="pct" w:w="30%"/>
-            <w:tcBorders>
-              <w:top w:val="single" w:color="E5E7EB" w:sz="4"/>
-              <w:left w:val="single" w:color="E5E7EB" w:sz="4"/>
-              <w:bottom w:val="single" w:color="E5E7EB" w:sz="4"/>
-              <w:right w:val="single" w:color="E5E7EB" w:sz="4"/>
-            </w:tcBorders>
-          </w:tcPr>
-          <w:p>
-            <w:pPr>
-              <w:spacing w:after="70" w:before="70"/>
-              <w:ind w:left="144"/>
-            </w:pPr>
-            <w:r>
-              <w:rPr>
-                <w:rFonts w:ascii="Calibri" w:cs="Calibri" w:eastAsia="Calibri" w:hAnsi="Calibri"/>
-                <w:color w:val="6B7280"/>
-                <w:sz w:val="18"/>
-                <w:szCs w:val="18"/>
-              </w:rPr>
-              <w:t xml:space="preserve">md:px-6 breakpoint</w:t>
+            <w:tcW w:type="pct" w:w="26%"/>
+            <w:tcBorders>
+              <w:top w:val="single" w:color="E5E7EB" w:sz="4"/>
+              <w:left w:val="single" w:color="E5E7EB" w:sz="4"/>
+              <w:bottom w:val="single" w:color="E5E7EB" w:sz="4"/>
+              <w:right w:val="single" w:color="E5E7EB" w:sz="4"/>
+            </w:tcBorders>
+          </w:tcPr>
+          <w:p>
+            <w:pPr>
+              <w:spacing w:after="70" w:before="70"/>
+              <w:ind w:left="144"/>
+            </w:pPr>
+            <w:r>
+              <w:rPr>
+                <w:rFonts w:ascii="Calibri" w:cs="Calibri" w:eastAsia="Calibri" w:hAnsi="Calibri"/>
+                <w:color w:val="6B7280"/>
+                <w:sz w:val="18"/>
+                <w:szCs w:val="18"/>
+              </w:rPr>
+              <w:t xml:space="preserve">Section v-padding (standard)</w:t>
+            </w:r>
+          </w:p>
+        </w:tc>
+        <w:tc>
+          <w:tcPr>
+            <w:tcW w:type="pct" w:w="24%"/>
+            <w:tcBorders>
+              <w:top w:val="single" w:color="E5E7EB" w:sz="4"/>
+              <w:left w:val="single" w:color="E5E7EB" w:sz="4"/>
+              <w:bottom w:val="single" w:color="E5E7EB" w:sz="4"/>
+              <w:right w:val="single" w:color="E5E7EB" w:sz="4"/>
+            </w:tcBorders>
+          </w:tcPr>
+          <w:p>
+            <w:pPr>
+              <w:spacing w:after="70" w:before="70"/>
+              <w:ind w:left="144"/>
+            </w:pPr>
+            <w:r>
+              <w:rPr>
+                <w:rFonts w:ascii="Calibri" w:cs="Calibri" w:eastAsia="Calibri" w:hAnsi="Calibri"/>
+                <w:color w:val="6B7280"/>
+                <w:sz w:val="18"/>
+                <w:szCs w:val="18"/>
+              </w:rPr>
+              <w:t xml:space="preserve">py-20</w:t>
+            </w:r>
+          </w:p>
+        </w:tc>
+        <w:tc>
+          <w:tcPr>
+            <w:tcW w:type="pct" w:w="14%"/>
+            <w:tcBorders>
+              <w:top w:val="single" w:color="E5E7EB" w:sz="4"/>
+              <w:left w:val="single" w:color="E5E7EB" w:sz="4"/>
+              <w:bottom w:val="single" w:color="E5E7EB" w:sz="4"/>
+              <w:right w:val="single" w:color="E5E7EB" w:sz="4"/>
+            </w:tcBorders>
+          </w:tcPr>
+          <w:p>
+            <w:pPr>
+              <w:spacing w:after="70" w:before="70"/>
+              <w:ind w:left="144"/>
+            </w:pPr>
+            <w:r>
+              <w:rPr>
+                <w:rFonts w:ascii="Calibri" w:cs="Calibri" w:eastAsia="Calibri" w:hAnsi="Calibri"/>
+                <w:color w:val="6B7280"/>
+                <w:sz w:val="18"/>
+                <w:szCs w:val="18"/>
+              </w:rPr>
+              <w:t xml:space="preserve">80px (5rem)</w:t>
+            </w:r>
+          </w:p>
+        </w:tc>
+        <w:tc>
+          <w:tcPr>
+            <w:tcW w:type="pct" w:w="36%"/>
+            <w:tcBorders>
+              <w:top w:val="single" w:color="E5E7EB" w:sz="4"/>
+              <w:left w:val="single" w:color="E5E7EB" w:sz="4"/>
+              <w:bottom w:val="single" w:color="E5E7EB" w:sz="4"/>
+              <w:right w:val="single" w:color="E5E7EB" w:sz="4"/>
+            </w:tcBorders>
+          </w:tcPr>
+          <w:p>
+            <w:pPr>
+              <w:spacing w:after="70" w:before="70"/>
+              <w:ind w:left="144"/>
+            </w:pPr>
+            <w:r>
+              <w:rPr>
+                <w:rFonts w:ascii="Calibri" w:cs="Calibri" w:eastAsia="Calibri" w:hAnsi="Calibri"/>
+                <w:color w:val="6B7280"/>
+                <w:sz w:val="18"/>
+                <w:szCs w:val="18"/>
+              </w:rPr>
+              <w:t xml:space="preserve">Most content sections</w:t>
             </w:r>
           </w:p>
         </w:tc>
@@ -7021,7 +7597,7 @@
       <w:tr>
         <w:tc>
           <w:tcPr>
-            <w:tcW w:type="pct" w:w="32%"/>
+            <w:tcW w:type="pct" w:w="26%"/>
             <w:tcBorders>
               <w:top w:val="single" w:color="E5E7EB" w:sz="4"/>
               <w:left w:val="single" w:color="E5E7EB" w:sz="4"/>
@@ -7042,13 +7618,13 @@
                 <w:sz w:val="18"/>
                 <w:szCs w:val="18"/>
               </w:rPr>
-              <w:t xml:space="preserve">Section vertical padding</w:t>
-            </w:r>
-          </w:p>
-        </w:tc>
-        <w:tc>
-          <w:tcPr>
-            <w:tcW w:type="pct" w:w="38%"/>
+              <w:t xml:space="preserve">Section v-padding (large)</w:t>
+            </w:r>
+          </w:p>
+        </w:tc>
+        <w:tc>
+          <w:tcPr>
+            <w:tcW w:type="pct" w:w="24%"/>
             <w:tcBorders>
               <w:top w:val="single" w:color="E5E7EB" w:sz="4"/>
               <w:left w:val="single" w:color="E5E7EB" w:sz="4"/>
@@ -7069,13 +7645,13 @@
                 <w:sz w:val="18"/>
                 <w:szCs w:val="18"/>
               </w:rPr>
-              <w:t xml:space="preserve">py-20 to py-28 (80–112px)</w:t>
-            </w:r>
-          </w:p>
-        </w:tc>
-        <w:tc>
-          <w:tcPr>
-            <w:tcW w:type="pct" w:w="30%"/>
+              <w:t xml:space="preserve">py-24 to py-28</w:t>
+            </w:r>
+          </w:p>
+        </w:tc>
+        <w:tc>
+          <w:tcPr>
+            <w:tcW w:type="pct" w:w="14%"/>
             <w:tcBorders>
               <w:top w:val="single" w:color="E5E7EB" w:sz="4"/>
               <w:left w:val="single" w:color="E5E7EB" w:sz="4"/>
@@ -7096,7 +7672,34 @@
                 <w:sz w:val="18"/>
                 <w:szCs w:val="18"/>
               </w:rPr>
-              <w:t xml:space="preserve">Varies per section</w:t>
+              <w:t xml:space="preserve">96–112px</w:t>
+            </w:r>
+          </w:p>
+        </w:tc>
+        <w:tc>
+          <w:tcPr>
+            <w:tcW w:type="pct" w:w="36%"/>
+            <w:tcBorders>
+              <w:top w:val="single" w:color="E5E7EB" w:sz="4"/>
+              <w:left w:val="single" w:color="E5E7EB" w:sz="4"/>
+              <w:bottom w:val="single" w:color="E5E7EB" w:sz="4"/>
+              <w:right w:val="single" w:color="E5E7EB" w:sz="4"/>
+            </w:tcBorders>
+            <w:shd w:fill="FAFAFA" w:color="FAFAFA" w:val="solid"/>
+          </w:tcPr>
+          <w:p>
+            <w:pPr>
+              <w:spacing w:after="70" w:before="70"/>
+              <w:ind w:left="144"/>
+            </w:pPr>
+            <w:r>
+              <w:rPr>
+                <w:rFonts w:ascii="Calibri" w:cs="Calibri" w:eastAsia="Calibri" w:hAnsi="Calibri"/>
+                <w:color w:val="6B7280"/>
+                <w:sz w:val="18"/>
+                <w:szCs w:val="18"/>
+              </w:rPr>
+              <w:t xml:space="preserve">Hero, approach, sprint sections</w:t>
             </w:r>
           </w:p>
         </w:tc>
@@ -7104,79 +7707,105 @@
       <w:tr>
         <w:tc>
           <w:tcPr>
-            <w:tcW w:type="pct" w:w="32%"/>
-            <w:tcBorders>
-              <w:top w:val="single" w:color="E5E7EB" w:sz="4"/>
-              <w:left w:val="single" w:color="E5E7EB" w:sz="4"/>
-              <w:bottom w:val="single" w:color="E5E7EB" w:sz="4"/>
-              <w:right w:val="single" w:color="E5E7EB" w:sz="4"/>
-            </w:tcBorders>
-          </w:tcPr>
-          <w:p>
-            <w:pPr>
-              <w:spacing w:after="70" w:before="70"/>
-              <w:ind w:left="144"/>
-            </w:pPr>
-            <w:r>
-              <w:rPr>
-                <w:rFonts w:ascii="Calibri" w:cs="Calibri" w:eastAsia="Calibri" w:hAnsi="Calibri"/>
-                <w:color w:val="6B7280"/>
-                <w:sz w:val="18"/>
-                <w:szCs w:val="18"/>
-              </w:rPr>
-              <w:t xml:space="preserve">Card internal padding</w:t>
-            </w:r>
-          </w:p>
-        </w:tc>
-        <w:tc>
-          <w:tcPr>
-            <w:tcW w:type="pct" w:w="38%"/>
-            <w:tcBorders>
-              <w:top w:val="single" w:color="E5E7EB" w:sz="4"/>
-              <w:left w:val="single" w:color="E5E7EB" w:sz="4"/>
-              <w:bottom w:val="single" w:color="E5E7EB" w:sz="4"/>
-              <w:right w:val="single" w:color="E5E7EB" w:sz="4"/>
-            </w:tcBorders>
-          </w:tcPr>
-          <w:p>
-            <w:pPr>
-              <w:spacing w:after="70" w:before="70"/>
-              <w:ind w:left="144"/>
-            </w:pPr>
-            <w:r>
-              <w:rPr>
-                <w:rFonts w:ascii="Calibri" w:cs="Calibri" w:eastAsia="Calibri" w:hAnsi="Calibri"/>
-                <w:color w:val="6B7280"/>
-                <w:sz w:val="18"/>
-                <w:szCs w:val="18"/>
-              </w:rPr>
-              <w:t xml:space="preserve">p-6 to p-8 (24–32px)</w:t>
-            </w:r>
-          </w:p>
-        </w:tc>
-        <w:tc>
-          <w:tcPr>
-            <w:tcW w:type="pct" w:w="30%"/>
-            <w:tcBorders>
-              <w:top w:val="single" w:color="E5E7EB" w:sz="4"/>
-              <w:left w:val="single" w:color="E5E7EB" w:sz="4"/>
-              <w:bottom w:val="single" w:color="E5E7EB" w:sz="4"/>
-              <w:right w:val="single" w:color="E5E7EB" w:sz="4"/>
-            </w:tcBorders>
-          </w:tcPr>
-          <w:p>
-            <w:pPr>
-              <w:spacing w:after="70" w:before="70"/>
-              <w:ind w:left="144"/>
-            </w:pPr>
-            <w:r>
-              <w:rPr>
-                <w:rFonts w:ascii="Calibri" w:cs="Calibri" w:eastAsia="Calibri" w:hAnsi="Calibri"/>
-                <w:color w:val="6B7280"/>
-                <w:sz w:val="18"/>
-                <w:szCs w:val="18"/>
-              </w:rPr>
-              <w:t xml:space="preserve">enterprise-card content areas</w:t>
+            <w:tcW w:type="pct" w:w="26%"/>
+            <w:tcBorders>
+              <w:top w:val="single" w:color="E5E7EB" w:sz="4"/>
+              <w:left w:val="single" w:color="E5E7EB" w:sz="4"/>
+              <w:bottom w:val="single" w:color="E5E7EB" w:sz="4"/>
+              <w:right w:val="single" w:color="E5E7EB" w:sz="4"/>
+            </w:tcBorders>
+          </w:tcPr>
+          <w:p>
+            <w:pPr>
+              <w:spacing w:after="70" w:before="70"/>
+              <w:ind w:left="144"/>
+            </w:pPr>
+            <w:r>
+              <w:rPr>
+                <w:rFonts w:ascii="Calibri" w:cs="Calibri" w:eastAsia="Calibri" w:hAnsi="Calibri"/>
+                <w:color w:val="6B7280"/>
+                <w:sz w:val="18"/>
+                <w:szCs w:val="18"/>
+              </w:rPr>
+              <w:t xml:space="preserve">Page top offset (nav clearance)</w:t>
+            </w:r>
+          </w:p>
+        </w:tc>
+        <w:tc>
+          <w:tcPr>
+            <w:tcW w:type="pct" w:w="24%"/>
+            <w:tcBorders>
+              <w:top w:val="single" w:color="E5E7EB" w:sz="4"/>
+              <w:left w:val="single" w:color="E5E7EB" w:sz="4"/>
+              <w:bottom w:val="single" w:color="E5E7EB" w:sz="4"/>
+              <w:right w:val="single" w:color="E5E7EB" w:sz="4"/>
+            </w:tcBorders>
+          </w:tcPr>
+          <w:p>
+            <w:pPr>
+              <w:spacing w:after="70" w:before="70"/>
+              <w:ind w:left="144"/>
+            </w:pPr>
+            <w:r>
+              <w:rPr>
+                <w:rFonts w:ascii="Calibri" w:cs="Calibri" w:eastAsia="Calibri" w:hAnsi="Calibri"/>
+                <w:color w:val="6B7280"/>
+                <w:sz w:val="18"/>
+                <w:szCs w:val="18"/>
+              </w:rPr>
+              <w:t xml:space="preserve">pt-24</w:t>
+            </w:r>
+          </w:p>
+        </w:tc>
+        <w:tc>
+          <w:tcPr>
+            <w:tcW w:type="pct" w:w="14%"/>
+            <w:tcBorders>
+              <w:top w:val="single" w:color="E5E7EB" w:sz="4"/>
+              <w:left w:val="single" w:color="E5E7EB" w:sz="4"/>
+              <w:bottom w:val="single" w:color="E5E7EB" w:sz="4"/>
+              <w:right w:val="single" w:color="E5E7EB" w:sz="4"/>
+            </w:tcBorders>
+          </w:tcPr>
+          <w:p>
+            <w:pPr>
+              <w:spacing w:after="70" w:before="70"/>
+              <w:ind w:left="144"/>
+            </w:pPr>
+            <w:r>
+              <w:rPr>
+                <w:rFonts w:ascii="Calibri" w:cs="Calibri" w:eastAsia="Calibri" w:hAnsi="Calibri"/>
+                <w:color w:val="6B7280"/>
+                <w:sz w:val="18"/>
+                <w:szCs w:val="18"/>
+              </w:rPr>
+              <w:t xml:space="preserve">96px</w:t>
+            </w:r>
+          </w:p>
+        </w:tc>
+        <w:tc>
+          <w:tcPr>
+            <w:tcW w:type="pct" w:w="36%"/>
+            <w:tcBorders>
+              <w:top w:val="single" w:color="E5E7EB" w:sz="4"/>
+              <w:left w:val="single" w:color="E5E7EB" w:sz="4"/>
+              <w:bottom w:val="single" w:color="E5E7EB" w:sz="4"/>
+              <w:right w:val="single" w:color="E5E7EB" w:sz="4"/>
+            </w:tcBorders>
+          </w:tcPr>
+          <w:p>
+            <w:pPr>
+              <w:spacing w:after="70" w:before="70"/>
+              <w:ind w:left="144"/>
+            </w:pPr>
+            <w:r>
+              <w:rPr>
+                <w:rFonts w:ascii="Calibri" w:cs="Calibri" w:eastAsia="Calibri" w:hAnsi="Calibri"/>
+                <w:color w:val="6B7280"/>
+                <w:sz w:val="18"/>
+                <w:szCs w:val="18"/>
+              </w:rPr>
+              <w:t xml:space="preserve">contact.tsx, all inner pages</w:t>
             </w:r>
           </w:p>
         </w:tc>
@@ -7184,7 +7813,7 @@
       <w:tr>
         <w:tc>
           <w:tcPr>
-            <w:tcW w:type="pct" w:w="32%"/>
+            <w:tcW w:type="pct" w:w="26%"/>
             <w:tcBorders>
               <w:top w:val="single" w:color="E5E7EB" w:sz="4"/>
               <w:left w:val="single" w:color="E5E7EB" w:sz="4"/>
@@ -7205,13 +7834,13 @@
                 <w:sz w:val="18"/>
                 <w:szCs w:val="18"/>
               </w:rPr>
-              <w:t xml:space="preserve">Grid gap (card grids)</w:t>
-            </w:r>
-          </w:p>
-        </w:tc>
-        <w:tc>
-          <w:tcPr>
-            <w:tcW w:type="pct" w:w="38%"/>
+              <w:t xml:space="preserve">Card internal padding</w:t>
+            </w:r>
+          </w:p>
+        </w:tc>
+        <w:tc>
+          <w:tcPr>
+            <w:tcW w:type="pct" w:w="24%"/>
             <w:tcBorders>
               <w:top w:val="single" w:color="E5E7EB" w:sz="4"/>
               <w:left w:val="single" w:color="E5E7EB" w:sz="4"/>
@@ -7232,13 +7861,13 @@
                 <w:sz w:val="18"/>
                 <w:szCs w:val="18"/>
               </w:rPr>
-              <w:t xml:space="preserve">gap-5 = 20px</w:t>
-            </w:r>
-          </w:p>
-        </w:tc>
-        <w:tc>
-          <w:tcPr>
-            <w:tcW w:type="pct" w:w="30%"/>
+              <w:t xml:space="preserve">p-6 to p-8</w:t>
+            </w:r>
+          </w:p>
+        </w:tc>
+        <w:tc>
+          <w:tcPr>
+            <w:tcW w:type="pct" w:w="14%"/>
             <w:tcBorders>
               <w:top w:val="single" w:color="E5E7EB" w:sz="4"/>
               <w:left w:val="single" w:color="E5E7EB" w:sz="4"/>
@@ -7259,7 +7888,34 @@
                 <w:sz w:val="18"/>
                 <w:szCs w:val="18"/>
               </w:rPr>
-              <w:t xml:space="preserve">All product/agent grids</w:t>
+              <w:t xml:space="preserve">24–32px</w:t>
+            </w:r>
+          </w:p>
+        </w:tc>
+        <w:tc>
+          <w:tcPr>
+            <w:tcW w:type="pct" w:w="36%"/>
+            <w:tcBorders>
+              <w:top w:val="single" w:color="E5E7EB" w:sz="4"/>
+              <w:left w:val="single" w:color="E5E7EB" w:sz="4"/>
+              <w:bottom w:val="single" w:color="E5E7EB" w:sz="4"/>
+              <w:right w:val="single" w:color="E5E7EB" w:sz="4"/>
+            </w:tcBorders>
+            <w:shd w:fill="FAFAFA" w:color="FAFAFA" w:val="solid"/>
+          </w:tcPr>
+          <w:p>
+            <w:pPr>
+              <w:spacing w:after="70" w:before="70"/>
+              <w:ind w:left="144"/>
+            </w:pPr>
+            <w:r>
+              <w:rPr>
+                <w:rFonts w:ascii="Calibri" w:cs="Calibri" w:eastAsia="Calibri" w:hAnsi="Calibri"/>
+                <w:color w:val="6B7280"/>
+                <w:sz w:val="18"/>
+                <w:szCs w:val="18"/>
+              </w:rPr>
+              <w:t xml:space="preserve">enterprise-card content areas</w:t>
             </w:r>
           </w:p>
         </w:tc>
@@ -7267,79 +7923,105 @@
       <w:tr>
         <w:tc>
           <w:tcPr>
-            <w:tcW w:type="pct" w:w="32%"/>
-            <w:tcBorders>
-              <w:top w:val="single" w:color="E5E7EB" w:sz="4"/>
-              <w:left w:val="single" w:color="E5E7EB" w:sz="4"/>
-              <w:bottom w:val="single" w:color="E5E7EB" w:sz="4"/>
-              <w:right w:val="single" w:color="E5E7EB" w:sz="4"/>
-            </w:tcBorders>
-          </w:tcPr>
-          <w:p>
-            <w:pPr>
-              <w:spacing w:after="70" w:before="70"/>
-              <w:ind w:left="144"/>
-            </w:pPr>
-            <w:r>
-              <w:rPr>
-                <w:rFonts w:ascii="Calibri" w:cs="Calibri" w:eastAsia="Calibri" w:hAnsi="Calibri"/>
-                <w:color w:val="6B7280"/>
-                <w:sz w:val="18"/>
-                <w:szCs w:val="18"/>
-              </w:rPr>
-              <w:t xml:space="preserve">Nav height / top offset</w:t>
-            </w:r>
-          </w:p>
-        </w:tc>
-        <w:tc>
-          <w:tcPr>
-            <w:tcW w:type="pct" w:w="38%"/>
-            <w:tcBorders>
-              <w:top w:val="single" w:color="E5E7EB" w:sz="4"/>
-              <w:left w:val="single" w:color="E5E7EB" w:sz="4"/>
-              <w:bottom w:val="single" w:color="E5E7EB" w:sz="4"/>
-              <w:right w:val="single" w:color="E5E7EB" w:sz="4"/>
-            </w:tcBorders>
-          </w:tcPr>
-          <w:p>
-            <w:pPr>
-              <w:spacing w:after="70" w:before="70"/>
-              <w:ind w:left="144"/>
-            </w:pPr>
-            <w:r>
-              <w:rPr>
-                <w:rFonts w:ascii="Calibri" w:cs="Calibri" w:eastAsia="Calibri" w:hAnsi="Calibri"/>
-                <w:color w:val="6B7280"/>
-                <w:sz w:val="18"/>
-                <w:szCs w:val="18"/>
-              </w:rPr>
-              <w:t xml:space="preserve">pt-24 = 96px</w:t>
-            </w:r>
-          </w:p>
-        </w:tc>
-        <w:tc>
-          <w:tcPr>
-            <w:tcW w:type="pct" w:w="30%"/>
-            <w:tcBorders>
-              <w:top w:val="single" w:color="E5E7EB" w:sz="4"/>
-              <w:left w:val="single" w:color="E5E7EB" w:sz="4"/>
-              <w:bottom w:val="single" w:color="E5E7EB" w:sz="4"/>
-              <w:right w:val="single" w:color="E5E7EB" w:sz="4"/>
-            </w:tcBorders>
-          </w:tcPr>
-          <w:p>
-            <w:pPr>
-              <w:spacing w:after="70" w:before="70"/>
-              <w:ind w:left="144"/>
-            </w:pPr>
-            <w:r>
-              <w:rPr>
-                <w:rFonts w:ascii="Calibri" w:cs="Calibri" w:eastAsia="Calibri" w:hAnsi="Calibri"/>
-                <w:color w:val="6B7280"/>
-                <w:sz w:val="18"/>
-                <w:szCs w:val="18"/>
-              </w:rPr>
-              <w:t xml:space="preserve">Page top padding to clear fixed nav</w:t>
+            <w:tcW w:type="pct" w:w="26%"/>
+            <w:tcBorders>
+              <w:top w:val="single" w:color="E5E7EB" w:sz="4"/>
+              <w:left w:val="single" w:color="E5E7EB" w:sz="4"/>
+              <w:bottom w:val="single" w:color="E5E7EB" w:sz="4"/>
+              <w:right w:val="single" w:color="E5E7EB" w:sz="4"/>
+            </w:tcBorders>
+          </w:tcPr>
+          <w:p>
+            <w:pPr>
+              <w:spacing w:after="70" w:before="70"/>
+              <w:ind w:left="144"/>
+            </w:pPr>
+            <w:r>
+              <w:rPr>
+                <w:rFonts w:ascii="Calibri" w:cs="Calibri" w:eastAsia="Calibri" w:hAnsi="Calibri"/>
+                <w:color w:val="6B7280"/>
+                <w:sz w:val="18"/>
+                <w:szCs w:val="18"/>
+              </w:rPr>
+              <w:t xml:space="preserve">Card grid gap</w:t>
+            </w:r>
+          </w:p>
+        </w:tc>
+        <w:tc>
+          <w:tcPr>
+            <w:tcW w:type="pct" w:w="24%"/>
+            <w:tcBorders>
+              <w:top w:val="single" w:color="E5E7EB" w:sz="4"/>
+              <w:left w:val="single" w:color="E5E7EB" w:sz="4"/>
+              <w:bottom w:val="single" w:color="E5E7EB" w:sz="4"/>
+              <w:right w:val="single" w:color="E5E7EB" w:sz="4"/>
+            </w:tcBorders>
+          </w:tcPr>
+          <w:p>
+            <w:pPr>
+              <w:spacing w:after="70" w:before="70"/>
+              <w:ind w:left="144"/>
+            </w:pPr>
+            <w:r>
+              <w:rPr>
+                <w:rFonts w:ascii="Calibri" w:cs="Calibri" w:eastAsia="Calibri" w:hAnsi="Calibri"/>
+                <w:color w:val="6B7280"/>
+                <w:sz w:val="18"/>
+                <w:szCs w:val="18"/>
+              </w:rPr>
+              <w:t xml:space="preserve">gap-5</w:t>
+            </w:r>
+          </w:p>
+        </w:tc>
+        <w:tc>
+          <w:tcPr>
+            <w:tcW w:type="pct" w:w="14%"/>
+            <w:tcBorders>
+              <w:top w:val="single" w:color="E5E7EB" w:sz="4"/>
+              <w:left w:val="single" w:color="E5E7EB" w:sz="4"/>
+              <w:bottom w:val="single" w:color="E5E7EB" w:sz="4"/>
+              <w:right w:val="single" w:color="E5E7EB" w:sz="4"/>
+            </w:tcBorders>
+          </w:tcPr>
+          <w:p>
+            <w:pPr>
+              <w:spacing w:after="70" w:before="70"/>
+              <w:ind w:left="144"/>
+            </w:pPr>
+            <w:r>
+              <w:rPr>
+                <w:rFonts w:ascii="Calibri" w:cs="Calibri" w:eastAsia="Calibri" w:hAnsi="Calibri"/>
+                <w:color w:val="6B7280"/>
+                <w:sz w:val="18"/>
+                <w:szCs w:val="18"/>
+              </w:rPr>
+              <w:t xml:space="preserve">20px (1.25rem)</w:t>
+            </w:r>
+          </w:p>
+        </w:tc>
+        <w:tc>
+          <w:tcPr>
+            <w:tcW w:type="pct" w:w="36%"/>
+            <w:tcBorders>
+              <w:top w:val="single" w:color="E5E7EB" w:sz="4"/>
+              <w:left w:val="single" w:color="E5E7EB" w:sz="4"/>
+              <w:bottom w:val="single" w:color="E5E7EB" w:sz="4"/>
+              <w:right w:val="single" w:color="E5E7EB" w:sz="4"/>
+            </w:tcBorders>
+          </w:tcPr>
+          <w:p>
+            <w:pPr>
+              <w:spacing w:after="70" w:before="70"/>
+              <w:ind w:left="144"/>
+            </w:pPr>
+            <w:r>
+              <w:rPr>
+                <w:rFonts w:ascii="Calibri" w:cs="Calibri" w:eastAsia="Calibri" w:hAnsi="Calibri"/>
+                <w:color w:val="6B7280"/>
+                <w:sz w:val="18"/>
+                <w:szCs w:val="18"/>
+              </w:rPr>
+              <w:t xml:space="preserve">All product / agent grid layouts</w:t>
             </w:r>
           </w:p>
         </w:tc>
@@ -7347,7 +8029,7 @@
       <w:tr>
         <w:tc>
           <w:tcPr>
-            <w:tcW w:type="pct" w:w="32%"/>
+            <w:tcW w:type="pct" w:w="26%"/>
             <w:tcBorders>
               <w:top w:val="single" w:color="E5E7EB" w:sz="4"/>
               <w:left w:val="single" w:color="E5E7EB" w:sz="4"/>
@@ -7368,13 +8050,13 @@
                 <w:sz w:val="18"/>
                 <w:szCs w:val="18"/>
               </w:rPr>
-              <w:t xml:space="preserve">Footer padding-top</w:t>
-            </w:r>
-          </w:p>
-        </w:tc>
-        <w:tc>
-          <w:tcPr>
-            <w:tcW w:type="pct" w:w="38%"/>
+              <w:t xml:space="preserve">Button height</w:t>
+            </w:r>
+          </w:p>
+        </w:tc>
+        <w:tc>
+          <w:tcPr>
+            <w:tcW w:type="pct" w:w="24%"/>
             <w:tcBorders>
               <w:top w:val="single" w:color="E5E7EB" w:sz="4"/>
               <w:left w:val="single" w:color="E5E7EB" w:sz="4"/>
@@ -7395,13 +8077,13 @@
                 <w:sz w:val="18"/>
                 <w:szCs w:val="18"/>
               </w:rPr>
-              <w:t xml:space="preserve">pt-16 = 64px</w:t>
-            </w:r>
-          </w:p>
-        </w:tc>
-        <w:tc>
-          <w:tcPr>
-            <w:tcW w:type="pct" w:w="30%"/>
+              <w:t xml:space="preserve">h-11</w:t>
+            </w:r>
+          </w:p>
+        </w:tc>
+        <w:tc>
+          <w:tcPr>
+            <w:tcW w:type="pct" w:w="14%"/>
             <w:tcBorders>
               <w:top w:val="single" w:color="E5E7EB" w:sz="4"/>
               <w:left w:val="single" w:color="E5E7EB" w:sz="4"/>
@@ -7422,7 +8104,250 @@
                 <w:sz w:val="18"/>
                 <w:szCs w:val="18"/>
               </w:rPr>
-              <w:t xml:space="preserve">Footer element in footer.tsx</w:t>
+              <w:t xml:space="preserve">44px (2.75rem)</w:t>
+            </w:r>
+          </w:p>
+        </w:tc>
+        <w:tc>
+          <w:tcPr>
+            <w:tcW w:type="pct" w:w="36%"/>
+            <w:tcBorders>
+              <w:top w:val="single" w:color="E5E7EB" w:sz="4"/>
+              <w:left w:val="single" w:color="E5E7EB" w:sz="4"/>
+              <w:bottom w:val="single" w:color="E5E7EB" w:sz="4"/>
+              <w:right w:val="single" w:color="E5E7EB" w:sz="4"/>
+            </w:tcBorders>
+            <w:shd w:fill="FAFAFA" w:color="FAFAFA" w:val="solid"/>
+          </w:tcPr>
+          <w:p>
+            <w:pPr>
+              <w:spacing w:after="70" w:before="70"/>
+              <w:ind w:left="144"/>
+            </w:pPr>
+            <w:r>
+              <w:rPr>
+                <w:rFonts w:ascii="Calibri" w:cs="Calibri" w:eastAsia="Calibri" w:hAnsi="Calibri"/>
+                <w:color w:val="6B7280"/>
+                <w:sz w:val="18"/>
+                <w:szCs w:val="18"/>
+              </w:rPr>
+              <w:t xml:space="preserve">Primary and secondary CTAs</w:t>
+            </w:r>
+          </w:p>
+        </w:tc>
+      </w:tr>
+      <w:tr>
+        <w:tc>
+          <w:tcPr>
+            <w:tcW w:type="pct" w:w="26%"/>
+            <w:tcBorders>
+              <w:top w:val="single" w:color="E5E7EB" w:sz="4"/>
+              <w:left w:val="single" w:color="E5E7EB" w:sz="4"/>
+              <w:bottom w:val="single" w:color="E5E7EB" w:sz="4"/>
+              <w:right w:val="single" w:color="E5E7EB" w:sz="4"/>
+            </w:tcBorders>
+          </w:tcPr>
+          <w:p>
+            <w:pPr>
+              <w:spacing w:after="70" w:before="70"/>
+              <w:ind w:left="144"/>
+            </w:pPr>
+            <w:r>
+              <w:rPr>
+                <w:rFonts w:ascii="Calibri" w:cs="Calibri" w:eastAsia="Calibri" w:hAnsi="Calibri"/>
+                <w:color w:val="6B7280"/>
+                <w:sz w:val="18"/>
+                <w:szCs w:val="18"/>
+              </w:rPr>
+              <w:t xml:space="preserve">Button h-padding</w:t>
+            </w:r>
+          </w:p>
+        </w:tc>
+        <w:tc>
+          <w:tcPr>
+            <w:tcW w:type="pct" w:w="24%"/>
+            <w:tcBorders>
+              <w:top w:val="single" w:color="E5E7EB" w:sz="4"/>
+              <w:left w:val="single" w:color="E5E7EB" w:sz="4"/>
+              <w:bottom w:val="single" w:color="E5E7EB" w:sz="4"/>
+              <w:right w:val="single" w:color="E5E7EB" w:sz="4"/>
+            </w:tcBorders>
+          </w:tcPr>
+          <w:p>
+            <w:pPr>
+              <w:spacing w:after="70" w:before="70"/>
+              <w:ind w:left="144"/>
+            </w:pPr>
+            <w:r>
+              <w:rPr>
+                <w:rFonts w:ascii="Calibri" w:cs="Calibri" w:eastAsia="Calibri" w:hAnsi="Calibri"/>
+                <w:color w:val="6B7280"/>
+                <w:sz w:val="18"/>
+                <w:szCs w:val="18"/>
+              </w:rPr>
+              <w:t xml:space="preserve">px-7</w:t>
+            </w:r>
+          </w:p>
+        </w:tc>
+        <w:tc>
+          <w:tcPr>
+            <w:tcW w:type="pct" w:w="14%"/>
+            <w:tcBorders>
+              <w:top w:val="single" w:color="E5E7EB" w:sz="4"/>
+              <w:left w:val="single" w:color="E5E7EB" w:sz="4"/>
+              <w:bottom w:val="single" w:color="E5E7EB" w:sz="4"/>
+              <w:right w:val="single" w:color="E5E7EB" w:sz="4"/>
+            </w:tcBorders>
+          </w:tcPr>
+          <w:p>
+            <w:pPr>
+              <w:spacing w:after="70" w:before="70"/>
+              <w:ind w:left="144"/>
+            </w:pPr>
+            <w:r>
+              <w:rPr>
+                <w:rFonts w:ascii="Calibri" w:cs="Calibri" w:eastAsia="Calibri" w:hAnsi="Calibri"/>
+                <w:color w:val="6B7280"/>
+                <w:sz w:val="18"/>
+                <w:szCs w:val="18"/>
+              </w:rPr>
+              <w:t xml:space="preserve">28px (1.75rem)</w:t>
+            </w:r>
+          </w:p>
+        </w:tc>
+        <w:tc>
+          <w:tcPr>
+            <w:tcW w:type="pct" w:w="36%"/>
+            <w:tcBorders>
+              <w:top w:val="single" w:color="E5E7EB" w:sz="4"/>
+              <w:left w:val="single" w:color="E5E7EB" w:sz="4"/>
+              <w:bottom w:val="single" w:color="E5E7EB" w:sz="4"/>
+              <w:right w:val="single" w:color="E5E7EB" w:sz="4"/>
+            </w:tcBorders>
+          </w:tcPr>
+          <w:p>
+            <w:pPr>
+              <w:spacing w:after="70" w:before="70"/>
+              <w:ind w:left="144"/>
+            </w:pPr>
+            <w:r>
+              <w:rPr>
+                <w:rFonts w:ascii="Calibri" w:cs="Calibri" w:eastAsia="Calibri" w:hAnsi="Calibri"/>
+                <w:color w:val="6B7280"/>
+                <w:sz w:val="18"/>
+                <w:szCs w:val="18"/>
+              </w:rPr>
+              <w:t xml:space="preserve">Primary CTA  (px-8 = 32px on lg CTAs)</w:t>
+            </w:r>
+          </w:p>
+        </w:tc>
+      </w:tr>
+      <w:tr>
+        <w:tc>
+          <w:tcPr>
+            <w:tcW w:type="pct" w:w="26%"/>
+            <w:tcBorders>
+              <w:top w:val="single" w:color="E5E7EB" w:sz="4"/>
+              <w:left w:val="single" w:color="E5E7EB" w:sz="4"/>
+              <w:bottom w:val="single" w:color="E5E7EB" w:sz="4"/>
+              <w:right w:val="single" w:color="E5E7EB" w:sz="4"/>
+            </w:tcBorders>
+            <w:shd w:fill="FAFAFA" w:color="FAFAFA" w:val="solid"/>
+          </w:tcPr>
+          <w:p>
+            <w:pPr>
+              <w:spacing w:after="70" w:before="70"/>
+              <w:ind w:left="144"/>
+            </w:pPr>
+            <w:r>
+              <w:rPr>
+                <w:rFonts w:ascii="Calibri" w:cs="Calibri" w:eastAsia="Calibri" w:hAnsi="Calibri"/>
+                <w:color w:val="6B7280"/>
+                <w:sz w:val="18"/>
+                <w:szCs w:val="18"/>
+              </w:rPr>
+              <w:t xml:space="preserve">Footer top padding</w:t>
+            </w:r>
+          </w:p>
+        </w:tc>
+        <w:tc>
+          <w:tcPr>
+            <w:tcW w:type="pct" w:w="24%"/>
+            <w:tcBorders>
+              <w:top w:val="single" w:color="E5E7EB" w:sz="4"/>
+              <w:left w:val="single" w:color="E5E7EB" w:sz="4"/>
+              <w:bottom w:val="single" w:color="E5E7EB" w:sz="4"/>
+              <w:right w:val="single" w:color="E5E7EB" w:sz="4"/>
+            </w:tcBorders>
+            <w:shd w:fill="FAFAFA" w:color="FAFAFA" w:val="solid"/>
+          </w:tcPr>
+          <w:p>
+            <w:pPr>
+              <w:spacing w:after="70" w:before="70"/>
+              <w:ind w:left="144"/>
+            </w:pPr>
+            <w:r>
+              <w:rPr>
+                <w:rFonts w:ascii="Calibri" w:cs="Calibri" w:eastAsia="Calibri" w:hAnsi="Calibri"/>
+                <w:color w:val="6B7280"/>
+                <w:sz w:val="18"/>
+                <w:szCs w:val="18"/>
+              </w:rPr>
+              <w:t xml:space="preserve">pt-16</w:t>
+            </w:r>
+          </w:p>
+        </w:tc>
+        <w:tc>
+          <w:tcPr>
+            <w:tcW w:type="pct" w:w="14%"/>
+            <w:tcBorders>
+              <w:top w:val="single" w:color="E5E7EB" w:sz="4"/>
+              <w:left w:val="single" w:color="E5E7EB" w:sz="4"/>
+              <w:bottom w:val="single" w:color="E5E7EB" w:sz="4"/>
+              <w:right w:val="single" w:color="E5E7EB" w:sz="4"/>
+            </w:tcBorders>
+            <w:shd w:fill="FAFAFA" w:color="FAFAFA" w:val="solid"/>
+          </w:tcPr>
+          <w:p>
+            <w:pPr>
+              <w:spacing w:after="70" w:before="70"/>
+              <w:ind w:left="144"/>
+            </w:pPr>
+            <w:r>
+              <w:rPr>
+                <w:rFonts w:ascii="Calibri" w:cs="Calibri" w:eastAsia="Calibri" w:hAnsi="Calibri"/>
+                <w:color w:val="6B7280"/>
+                <w:sz w:val="18"/>
+                <w:szCs w:val="18"/>
+              </w:rPr>
+              <w:t xml:space="preserve">64px (4rem)</w:t>
+            </w:r>
+          </w:p>
+        </w:tc>
+        <w:tc>
+          <w:tcPr>
+            <w:tcW w:type="pct" w:w="36%"/>
+            <w:tcBorders>
+              <w:top w:val="single" w:color="E5E7EB" w:sz="4"/>
+              <w:left w:val="single" w:color="E5E7EB" w:sz="4"/>
+              <w:bottom w:val="single" w:color="E5E7EB" w:sz="4"/>
+              <w:right w:val="single" w:color="E5E7EB" w:sz="4"/>
+            </w:tcBorders>
+            <w:shd w:fill="FAFAFA" w:color="FAFAFA" w:val="solid"/>
+          </w:tcPr>
+          <w:p>
+            <w:pPr>
+              <w:spacing w:after="70" w:before="70"/>
+              <w:ind w:left="144"/>
+            </w:pPr>
+            <w:r>
+              <w:rPr>
+                <w:rFonts w:ascii="Calibri" w:cs="Calibri" w:eastAsia="Calibri" w:hAnsi="Calibri"/>
+                <w:color w:val="6B7280"/>
+                <w:sz w:val="18"/>
+                <w:szCs w:val="18"/>
+              </w:rPr>
+              <w:t xml:space="preserve">footer.tsx footer element</w:t>
             </w:r>
           </w:p>
         </w:tc>
@@ -7445,7 +8370,7 @@
           <w:rFonts w:ascii="Calibri" w:cs="Calibri" w:eastAsia="Calibri" w:hAnsi="Calibri"/>
           <w:b/>
           <w:bCs/>
-          <w:color w:val="7735ED"/>
+          <w:color w:val="7C3AED"/>
           <w:spacing w:val="150"/>
           <w:sz w:val="16"/>
           <w:szCs w:val="16"/>
@@ -7472,7 +8397,7 @@
     </w:p>
     <w:p>
       <w:pPr>
-        <w:spacing w:after="100" w:before="320"/>
+        <w:spacing w:after="100" w:before="300"/>
       </w:pPr>
       <w:r>
         <w:rPr>
@@ -7543,7 +8468,7 @@
           <w:sz w:val="20"/>
           <w:szCs w:val="20"/>
         </w:rPr>
-        <w:t xml:space="preserve">• No emojis — in any body copy, headlines, or CTA labels</w:t>
+        <w:t xml:space="preserve">• No emojis — in body copy, headlines, or CTA labels</w:t>
       </w:r>
     </w:p>
     <w:p>
@@ -7558,7 +8483,7 @@
           <w:sz w:val="20"/>
           <w:szCs w:val="20"/>
         </w:rPr>
-        <w:t xml:space="preserve">• Numbers create credibility — 'in days', '98% match', '5-day sprint'</w:t>
+        <w:t xml:space="preserve">• Numbers create credibility — 'in days', '5-day sprint', '98% match'</w:t>
       </w:r>
     </w:p>
     <w:p>
@@ -7578,7 +8503,7 @@
     </w:p>
     <w:p>
       <w:pPr>
-        <w:spacing w:after="100" w:before="320"/>
+        <w:spacing w:after="100" w:before="300"/>
       </w:pPr>
       <w:r>
         <w:rPr>
@@ -7642,7 +8567,7 @@
                 <w:sz w:val="18"/>
                 <w:szCs w:val="18"/>
               </w:rPr>
-              <w:t xml:space="preserve">Do</w:t>
+              <w:t xml:space="preserve">Do ✓</w:t>
             </w:r>
           </w:p>
         </w:tc>
@@ -7671,7 +8596,7 @@
                 <w:sz w:val="18"/>
                 <w:szCs w:val="18"/>
               </w:rPr>
-              <w:t xml:space="preserve">Don't</w:t>
+              <w:t xml:space="preserve">Don't ✗</w:t>
             </w:r>
           </w:p>
         </w:tc>
@@ -7958,7 +8883,7 @@
     </w:p>
     <w:p>
       <w:pPr>
-        <w:spacing w:after="100" w:before="320"/>
+        <w:spacing w:after="100" w:before="300"/>
       </w:pPr>
       <w:r>
         <w:rPr>
@@ -7969,7 +8894,98 @@
           <w:sz w:val="26"/>
           <w:szCs w:val="26"/>
         </w:rPr>
-        <w:t xml:space="preserve">CTA Labels</w:t>
+        <w:t xml:space="preserve">CTA Labels — Live Examples from Site</w:t>
+      </w:r>
+    </w:p>
+    <w:p>
+      <w:pPr>
+        <w:spacing w:after="40" w:before="40"/>
+        <w:ind w:left="360"/>
+      </w:pPr>
+      <w:r>
+        <w:rPr>
+          <w:rFonts w:ascii="Calibri" w:cs="Calibri" w:eastAsia="Calibri" w:hAnsi="Calibri"/>
+          <w:color w:val="6B7280"/>
+          <w:sz w:val="20"/>
+          <w:szCs w:val="20"/>
+        </w:rPr>
+        <w:t xml:space="preserve">• Book a Discovery Call</w:t>
+      </w:r>
+    </w:p>
+    <w:p>
+      <w:pPr>
+        <w:spacing w:after="40" w:before="40"/>
+        <w:ind w:left="360"/>
+      </w:pPr>
+      <w:r>
+        <w:rPr>
+          <w:rFonts w:ascii="Calibri" w:cs="Calibri" w:eastAsia="Calibri" w:hAnsi="Calibri"/>
+          <w:color w:val="6B7280"/>
+          <w:sz w:val="20"/>
+          <w:szCs w:val="20"/>
+        </w:rPr>
+        <w:t xml:space="preserve">• Explore Solutions</w:t>
+      </w:r>
+    </w:p>
+    <w:p>
+      <w:pPr>
+        <w:spacing w:after="40" w:before="40"/>
+        <w:ind w:left="360"/>
+      </w:pPr>
+      <w:r>
+        <w:rPr>
+          <w:rFonts w:ascii="Calibri" w:cs="Calibri" w:eastAsia="Calibri" w:hAnsi="Calibri"/>
+          <w:color w:val="6B7280"/>
+          <w:sz w:val="20"/>
+          <w:szCs w:val="20"/>
+        </w:rPr>
+        <w:t xml:space="preserve">• View Architecture</w:t>
+      </w:r>
+    </w:p>
+    <w:p>
+      <w:pPr>
+        <w:spacing w:after="40" w:before="40"/>
+        <w:ind w:left="360"/>
+      </w:pPr>
+      <w:r>
+        <w:rPr>
+          <w:rFonts w:ascii="Calibri" w:cs="Calibri" w:eastAsia="Calibri" w:hAnsi="Calibri"/>
+          <w:color w:val="6B7280"/>
+          <w:sz w:val="20"/>
+          <w:szCs w:val="20"/>
+        </w:rPr>
+        <w:t xml:space="preserve">• Talk to Us</w:t>
+      </w:r>
+    </w:p>
+    <w:p>
+      <w:pPr>
+        <w:spacing w:after="40" w:before="40"/>
+        <w:ind w:left="360"/>
+      </w:pPr>
+      <w:r>
+        <w:rPr>
+          <w:rFonts w:ascii="Calibri" w:cs="Calibri" w:eastAsia="Calibri" w:hAnsi="Calibri"/>
+          <w:color w:val="6B7280"/>
+          <w:sz w:val="20"/>
+          <w:szCs w:val="20"/>
+        </w:rPr>
+        <w:t xml:space="preserve">• Request a Demo</w:t>
+      </w:r>
+    </w:p>
+    <w:p>
+      <w:pPr>
+        <w:spacing w:after="100" w:before="300"/>
+      </w:pPr>
+      <w:r>
+        <w:rPr>
+          <w:rFonts w:ascii="Calibri" w:cs="Calibri" w:eastAsia="Calibri" w:hAnsi="Calibri"/>
+          <w:b/>
+          <w:bCs/>
+          <w:color w:val="111827"/>
+          <w:sz w:val="26"/>
+          <w:szCs w:val="26"/>
+        </w:rPr>
+        <w:t xml:space="preserve">Eyebrow Labels</w:t>
       </w:r>
     </w:p>
     <w:p>
@@ -7985,7 +9001,7 @@
           <w:sz w:val="20"/>
           <w:szCs w:val="20"/>
         </w:rPr>
-        <w:t xml:space="preserve">Specific and action-oriented. From the live site:</w:t>
+        <w:t xml:space="preserve">Always UPPERCASE. tracking-[0.2em] to tracking-widest. Used above headings to set category context. In purple hsl(262 83% 55%) on light backgrounds only. Examples from live site:</w:t>
       </w:r>
     </w:p>
     <w:p>
@@ -8000,7 +9016,7 @@
           <w:sz w:val="20"/>
           <w:szCs w:val="20"/>
         </w:rPr>
-        <w:t xml:space="preserve">• Book a Discovery Call</w:t>
+        <w:t xml:space="preserve">• ENTERPRISE AI CONSULTING</w:t>
       </w:r>
     </w:p>
     <w:p>
@@ -8015,7 +9031,7 @@
           <w:sz w:val="20"/>
           <w:szCs w:val="20"/>
         </w:rPr>
-        <w:t xml:space="preserve">• Explore Solutions</w:t>
+        <w:t xml:space="preserve">• OUR APPROACH</w:t>
       </w:r>
     </w:p>
     <w:p>
@@ -8030,7 +9046,7 @@
           <w:sz w:val="20"/>
           <w:szCs w:val="20"/>
         </w:rPr>
-        <w:t xml:space="preserve">• View Architecture</w:t>
+        <w:t xml:space="preserve">• AGENT-AS-A-SERVICE</w:t>
       </w:r>
     </w:p>
     <w:p>
@@ -8045,22 +9061,7 @@
           <w:sz w:val="20"/>
           <w:szCs w:val="20"/>
         </w:rPr>
-        <w:t xml:space="preserve">• Talk to Us</w:t>
-      </w:r>
-    </w:p>
-    <w:p>
-      <w:pPr>
-        <w:spacing w:after="40" w:before="40"/>
-        <w:ind w:left="360"/>
-      </w:pPr>
-      <w:r>
-        <w:rPr>
-          <w:rFonts w:ascii="Calibri" w:cs="Calibri" w:eastAsia="Calibri" w:hAnsi="Calibri"/>
-          <w:color w:val="6B7280"/>
-          <w:sz w:val="20"/>
-          <w:szCs w:val="20"/>
-        </w:rPr>
-        <w:t xml:space="preserve">• Request a Demo</w:t>
+        <w:t xml:space="preserve">• HOW IT WORKS</w:t>
       </w:r>
     </w:p>
     <w:p>
@@ -8080,7 +9081,7 @@
           <w:rFonts w:ascii="Calibri" w:cs="Calibri" w:eastAsia="Calibri" w:hAnsi="Calibri"/>
           <w:b/>
           <w:bCs/>
-          <w:color w:val="7735ED"/>
+          <w:color w:val="7C3AED"/>
           <w:spacing w:val="150"/>
           <w:sz w:val="16"/>
           <w:szCs w:val="16"/>
@@ -8107,7 +9108,7 @@
     </w:p>
     <w:p>
       <w:pPr>
-        <w:spacing w:after="100" w:before="320"/>
+        <w:spacing w:after="100" w:before="300"/>
       </w:pPr>
       <w:r>
         <w:rPr>
@@ -8118,7 +9119,7 @@
           <w:sz w:val="26"/>
           <w:szCs w:val="26"/>
         </w:rPr>
-        <w:t xml:space="preserve">Light (Primary — Used Across All Main Pages)</w:t>
+        <w:t xml:space="preserve">Light (Primary — All Main Pages)</w:t>
       </w:r>
     </w:p>
     <w:p>
@@ -8133,7 +9134,7 @@
           <w:sz w:val="20"/>
           <w:szCs w:val="20"/>
         </w:rPr>
-        <w:t xml:space="preserve">• Page background: #FFFFFF</w:t>
+        <w:t xml:space="preserve">• Page background: --background = hsl(0 0% 100%) = #FFFFFF</w:t>
       </w:r>
     </w:p>
     <w:p>
@@ -8148,7 +9149,7 @@
           <w:sz w:val="20"/>
           <w:szCs w:val="20"/>
         </w:rPr>
-        <w:t xml:space="preserve">• Section alt background: hsl(220 14% 97%) — .section-alt</w:t>
+        <w:t xml:space="preserve">• Section alt background: .section-alt = hsl(220 14% 97%)</w:t>
       </w:r>
     </w:p>
     <w:p>
@@ -8163,7 +9164,7 @@
           <w:sz w:val="20"/>
           <w:szCs w:val="20"/>
         </w:rPr>
-        <w:t xml:space="preserve">• Headline text: #111827 (hsl 222 47% 9%)</w:t>
+        <w:t xml:space="preserve">• Headline text: #111827 (footer.tsx: const BLACK = "#111827")</w:t>
       </w:r>
     </w:p>
     <w:p>
@@ -8178,7 +9179,7 @@
           <w:sz w:val="20"/>
           <w:szCs w:val="20"/>
         </w:rPr>
-        <w:t xml:space="preserve">• Body text: #6B7280 (Tailwind gray-500)</w:t>
+        <w:t xml:space="preserve">• Body text: gray-500 = #6B7280</w:t>
       </w:r>
     </w:p>
     <w:p>
@@ -8208,12 +9209,12 @@
           <w:sz w:val="20"/>
           <w:szCs w:val="20"/>
         </w:rPr>
-        <w:t xml:space="preserve">• Primary CTA button: #D4196A fill, #FFFFFF text</w:t>
+        <w:t xml:space="preserve">• Primary CTA: bg #D4196A, text #FFFFFF</w:t>
       </w:r>
     </w:p>
     <w:p>
       <w:pPr>
-        <w:spacing w:after="100" w:before="320"/>
+        <w:spacing w:after="100" w:before="300"/>
       </w:pPr>
       <w:r>
         <w:rPr>
@@ -8224,7 +9225,7 @@
           <w:sz w:val="26"/>
           <w:szCs w:val="26"/>
         </w:rPr>
-        <w:t xml:space="preserve">Dark (Product Demo — Verion Engage Page Only)</w:t>
+        <w:t xml:space="preserve">Dark (Product Demo — Verion Engage page only)</w:t>
       </w:r>
     </w:p>
     <w:p>
@@ -8239,7 +9240,7 @@
           <w:sz w:val="20"/>
           <w:szCs w:val="20"/>
         </w:rPr>
-        <w:t xml:space="preserve">• Page background: #0A0A0A</w:t>
+        <w:t xml:space="preserve">• Page background: #0A0A0A (hardcoded in page)</w:t>
       </w:r>
     </w:p>
     <w:p>
@@ -8254,7 +9255,7 @@
           <w:sz w:val="20"/>
           <w:szCs w:val="20"/>
         </w:rPr>
-        <w:t xml:space="preserve">• All body text: #FFFFFF and white-opacity variants (e.g. white/60, white/40)</w:t>
+        <w:t xml:space="preserve">• All body text: #FFFFFF and white-opacity variants (white/60, white/40, white/30)</w:t>
       </w:r>
     </w:p>
     <w:p>
@@ -8269,7 +9270,7 @@
           <w:sz w:val="20"/>
           <w:szCs w:val="20"/>
         </w:rPr>
-        <w:t xml:space="preserve">• Logo: 'Verion' stays #D4196A · Bar 1 switches to #FFFFFF · Bar 2 stays #D4196A · 'ai' switches to #FFFFFF</w:t>
+        <w:t xml:space="preserve">• Logo: 'Verion' stays #D4196A · Bar 1 switches #111827 → #FFFFFF · Bar 2 stays #D4196A · 'ai' switches #111827 → #FFFFFF</w:t>
       </w:r>
     </w:p>
     <w:p>
@@ -8304,7 +9305,7 @@
           <w:rFonts w:ascii="Calibri" w:cs="Calibri" w:eastAsia="Calibri" w:hAnsi="Calibri"/>
           <w:b/>
           <w:bCs/>
-          <w:color w:val="7735ED"/>
+          <w:color w:val="7C3AED"/>
           <w:spacing w:val="150"/>
           <w:sz w:val="16"/>
           <w:szCs w:val="16"/>
@@ -8478,7 +9479,7 @@
                 <w:sz w:val="18"/>
                 <w:szCs w:val="18"/>
               </w:rPr>
-              <w:t xml:space="preserve">White slide bg · #111827 body text · one pink (#D4196A) accent per slide · Inter font · purple for section labels only</w:t>
+              <w:t xml:space="preserve">White slide bg · #111827 body text · one #D4196A accent per slide · Inter font · hsl(262 83% 55%) for section labels only</w:t>
             </w:r>
           </w:p>
         </w:tc>
@@ -8534,7 +9535,7 @@
                 <w:sz w:val="18"/>
                 <w:szCs w:val="18"/>
               </w:rPr>
-              <w:t xml:space="preserve">White body · pink CTA button (#D4196A) · Inter 14–16px body · #6B7280 text · direct subject line</w:t>
+              <w:t xml:space="preserve">White body · #D4196A CTA button · Inter 14px body · #6B7280 text · direct subject line (verb-first)</w:t>
             </w:r>
           </w:p>
         </w:tc>
@@ -8588,7 +9589,7 @@
                 <w:sz w:val="18"/>
                 <w:szCs w:val="18"/>
               </w:rPr>
-              <w:t xml:space="preserve">Pink (#D4196A) or #0A0A0A bg · white wordmark on dark · pink wordmark on white · no emojis</w:t>
+              <w:t xml:space="preserve">#D4196A or #0A0A0A bg · white wordmark on dark · pink wordmark on white · no emojis</w:t>
             </w:r>
           </w:p>
         </w:tc>
@@ -8644,7 +9645,7 @@
                 <w:sz w:val="18"/>
                 <w:szCs w:val="18"/>
               </w:rPr>
-              <w:t xml:space="preserve">Pink primary · purple status chips · 6px button radius · 8px card (enterprise-card) · Inter</w:t>
+              <w:t xml:space="preserve">Pink (#D4196A) primary · purple status chips · rounded-md (6px) buttons · rounded-lg (8px) cards · Inter all weights</w:t>
             </w:r>
           </w:p>
         </w:tc>
@@ -8698,7 +9699,7 @@
                 <w:sz w:val="18"/>
                 <w:szCs w:val="18"/>
               </w:rPr>
-              <w:t xml:space="preserve">#111827 body · #D4196A accent · Inter (or Helvetica Neue fallback) · white background</w:t>
+              <w:t xml:space="preserve">#111827 body · #D4196A accent · Inter (or Helvetica Neue fallback) · white or #FAFAFA background</w:t>
             </w:r>
           </w:p>
         </w:tc>

--- a/brand-identity/VerionAI-Brand-Identity.docx
+++ b/brand-identity/VerionAI-Brand-Identity.docx
@@ -90,7 +90,7 @@
           <w:rFonts w:ascii="Calibri" w:cs="Calibri" w:eastAsia="Calibri" w:hAnsi="Calibri"/>
           <w:b/>
           <w:bCs/>
-          <w:color w:val="7C3AED"/>
+          <w:color w:val="732DEB"/>
           <w:spacing w:val="150"/>
           <w:sz w:val="16"/>
           <w:szCs w:val="16"/>
@@ -169,7 +169,7 @@
           <w:rFonts w:ascii="Calibri" w:cs="Calibri" w:eastAsia="Calibri" w:hAnsi="Calibri"/>
           <w:b/>
           <w:bCs/>
-          <w:color w:val="7C3AED"/>
+          <w:color w:val="732DEB"/>
           <w:spacing w:val="150"/>
           <w:sz w:val="16"/>
           <w:szCs w:val="16"/>
@@ -963,7 +963,7 @@
           <w:rFonts w:ascii="Calibri" w:cs="Calibri" w:eastAsia="Calibri" w:hAnsi="Calibri"/>
           <w:b/>
           <w:bCs/>
-          <w:color w:val="7C3AED"/>
+          <w:color w:val="732DEB"/>
           <w:spacing w:val="150"/>
           <w:sz w:val="16"/>
           <w:szCs w:val="16"/>
@@ -1002,6 +1002,22 @@
           <w:szCs w:val="20"/>
         </w:rPr>
         <w:t xml:space="preserve">All values extracted and verified from index.css custom properties and page-level JS constants.</w:t>
+      </w:r>
+    </w:p>
+    <w:p>
+      <w:pPr>
+        <w:spacing w:after="60" w:before="60"/>
+      </w:pPr>
+      <w:r>
+        <w:rPr>
+          <w:rFonts w:ascii="Calibri" w:cs="Calibri" w:eastAsia="Calibri" w:hAnsi="Calibri"/>
+          <w:b w:val="false"/>
+          <w:bCs w:val="false"/>
+          <w:color w:val="92400E"/>
+          <w:sz w:val="20"/>
+          <w:szCs w:val="20"/>
+        </w:rPr>
+        <w:t xml:space="preserve">NOTE — Two pink values exist in the codebase. The authoritative brand pink is the JS inline constant #D4196A (used in all custom-built branded elements: logo, CTAs, emphasis). A separate CSS variable --primary: hsl(328 82% 52%) = #E9208B exists for the Shadcn UI component system only — it is NOT the visual brand pink and should not be used in new branded assets.</w:t>
       </w:r>
     </w:p>
     <w:p>
@@ -1212,7 +1228,7 @@
                 <w:sz w:val="17"/>
                 <w:szCs w:val="17"/>
               </w:rPr>
-              <w:t xml:space="preserve">#D4196A  (--primary: hsl 328 82% 52%)</w:t>
+              <w:t xml:space="preserve">JS const: #D4196A  (authoritative brand pink — see note below)</w:t>
             </w:r>
           </w:p>
         </w:tc>
@@ -1253,7 +1269,7 @@
               <w:bottom w:val="single" w:color="E5E7EB" w:sz="4"/>
               <w:right w:val="single" w:color="E5E7EB" w:sz="4"/>
             </w:tcBorders>
-            <w:shd w:fill="7C3AED" w:color="7C3AED" w:val="solid"/>
+            <w:shd w:fill="732DEB" w:color="732DEB" w:val="solid"/>
           </w:tcPr>
           <w:p/>
         </w:tc>
@@ -1307,7 +1323,7 @@
                 <w:sz w:val="17"/>
                 <w:szCs w:val="17"/>
               </w:rPr>
-              <w:t xml:space="preserve">hsl(262 83% 55%)  (--accent: 262 83% 58%)</w:t>
+              <w:t xml:space="preserve">JS const: hsl(262 83% 55%) = #732DEB (exact)</w:t>
             </w:r>
           </w:p>
         </w:tc>
@@ -1823,7 +1839,7 @@
               <w:bottom w:val="single" w:color="E5E7EB" w:sz="4"/>
               <w:right w:val="single" w:color="E5E7EB" w:sz="4"/>
             </w:tcBorders>
-            <w:shd w:fill="F5F6F8" w:color="F5F6F8" w:val="solid"/>
+            <w:shd w:fill="F6F7F8" w:color="F6F7F8" w:val="solid"/>
           </w:tcPr>
           <w:p/>
         </w:tc>
@@ -1877,7 +1893,7 @@
                 <w:sz w:val="17"/>
                 <w:szCs w:val="17"/>
               </w:rPr>
-              <w:t xml:space="preserve">.section-alt: hsl(220 14% 97%)</w:t>
+              <w:t xml:space="preserve">.section-alt: hsl(220 14% 97%) = #F6F7F8 (exact)</w:t>
             </w:r>
           </w:p>
         </w:tc>
@@ -2212,7 +2228,7 @@
           <w:rFonts w:ascii="Calibri" w:cs="Calibri" w:eastAsia="Calibri" w:hAnsi="Calibri"/>
           <w:b/>
           <w:bCs/>
-          <w:color w:val="7C3AED"/>
+          <w:color w:val="732DEB"/>
           <w:spacing w:val="150"/>
           <w:sz w:val="16"/>
           <w:szCs w:val="16"/>
@@ -4649,7 +4665,7 @@
           <w:rFonts w:ascii="Calibri" w:cs="Calibri" w:eastAsia="Calibri" w:hAnsi="Calibri"/>
           <w:b/>
           <w:bCs/>
-          <w:color w:val="7C3AED"/>
+          <w:color w:val="732DEB"/>
           <w:spacing w:val="150"/>
           <w:sz w:val="16"/>
           <w:szCs w:val="16"/>
@@ -5299,7 +5315,7 @@
           <w:rFonts w:ascii="Calibri" w:cs="Calibri" w:eastAsia="Calibri" w:hAnsi="Calibri"/>
           <w:b/>
           <w:bCs/>
-          <w:color w:val="7C3AED"/>
+          <w:color w:val="732DEB"/>
           <w:spacing w:val="150"/>
           <w:sz w:val="16"/>
           <w:szCs w:val="16"/>
@@ -6040,7 +6056,7 @@
           <w:rFonts w:ascii="Calibri" w:cs="Calibri" w:eastAsia="Calibri" w:hAnsi="Calibri"/>
           <w:b/>
           <w:bCs/>
-          <w:color w:val="7C3AED"/>
+          <w:color w:val="732DEB"/>
           <w:spacing w:val="150"/>
           <w:sz w:val="16"/>
           <w:szCs w:val="16"/>
@@ -7087,7 +7103,7 @@
           <w:rFonts w:ascii="Calibri" w:cs="Calibri" w:eastAsia="Calibri" w:hAnsi="Calibri"/>
           <w:b/>
           <w:bCs/>
-          <w:color w:val="7C3AED"/>
+          <w:color w:val="732DEB"/>
           <w:spacing w:val="150"/>
           <w:sz w:val="16"/>
           <w:szCs w:val="16"/>
@@ -8370,7 +8386,7 @@
           <w:rFonts w:ascii="Calibri" w:cs="Calibri" w:eastAsia="Calibri" w:hAnsi="Calibri"/>
           <w:b/>
           <w:bCs/>
-          <w:color w:val="7C3AED"/>
+          <w:color w:val="732DEB"/>
           <w:spacing w:val="150"/>
           <w:sz w:val="16"/>
           <w:szCs w:val="16"/>
@@ -9081,7 +9097,7 @@
           <w:rFonts w:ascii="Calibri" w:cs="Calibri" w:eastAsia="Calibri" w:hAnsi="Calibri"/>
           <w:b/>
           <w:bCs/>
-          <w:color w:val="7C3AED"/>
+          <w:color w:val="732DEB"/>
           <w:spacing w:val="150"/>
           <w:sz w:val="16"/>
           <w:szCs w:val="16"/>
@@ -9305,7 +9321,7 @@
           <w:rFonts w:ascii="Calibri" w:cs="Calibri" w:eastAsia="Calibri" w:hAnsi="Calibri"/>
           <w:b/>
           <w:bCs/>
-          <w:color w:val="7C3AED"/>
+          <w:color w:val="732DEB"/>
           <w:spacing w:val="150"/>
           <w:sz w:val="16"/>
           <w:szCs w:val="16"/>
